--- a/downloads/workbook/ai-6-week-09.docx
+++ b/downloads/workbook/ai-6-week-09.docx
@@ -961,6 +961,178 @@
         <w:t>Project connection: For the Grounded Learning Service, retain an annotated trace and the changed-case result. Name the contract or evidence that makes the deciding step valid, so another team can review it.</w:t>
       </w:r>
     </w:p>
+    <w:p>
+      <w:pPr>
+        <w:pStyle w:val="Heading1"/>
+      </w:pPr>
+      <w:r>
+        <w:t>13. Project portfolio milestone</w:t>
+      </w:r>
+    </w:p>
+    <w:p>
+      <w:r>
+        <w:t>Project: Grounded Learning Service</w:t>
+      </w:r>
+    </w:p>
+    <w:p>
+      <w:r>
+        <w:t>Current milestone: Make a transparent first version. Keep a trace of how one input becomes an output; explain the rule or learned component.</w:t>
+      </w:r>
+    </w:p>
+    <w:p>
+      <w:r>
+        <w:t>For the Grounded Learning Service, retain an annotated trace and the changed-case result. Name the contract or evidence that makes the deciding step valid, so another team can review it.</w:t>
+      </w:r>
+    </w:p>
+    <w:tbl>
+      <w:tblPr>
+        <w:tblStyle w:val="LightShading-Accent1"/>
+        <w:tblW w:type="auto" w:w="0"/>
+        <w:tblLook w:firstColumn="1" w:firstRow="1" w:lastColumn="0" w:lastRow="0" w:noHBand="0" w:noVBand="1" w:val="04A0"/>
+      </w:tblPr>
+      <w:tblGrid>
+        <w:gridCol w:w="5112"/>
+        <w:gridCol w:w="5112"/>
+      </w:tblGrid>
+      <w:tr>
+        <w:trPr>
+          <w:tblHeader/>
+        </w:trPr>
+        <w:tc>
+          <w:tcPr>
+            <w:tcW w:type="dxa" w:w="5112"/>
+          </w:tcPr>
+          <w:p>
+            <w:r>
+              <w:t>Evidence to keep</w:t>
+            </w:r>
+          </w:p>
+        </w:tc>
+        <w:tc>
+          <w:tcPr>
+            <w:tcW w:type="dxa" w:w="5112"/>
+          </w:tcPr>
+          <w:p>
+            <w:r>
+              <w:t>My record</w:t>
+            </w:r>
+          </w:p>
+        </w:tc>
+      </w:tr>
+      <w:tr>
+        <w:tc>
+          <w:tcPr>
+            <w:tcW w:type="dxa" w:w="5112"/>
+          </w:tcPr>
+          <w:p>
+            <w:r>
+              <w:t>This week’s input and deciding step</w:t>
+            </w:r>
+          </w:p>
+        </w:tc>
+        <w:tc>
+          <w:tcPr>
+            <w:tcW w:type="dxa" w:w="5112"/>
+          </w:tcPr>
+          <w:p>
+            <w:r/>
+          </w:p>
+        </w:tc>
+      </w:tr>
+      <w:tr>
+        <w:tc>
+          <w:tcPr>
+            <w:tcW w:type="dxa" w:w="5112"/>
+          </w:tcPr>
+          <w:p>
+            <w:r>
+              <w:t>Prediction and actual result (or labelled paper trace)</w:t>
+            </w:r>
+          </w:p>
+        </w:tc>
+        <w:tc>
+          <w:tcPr>
+            <w:tcW w:type="dxa" w:w="5112"/>
+          </w:tcPr>
+          <w:p>
+            <w:r/>
+          </w:p>
+        </w:tc>
+      </w:tr>
+      <w:tr>
+        <w:tc>
+          <w:tcPr>
+            <w:tcW w:type="dxa" w:w="5112"/>
+          </w:tcPr>
+          <w:p>
+            <w:r>
+              <w:t>One change since the previous checkpoint and why</w:t>
+            </w:r>
+          </w:p>
+        </w:tc>
+        <w:tc>
+          <w:tcPr>
+            <w:tcW w:type="dxa" w:w="5112"/>
+          </w:tcPr>
+          <w:p>
+            <w:r/>
+          </w:p>
+        </w:tc>
+      </w:tr>
+      <w:tr>
+        <w:tc>
+          <w:tcPr>
+            <w:tcW w:type="dxa" w:w="5112"/>
+          </w:tcPr>
+          <w:p>
+            <w:r>
+              <w:t>One error or limit and the next test</w:t>
+            </w:r>
+          </w:p>
+        </w:tc>
+        <w:tc>
+          <w:tcPr>
+            <w:tcW w:type="dxa" w:w="5112"/>
+          </w:tcPr>
+          <w:p>
+            <w:r/>
+          </w:p>
+        </w:tc>
+      </w:tr>
+    </w:tbl>
+    <w:p>
+      <w:pPr>
+        <w:pStyle w:val="Heading3"/>
+      </w:pPr>
+      <w:r>
+        <w:t>Explain what this week adds to your project. Reuse last week’s record rather than starting again.</w:t>
+      </w:r>
+    </w:p>
+    <w:p>
+      <w:r>
+        <w:t>________________________________________________________________</w:t>
+      </w:r>
+    </w:p>
+    <w:p>
+      <w:r>
+        <w:t>________________________________________________________________</w:t>
+      </w:r>
+    </w:p>
+    <w:p>
+      <w:r>
+        <w:t>________________________________________________________________</w:t>
+      </w:r>
+    </w:p>
+    <w:p>
+      <w:r>
+        <w:t>________________________________________________________________</w:t>
+      </w:r>
+    </w:p>
+    <w:p>
+      <w:r>
+        <w:t>________________________________________________________________</w:t>
+      </w:r>
+    </w:p>
     <w:sectPr>
       <w:pgSz w:w="12240" w:h="15840"/>
       <w:pgMar w:top="936" w:right="1008" w:bottom="936" w:left="1008" w:header="720" w:footer="720" w:gutter="0"/>

--- a/downloads/workbook/ai-6-week-09.docx
+++ b/downloads/workbook/ai-6-week-09.docx
@@ -1133,6 +1133,235 @@
         <w:t>________________________________________________________________</w:t>
       </w:r>
     </w:p>
+    <w:p>
+      <w:pPr>
+        <w:pStyle w:val="Heading1"/>
+      </w:pPr>
+      <w:r>
+        <w:t>14. Supported practice and learning evidence</w:t>
+      </w:r>
+    </w:p>
+    <w:p>
+      <w:r>
+        <w:t>Use this supported practice once, in the browser or on paper. Keep the reserved independent assessment for a separate first attempt before teacher feedback.</w:t>
+      </w:r>
+    </w:p>
+    <w:p>
+      <w:r>
+        <w:t>Catch a wrong adapter connection. A service reads a fake catalogue fixture and answers a request for item N.</w:t>
+      </w:r>
+    </w:p>
+    <w:p>
+      <w:pPr>
+        <w:pStyle w:val="Heading3"/>
+      </w:pPr>
+      <w:r>
+        <w:t>Practice 1: explain the deciding evidence</w:t>
+      </w:r>
+    </w:p>
+    <w:p>
+      <w:r>
+        <w:t>Which labelled step matches this detail? The returned item should be notebook with source N.</w:t>
+      </w:r>
+    </w:p>
+    <w:p>
+      <w:r>
+        <w:t>1. Load fixture</w:t>
+      </w:r>
+    </w:p>
+    <w:p>
+      <w:r>
+        <w:t>2. Follow identifier</w:t>
+      </w:r>
+    </w:p>
+    <w:p>
+      <w:r>
+        <w:t>3. Check full reply</w:t>
+      </w:r>
+    </w:p>
+    <w:p>
+      <w:pPr>
+        <w:pStyle w:val="Heading3"/>
+      </w:pPr>
+      <w:r>
+        <w:t>My selected conclusion, deciding fact and explanation</w:t>
+      </w:r>
+    </w:p>
+    <w:p>
+      <w:r>
+        <w:t>________________________________________________________________</w:t>
+      </w:r>
+    </w:p>
+    <w:p>
+      <w:r>
+        <w:t>________________________________________________________________</w:t>
+      </w:r>
+    </w:p>
+    <w:p>
+      <w:r>
+        <w:t>________________________________________________________________</w:t>
+      </w:r>
+    </w:p>
+    <w:p>
+      <w:r>
+        <w:t>________________________________________________________________</w:t>
+      </w:r>
+    </w:p>
+    <w:p>
+      <w:r>
+        <w:t>________________________________________________________________</w:t>
+      </w:r>
+    </w:p>
+    <w:p>
+      <w:r>
+        <w:t>Hint if needed: Read the steps in the pictorial case. Match the supplied detail to the stage that performs or records it.</w:t>
+      </w:r>
+    </w:p>
+    <w:p>
+      <w:r>
+        <w:t>After your attempt, compare with the supported explanation: Check full reply The returned item should be notebook with source N. Integration testing checks how components connect. Each component can work alone while their identifier exchange is wrong.</w:t>
+      </w:r>
+    </w:p>
+    <w:p>
+      <w:pPr>
+        <w:pStyle w:val="Heading3"/>
+      </w:pPr>
+      <w:r>
+        <w:t>Practice 2: explain the deciding evidence</w:t>
+      </w:r>
+    </w:p>
+    <w:p>
+      <w:r>
+        <w:t>Changed-case practice: The adapter returns M when N was requested. Which conclusion is supported by the supplied facts?</w:t>
+      </w:r>
+    </w:p>
+    <w:p>
+      <w:r>
+        <w:t>1. This one example guarantees correct results for every future input.</w:t>
+      </w:r>
+    </w:p>
+    <w:p>
+      <w:r>
+        <w:t>2. We can decide the result without examining the changed input or the procedure.</w:t>
+      </w:r>
+    </w:p>
+    <w:p>
+      <w:r>
+        <w:t>3. Fail the integration check: map is the wrong item.</w:t>
+      </w:r>
+    </w:p>
+    <w:p>
+      <w:pPr>
+        <w:pStyle w:val="Heading3"/>
+      </w:pPr>
+      <w:r>
+        <w:t>My selected conclusion, deciding fact and explanation</w:t>
+      </w:r>
+    </w:p>
+    <w:p>
+      <w:r>
+        <w:t>________________________________________________________________</w:t>
+      </w:r>
+    </w:p>
+    <w:p>
+      <w:r>
+        <w:t>________________________________________________________________</w:t>
+      </w:r>
+    </w:p>
+    <w:p>
+      <w:r>
+        <w:t>________________________________________________________________</w:t>
+      </w:r>
+    </w:p>
+    <w:p>
+      <w:r>
+        <w:t>________________________________________________________________</w:t>
+      </w:r>
+    </w:p>
+    <w:p>
+      <w:r>
+        <w:t>________________________________________________________________</w:t>
+      </w:r>
+    </w:p>
+    <w:p>
+      <w:r>
+        <w:t>Hint if needed: Use the changed condition and the deciding step in the pictorial trace. The answer must say what follows from those facts.</w:t>
+      </w:r>
+    </w:p>
+    <w:p>
+      <w:r>
+        <w:t>After your attempt, compare with the supported explanation: Fail the integration check: map is the wrong item. The request now reaches evidence for another identifier.</w:t>
+      </w:r>
+    </w:p>
+    <w:p>
+      <w:pPr>
+        <w:pStyle w:val="Heading3"/>
+      </w:pPr>
+      <w:r>
+        <w:t>Repair a missing building block</w:t>
+      </w:r>
+    </w:p>
+    <w:p>
+      <w:r>
+        <w:t>Review Testing model-dependent behaviour (ai-6/8). Goal: Explain the mechanism and terminology of testing model-dependent behaviour. Short practice: Score "Friday in room B" and "Friday in room D" against both mandatory criteria. Would a correct 25-word response pass, and why?. Return to this week and explain what you changed.</w:t>
+      </w:r>
+    </w:p>
+    <w:p>
+      <w:r>
+        <w:t>Review Least privilege and tool scopes (ai-6/6). Goal: Explain the mechanism and terminology of least privilege and tool scopes. Short practice: Classify read S2, write S2 and read S5 as permitted or denied. Identify the operation or station mismatch for each denial, then reconsider after read S5 is added to trusted scope.. Return to this week and explain what you changed.</w:t>
+      </w:r>
+    </w:p>
+    <w:p>
+      <w:r>
+        <w:t>Review Typed contracts and schemas (ai-6/3). Goal: Explain the mechanism and terminology of typed contracts and schemas. Short practice: Compare A’s count 4 with B’s count "4". Which record passes, which gate rejects B, and why does changing A’s count to -1 create a different failure?. Return to this week and explain what you changed.</w:t>
+      </w:r>
+    </w:p>
+    <w:p>
+      <w:pPr>
+        <w:pStyle w:val="Heading3"/>
+      </w:pPr>
+      <w:r>
+        <w:t>Keep your completed work</w:t>
+      </w:r>
+    </w:p>
+    <w:p>
+      <w:r>
+        <w:t>Use Download completed work in the hosted lesson to export your answers, reflections, practice feedback and code-run evidence. Open the HTML copy to read or print it. Drafts stay in this browser when storage is available; clear drafts on a shared device.</w:t>
+      </w:r>
+    </w:p>
+    <w:p>
+      <w:pPr>
+        <w:pStyle w:val="Heading3"/>
+      </w:pPr>
+      <w:r>
+        <w:t>What I repaired, the evidence I kept and the next test</w:t>
+      </w:r>
+    </w:p>
+    <w:p>
+      <w:r>
+        <w:t>________________________________________________________________</w:t>
+      </w:r>
+    </w:p>
+    <w:p>
+      <w:r>
+        <w:t>________________________________________________________________</w:t>
+      </w:r>
+    </w:p>
+    <w:p>
+      <w:r>
+        <w:t>________________________________________________________________</w:t>
+      </w:r>
+    </w:p>
+    <w:p>
+      <w:r>
+        <w:t>________________________________________________________________</w:t>
+      </w:r>
+    </w:p>
+    <w:p>
+      <w:r>
+        <w:t>________________________________________________________________</w:t>
+      </w:r>
+    </w:p>
     <w:sectPr>
       <w:pgSz w:w="12240" w:h="15840"/>
       <w:pgMar w:top="936" w:right="1008" w:bottom="936" w:left="1008" w:header="720" w:footer="720" w:gutter="0"/>

--- a/downloads/workbook/ai-6-week-09.docx
+++ b/downloads/workbook/ai-6-week-09.docx
@@ -30,33 +30,45 @@
     </w:p>
     <w:p>
       <w:r>
-        <w:t>Try the recall before opening notes. Then use a different colour or a labelled second line to correct your explanation.</w:t>
+        <w:t>Record your starting explanation for Integration tests and fixtures before opening notes. Show any later correction separately.</w:t>
       </w:r>
     </w:p>
     <w:p>
       <w:pPr>
-        <w:pStyle w:val="Heading3"/>
-      </w:pPr>
-      <w:r>
-        <w:t>Testing model-dependent behaviour</w:t>
+        <w:spacing w:line="336" w:lineRule="auto" w:after="180"/>
+      </w:pPr>
+      <w:r>
+        <w:rPr>
+          <w:b w:val="0"/>
+        </w:rPr>
+        <w:t>Try the recall before opening notes. Then use a different colour or a labelled second line to correct your explanation.</w:t>
       </w:r>
     </w:p>
     <w:p>
-      <w:r>
-        <w:t>Without opening the old lesson, explain one key idea from Testing model-dependent behaviour. Give an example and a mistake that the idea helps you avoid.</w:t>
+      <w:pPr>
+        <w:pStyle w:val="Heading3"/>
+      </w:pPr>
+      <w:r>
+        <w:t>Testing model-dependent behaviour</w:t>
       </w:r>
     </w:p>
     <w:p>
       <w:pPr>
-        <w:pStyle w:val="Heading3"/>
-      </w:pPr>
-      <w:r>
-        <w:t>My remembered idea, example and correction</w:t>
+        <w:spacing w:line="336" w:lineRule="auto" w:after="180"/>
+      </w:pPr>
+      <w:r>
+        <w:rPr>
+          <w:b w:val="0"/>
+        </w:rPr>
+        <w:t>Without opening the old lesson, explain one key idea from Testing model-dependent behaviour. Give an example and a mistake that the idea helps you avoid.</w:t>
       </w:r>
     </w:p>
     <w:p>
-      <w:r>
-        <w:t>________________________________________________________________</w:t>
+      <w:pPr>
+        <w:pStyle w:val="Heading3"/>
+      </w:pPr>
+      <w:r>
+        <w:t>My remembered idea, example and correction</w:t>
       </w:r>
     </w:p>
     <w:p>
@@ -70,29 +82,35 @@
       </w:r>
     </w:p>
     <w:p>
-      <w:pPr>
-        <w:pStyle w:val="Heading3"/>
-      </w:pPr>
-      <w:r>
-        <w:t>Least privilege and tool scopes</w:t>
+      <w:r>
+        <w:t>________________________________________________________________</w:t>
       </w:r>
     </w:p>
     <w:p>
-      <w:r>
-        <w:t>Without opening the old lesson, explain one key idea from Least privilege and tool scopes. Give an example and a mistake that the idea helps you avoid.</w:t>
+      <w:pPr>
+        <w:pStyle w:val="Heading3"/>
+      </w:pPr>
+      <w:r>
+        <w:t>Least privilege and tool scopes</w:t>
       </w:r>
     </w:p>
     <w:p>
       <w:pPr>
-        <w:pStyle w:val="Heading3"/>
-      </w:pPr>
-      <w:r>
-        <w:t>My remembered idea, example and correction</w:t>
+        <w:spacing w:line="336" w:lineRule="auto" w:after="180"/>
+      </w:pPr>
+      <w:r>
+        <w:rPr>
+          <w:b w:val="0"/>
+        </w:rPr>
+        <w:t>Without opening the old lesson, explain one key idea from Least privilege and tool scopes. Give an example and a mistake that the idea helps you avoid.</w:t>
       </w:r>
     </w:p>
     <w:p>
-      <w:r>
-        <w:t>________________________________________________________________</w:t>
+      <w:pPr>
+        <w:pStyle w:val="Heading3"/>
+      </w:pPr>
+      <w:r>
+        <w:t>My remembered idea, example and correction</w:t>
       </w:r>
     </w:p>
     <w:p>
@@ -106,29 +124,35 @@
       </w:r>
     </w:p>
     <w:p>
-      <w:pPr>
-        <w:pStyle w:val="Heading3"/>
-      </w:pPr>
-      <w:r>
-        <w:t>Typed contracts and schemas</w:t>
+      <w:r>
+        <w:t>________________________________________________________________</w:t>
       </w:r>
     </w:p>
     <w:p>
-      <w:r>
-        <w:t>Without opening the old lesson, explain one key idea from Typed contracts and schemas. Give an example and a mistake that the idea helps you avoid.</w:t>
+      <w:pPr>
+        <w:pStyle w:val="Heading3"/>
+      </w:pPr>
+      <w:r>
+        <w:t>Typed contracts and schemas</w:t>
       </w:r>
     </w:p>
     <w:p>
       <w:pPr>
-        <w:pStyle w:val="Heading3"/>
-      </w:pPr>
-      <w:r>
-        <w:t>My remembered idea, example and correction</w:t>
+        <w:spacing w:line="336" w:lineRule="auto" w:after="180"/>
+      </w:pPr>
+      <w:r>
+        <w:rPr>
+          <w:b w:val="0"/>
+        </w:rPr>
+        <w:t>Without opening the old lesson, explain one key idea from Typed contracts and schemas. Give an example and a mistake that the idea helps you avoid.</w:t>
       </w:r>
     </w:p>
     <w:p>
-      <w:r>
-        <w:t>________________________________________________________________</w:t>
+      <w:pPr>
+        <w:pStyle w:val="Heading3"/>
+      </w:pPr>
+      <w:r>
+        <w:t>My remembered idea, example and correction</w:t>
       </w:r>
     </w:p>
     <w:p>
@@ -142,16 +166,56 @@
       </w:r>
     </w:p>
     <w:p>
-      <w:pPr>
-        <w:pStyle w:val="Heading1"/>
-      </w:pPr>
-      <w:r>
-        <w:t>02. Practise with fading help</w:t>
+      <w:r>
+        <w:t>________________________________________________________________</w:t>
       </w:r>
     </w:p>
     <w:p>
-      <w:r>
-        <w:t>Use W2: Trace the worked case for Integration tests and fixtures. Record the answer once; the lesson and workbook refer to the same attempt.</w:t>
+      <w:pPr>
+        <w:pStyle w:val="Heading1"/>
+      </w:pPr>
+      <w:r>
+        <w:t>02. Practise with fading help</w:t>
+      </w:r>
+    </w:p>
+    <w:p>
+      <w:r>
+        <w:t>Complete the supported Integration tests and fixtures trace and record the first step you can explain without help.</w:t>
+      </w:r>
+    </w:p>
+    <w:p>
+      <w:pPr>
+        <w:spacing w:line="336" w:lineRule="auto" w:after="180"/>
+      </w:pPr>
+      <w:r>
+        <w:rPr>
+          <w:b w:val="0"/>
+        </w:rPr>
+        <w:t xml:space="preserve">Use W2: Trace the worked case for </w:t>
+      </w:r>
+      <w:r>
+        <w:rPr>
+          <w:b/>
+        </w:rPr>
+        <w:t>Integration test</w:t>
+      </w:r>
+      <w:r>
+        <w:rPr>
+          <w:b w:val="0"/>
+        </w:rPr>
+        <w:t xml:space="preserve">s and </w:t>
+      </w:r>
+      <w:r>
+        <w:rPr>
+          <w:b/>
+        </w:rPr>
+        <w:t>fixture</w:t>
+      </w:r>
+      <w:r>
+        <w:rPr>
+          <w:b w:val="0"/>
+        </w:rPr>
+        <w:t>s. Record the answer once; the lesson and workbook refer to the same attempt.</w:t>
       </w:r>
     </w:p>
     <w:tbl>
@@ -279,25 +343,61 @@
     </w:p>
     <w:p>
       <w:r>
-        <w:t>Use the worked case for Integration tests and fixtures. Proposed explanation: “The worked result establishes every future case”. Decide whether this explanation is supported. Point to the step or supplied fact that decides; explain your repair if needed.</w:t>
+        <w:t>Check the proposed Integration tests and fixtures explanation against the supplied facts before discussing it.</w:t>
       </w:r>
     </w:p>
     <w:p>
       <w:pPr>
-        <w:pStyle w:val="Heading3"/>
-      </w:pPr>
-      <w:r>
-        <w:t>My explanation before partner discussion</w:t>
+        <w:spacing w:line="336" w:lineRule="auto" w:after="180"/>
+      </w:pPr>
+      <w:r>
+        <w:rPr>
+          <w:b w:val="0"/>
+        </w:rPr>
+        <w:t xml:space="preserve">Use the worked case for </w:t>
+      </w:r>
+      <w:r>
+        <w:rPr>
+          <w:b/>
+        </w:rPr>
+        <w:t>Integration test</w:t>
+      </w:r>
+      <w:r>
+        <w:rPr>
+          <w:b w:val="0"/>
+        </w:rPr>
+        <w:t xml:space="preserve">s and </w:t>
+      </w:r>
+      <w:r>
+        <w:rPr>
+          <w:b/>
+        </w:rPr>
+        <w:t>fixture</w:t>
+      </w:r>
+      <w:r>
+        <w:rPr>
+          <w:b w:val="0"/>
+        </w:rPr>
+        <w:t>s. Proposed explanation: “The worked result establishes every future case”. Decide whether this explanation is supported.</w:t>
       </w:r>
     </w:p>
     <w:p>
-      <w:r>
-        <w:t>________________________________________________________________</w:t>
+      <w:pPr>
+        <w:spacing w:line="336" w:lineRule="auto" w:after="180"/>
+      </w:pPr>
+      <w:r>
+        <w:rPr>
+          <w:b w:val="0"/>
+        </w:rPr>
+        <w:t>Point to the step or supplied fact that decides; explain your repair if needed.</w:t>
       </w:r>
     </w:p>
     <w:p>
-      <w:r>
-        <w:t>________________________________________________________________</w:t>
+      <w:pPr>
+        <w:pStyle w:val="Heading3"/>
+      </w:pPr>
+      <w:r>
+        <w:t>My explanation before partner discussion</w:t>
       </w:r>
     </w:p>
     <w:p>
@@ -311,47 +411,53 @@
       </w:r>
     </w:p>
     <w:p>
-      <w:pPr>
-        <w:pStyle w:val="Heading1"/>
-      </w:pPr>
-      <w:r>
-        <w:t>04. Independent transfer case</w:t>
+      <w:r>
+        <w:t>________________________________________________________________</w:t>
       </w:r>
     </w:p>
     <w:p>
-      <w:pPr>
-        <w:pStyle w:val="Heading3"/>
-      </w:pPr>
-      <w:r>
-        <w:t>Independent case: Apply a new case independently</w:t>
+      <w:r>
+        <w:t>________________________________________________________________</w:t>
       </w:r>
     </w:p>
     <w:p>
-      <w:r>
-        <w:t>Valid student lookup gets not-found from storage. Generator invents a capacity and final response appears supported. Locate failures.</w:t>
+      <w:pPr>
+        <w:pStyle w:val="Heading1"/>
+      </w:pPr>
+      <w:r>
+        <w:t>04. Independent transfer case</w:t>
       </w:r>
     </w:p>
     <w:p>
-      <w:pPr>
-        <w:pStyle w:val="Heading3"/>
-      </w:pPr>
-      <w:r>
-        <w:t>My independent explanation, trace and limits</w:t>
+      <w:r>
+        <w:t>Write one first attempt at the reserved independent case before feedback. Repeated copies of that case refer to the same recorded attempt.</w:t>
       </w:r>
     </w:p>
     <w:p>
-      <w:r>
-        <w:t>________________________________________________________________</w:t>
+      <w:pPr>
+        <w:pStyle w:val="Heading3"/>
+      </w:pPr>
+      <w:r>
+        <w:t>Independent case: Apply a new case independently</w:t>
       </w:r>
     </w:p>
     <w:p>
-      <w:r>
-        <w:t>________________________________________________________________</w:t>
+      <w:pPr>
+        <w:spacing w:line="336" w:lineRule="auto" w:after="180"/>
+      </w:pPr>
+      <w:r>
+        <w:rPr>
+          <w:b w:val="0"/>
+        </w:rPr>
+        <w:t>Valid student lookup gets not-found from storage. Generator invents a capacity and final response appears supported. Locate failures.</w:t>
       </w:r>
     </w:p>
     <w:p>
-      <w:r>
-        <w:t>________________________________________________________________</w:t>
+      <w:pPr>
+        <w:pStyle w:val="Heading3"/>
+      </w:pPr>
+      <w:r>
+        <w:t>My independent explanation, trace and limits</w:t>
       </w:r>
     </w:p>
     <w:p>
@@ -376,48 +482,96 @@
     </w:p>
     <w:p>
       <w:r>
-        <w:t>Attempt this case before feedback. Record any help. Earlier examples below are further practice; a case already practised with feedback cannot establish fresh transfer.</w:t>
+        <w:t>________________________________________________________________</w:t>
       </w:r>
     </w:p>
     <w:p>
-      <w:pPr>
-        <w:pStyle w:val="Heading1"/>
-      </w:pPr>
-      <w:r>
-        <w:t>05. W1 Explain the mechanism</w:t>
+      <w:r>
+        <w:t>________________________________________________________________</w:t>
       </w:r>
     </w:p>
     <w:p>
       <w:r>
-        <w:t>Explain the weekly mechanism in your own words. Use the worked scenario to name its input, decision rule and output.</w:t>
+        <w:t>________________________________________________________________</w:t>
       </w:r>
     </w:p>
     <w:p>
       <w:pPr>
-        <w:pStyle w:val="Heading3"/>
-      </w:pPr>
-      <w:r>
-        <w:t>My reasoning and evidence</w:t>
+        <w:spacing w:line="336" w:lineRule="auto" w:after="180"/>
+      </w:pPr>
+      <w:r>
+        <w:rPr>
+          <w:b w:val="0"/>
+        </w:rPr>
+        <w:t>Attempt this case before feedback. Record any help. Earlier examples below are further practice; a case already practised with feedback cannot establish fresh transfer.</w:t>
       </w:r>
     </w:p>
     <w:p>
-      <w:r>
-        <w:t>________________________________________________________________</w:t>
+      <w:pPr>
+        <w:pStyle w:val="Heading1"/>
+      </w:pPr>
+      <w:r>
+        <w:t>05. W1 Explain the mechanism</w:t>
       </w:r>
     </w:p>
     <w:p>
       <w:r>
-        <w:t>________________________________________________________________</w:t>
+        <w:t>Explain the mechanism. Apply the supplied Integration tests and fixtures facts and keep your reasoning.</w:t>
       </w:r>
     </w:p>
     <w:p>
-      <w:r>
-        <w:t>________________________________________________________________</w:t>
+      <w:pPr>
+        <w:spacing w:line="336" w:lineRule="auto" w:after="180"/>
+      </w:pPr>
+      <w:r>
+        <w:rPr>
+          <w:b w:val="0"/>
+        </w:rPr>
+        <w:t xml:space="preserve">Explain the weekly </w:t>
+      </w:r>
+      <w:r>
+        <w:rPr>
+          <w:b/>
+        </w:rPr>
+        <w:t>mechanism</w:t>
+      </w:r>
+      <w:r>
+        <w:rPr>
+          <w:b w:val="0"/>
+        </w:rPr>
+        <w:t xml:space="preserve"> in your own words. Use the worked scenario to name its </w:t>
+      </w:r>
+      <w:r>
+        <w:rPr>
+          <w:b/>
+        </w:rPr>
+        <w:t>input</w:t>
+      </w:r>
+      <w:r>
+        <w:rPr>
+          <w:b w:val="0"/>
+        </w:rPr>
+        <w:t xml:space="preserve">, decision rule and </w:t>
+      </w:r>
+      <w:r>
+        <w:rPr>
+          <w:b/>
+        </w:rPr>
+        <w:t>output</w:t>
+      </w:r>
+      <w:r>
+        <w:rPr>
+          <w:b w:val="0"/>
+        </w:rPr>
+        <w:t>.</w:t>
       </w:r>
     </w:p>
     <w:p>
-      <w:r>
-        <w:t>________________________________________________________________</w:t>
+      <w:pPr>
+        <w:pStyle w:val="Heading3"/>
+      </w:pPr>
+      <w:r>
+        <w:t>My reasoning and evidence</w:t>
       </w:r>
     </w:p>
     <w:p>
@@ -431,24 +585,18 @@
       </w:r>
     </w:p>
     <w:p>
-      <w:pPr>
-        <w:pStyle w:val="Heading1"/>
-      </w:pPr>
-      <w:r>
-        <w:t>06. W2 Trace the worked case</w:t>
+      <w:r>
+        <w:t>________________________________________________________________</w:t>
       </w:r>
     </w:p>
     <w:p>
       <w:r>
-        <w:t>A student requests a teacher source; test response is denied, but a recorded lookup call read the teacher file. Show the intermediate steps and give the conclusion with its scope.</w:t>
+        <w:t>________________________________________________________________</w:t>
       </w:r>
     </w:p>
     <w:p>
-      <w:pPr>
-        <w:pStyle w:val="Heading3"/>
-      </w:pPr>
-      <w:r>
-        <w:t>My reasoning and evidence</w:t>
+      <w:r>
+        <w:t>________________________________________________________________</w:t>
       </w:r>
     </w:p>
     <w:p>
@@ -457,23 +605,35 @@
       </w:r>
     </w:p>
     <w:p>
-      <w:r>
-        <w:t>________________________________________________________________</w:t>
+      <w:pPr>
+        <w:pStyle w:val="Heading1"/>
+      </w:pPr>
+      <w:r>
+        <w:t>06. W2 Trace the worked case</w:t>
       </w:r>
     </w:p>
     <w:p>
       <w:r>
-        <w:t>________________________________________________________________</w:t>
+        <w:t>Trace the worked case. Apply the supplied Integration tests and fixtures facts and keep your reasoning.</w:t>
       </w:r>
     </w:p>
     <w:p>
-      <w:r>
-        <w:t>________________________________________________________________</w:t>
+      <w:pPr>
+        <w:spacing w:line="336" w:lineRule="auto" w:after="180"/>
+      </w:pPr>
+      <w:r>
+        <w:rPr>
+          <w:b w:val="0"/>
+        </w:rPr>
+        <w:t>A student requests a teacher source; test response is denied, but a recorded lookup call read the teacher file. Show the intermediate steps and give the conclusion with its scope.</w:t>
       </w:r>
     </w:p>
     <w:p>
-      <w:r>
-        <w:t>________________________________________________________________</w:t>
+      <w:pPr>
+        <w:pStyle w:val="Heading3"/>
+      </w:pPr>
+      <w:r>
+        <w:t>My reasoning and evidence</w:t>
       </w:r>
     </w:p>
     <w:p>
@@ -487,24 +647,18 @@
       </w:r>
     </w:p>
     <w:p>
-      <w:pPr>
-        <w:pStyle w:val="Heading1"/>
-      </w:pPr>
-      <w:r>
-        <w:t>07. W3 Audit the limit</w:t>
+      <w:r>
+        <w:t>________________________________________________________________</w:t>
       </w:r>
     </w:p>
     <w:p>
       <w:r>
-        <w:t>A report omits this qualification: A mock verifies declared interactions, not real provider availability or all runtime limits. Explain how omitting it could change a reader's interpretation, and write an accurate replacement.</w:t>
+        <w:t>________________________________________________________________</w:t>
       </w:r>
     </w:p>
     <w:p>
-      <w:pPr>
-        <w:pStyle w:val="Heading3"/>
-      </w:pPr>
-      <w:r>
-        <w:t>My reasoning and evidence</w:t>
+      <w:r>
+        <w:t>________________________________________________________________</w:t>
       </w:r>
     </w:p>
     <w:p>
@@ -518,44 +672,50 @@
       </w:r>
     </w:p>
     <w:p>
-      <w:r>
-        <w:t>________________________________________________________________</w:t>
+      <w:pPr>
+        <w:pStyle w:val="Heading1"/>
+      </w:pPr>
+      <w:r>
+        <w:t>07. W3 Audit the limit</w:t>
       </w:r>
     </w:p>
     <w:p>
       <w:r>
-        <w:t>________________________________________________________________</w:t>
+        <w:t>Audit the limit. Apply the supplied Integration tests and fixtures facts and keep your reasoning.</w:t>
       </w:r>
     </w:p>
     <w:p>
-      <w:r>
-        <w:t>________________________________________________________________</w:t>
+      <w:pPr>
+        <w:spacing w:line="336" w:lineRule="auto" w:after="180"/>
+      </w:pPr>
+      <w:r>
+        <w:rPr>
+          <w:b w:val="0"/>
+        </w:rPr>
+        <w:t>A report omits this qualification: A mock verifies declared interactions, not real provider availability or all runtime limits. Explain how omitting it could change a reader's interpretation, and write an accurate replacement.</w:t>
       </w:r>
     </w:p>
     <w:p>
-      <w:r>
-        <w:t>________________________________________________________________</w:t>
+      <w:pPr>
+        <w:pStyle w:val="Heading3"/>
+      </w:pPr>
+      <w:r>
+        <w:t>My reasoning and evidence</w:t>
       </w:r>
     </w:p>
     <w:p>
-      <w:pPr>
-        <w:pStyle w:val="Heading1"/>
-      </w:pPr>
-      <w:r>
-        <w:t>08. W4 Apply a new case independently</w:t>
+      <w:r>
+        <w:t>________________________________________________________________</w:t>
       </w:r>
     </w:p>
     <w:p>
       <w:r>
-        <w:t>Valid student lookup gets not-found from storage. Generator invents a capacity and final response appears supported. Locate failures.</w:t>
+        <w:t>________________________________________________________________</w:t>
       </w:r>
     </w:p>
     <w:p>
-      <w:pPr>
-        <w:pStyle w:val="Heading3"/>
-      </w:pPr>
-      <w:r>
-        <w:t>My reasoning and evidence</w:t>
+      <w:r>
+        <w:t>________________________________________________________________</w:t>
       </w:r>
     </w:p>
     <w:p>
@@ -574,23 +734,35 @@
       </w:r>
     </w:p>
     <w:p>
-      <w:r>
-        <w:t>________________________________________________________________</w:t>
+      <w:pPr>
+        <w:pStyle w:val="Heading1"/>
+      </w:pPr>
+      <w:r>
+        <w:t>08. W4 Apply a new case independently</w:t>
       </w:r>
     </w:p>
     <w:p>
       <w:r>
-        <w:t>________________________________________________________________</w:t>
+        <w:t>Attempt before feedback. If this repeats the selected independent case, reuse that first attempt; otherwise keep a separate record. Apply a new case independently. Apply the supplied Integration tests and fixtures facts and keep your reasoning.</w:t>
       </w:r>
     </w:p>
     <w:p>
-      <w:r>
-        <w:t>________________________________________________________________</w:t>
+      <w:pPr>
+        <w:spacing w:line="336" w:lineRule="auto" w:after="180"/>
+      </w:pPr>
+      <w:r>
+        <w:rPr>
+          <w:b w:val="0"/>
+        </w:rPr>
+        <w:t>Valid student lookup gets not-found from storage. Generator invents a capacity and final response appears supported. Locate failures.</w:t>
       </w:r>
     </w:p>
     <w:p>
-      <w:r>
-        <w:t>________________________________________________________________</w:t>
+      <w:pPr>
+        <w:pStyle w:val="Heading3"/>
+      </w:pPr>
+      <w:r>
+        <w:t>My reasoning and evidence</w:t>
       </w:r>
     </w:p>
     <w:p>
@@ -599,24 +771,18 @@
       </w:r>
     </w:p>
     <w:p>
-      <w:pPr>
-        <w:pStyle w:val="Heading1"/>
-      </w:pPr>
-      <w:r>
-        <w:t>09. W5 Design a revealing follow-up</w:t>
+      <w:r>
+        <w:t>________________________________________________________________</w:t>
       </w:r>
     </w:p>
     <w:p>
       <w:r>
-        <w:t>For the worked scenario, propose one additional case that could reveal a failure, describe its expected outcome before running it, and explain what would need to remain fixed for a fair comparison. Do not reuse W4 as a new final test after receiving feedback.</w:t>
+        <w:t>________________________________________________________________</w:t>
       </w:r>
     </w:p>
     <w:p>
-      <w:pPr>
-        <w:pStyle w:val="Heading3"/>
-      </w:pPr>
-      <w:r>
-        <w:t>My reasoning and evidence</w:t>
+      <w:r>
+        <w:t>________________________________________________________________</w:t>
       </w:r>
     </w:p>
     <w:p>
@@ -640,39 +806,51 @@
       </w:r>
     </w:p>
     <w:p>
-      <w:r>
-        <w:t>________________________________________________________________</w:t>
+      <w:pPr>
+        <w:pStyle w:val="Heading1"/>
+      </w:pPr>
+      <w:r>
+        <w:t>09. W5 Design a revealing follow-up</w:t>
       </w:r>
     </w:p>
     <w:p>
       <w:r>
-        <w:t>________________________________________________________________</w:t>
+        <w:t>Design a revealing follow-up. Apply the supplied Integration tests and fixtures facts and keep your reasoning.</w:t>
       </w:r>
     </w:p>
     <w:p>
-      <w:r>
-        <w:t>________________________________________________________________</w:t>
+      <w:pPr>
+        <w:spacing w:line="336" w:lineRule="auto" w:after="180"/>
+      </w:pPr>
+      <w:r>
+        <w:rPr>
+          <w:b w:val="0"/>
+        </w:rPr>
+        <w:t>For the worked scenario, propose one additional case that could reveal a failure, describe its expected outcome before running it, and explain what would need to remain fixed for a fair comparison.</w:t>
       </w:r>
     </w:p>
     <w:p>
       <w:pPr>
-        <w:pStyle w:val="Heading1"/>
-      </w:pPr>
-      <w:r>
-        <w:t>10. Project checkpoint and reflection</w:t>
+        <w:spacing w:line="336" w:lineRule="auto" w:after="180"/>
+      </w:pPr>
+      <w:r>
+        <w:rPr>
+          <w:b w:val="0"/>
+        </w:rPr>
+        <w:t>Do not reuse W4 as a new final test after receiving feedback.</w:t>
       </w:r>
     </w:p>
     <w:p>
-      <w:r>
-        <w:t>Add a labelled integration tests and fixtures evidence sheet to Grounded Learning Service. Show how you can explain the mechanism and terminology of integration tests and fixtures. Use the supplied fictional case and keep its inputs, intermediate steps, calculation or prediction, and limitation. Connect this record to last week’s record; a matching answer without a trace is insufficient.</w:t>
+      <w:pPr>
+        <w:pStyle w:val="Heading3"/>
+      </w:pPr>
+      <w:r>
+        <w:t>My reasoning and evidence</w:t>
       </w:r>
     </w:p>
     <w:p>
-      <w:pPr>
-        <w:pStyle w:val="Heading3"/>
-      </w:pPr>
-      <w:r>
-        <w:t>My project change, supporting evidence and remaining limit</w:t>
+      <w:r>
+        <w:t>________________________________________________________________</w:t>
       </w:r>
     </w:p>
     <w:p>
@@ -710,7 +888,181 @@
         <w:pStyle w:val="Heading1"/>
       </w:pPr>
       <w:r>
+        <w:t>10. Project checkpoint and reflection</w:t>
+      </w:r>
+    </w:p>
+    <w:p>
+      <w:r>
+        <w:t>Connect Integration tests and fixtures to Grounded Learning Service, identify a limit and choose the next useful test.</w:t>
+      </w:r>
+    </w:p>
+    <w:p>
+      <w:pPr>
+        <w:spacing w:line="336" w:lineRule="auto" w:after="180"/>
+      </w:pPr>
+      <w:r>
+        <w:rPr>
+          <w:b w:val="0"/>
+        </w:rPr>
+        <w:t xml:space="preserve">Add a labelled </w:t>
+      </w:r>
+      <w:r>
+        <w:rPr>
+          <w:b/>
+        </w:rPr>
+        <w:t>integration test</w:t>
+      </w:r>
+      <w:r>
+        <w:rPr>
+          <w:b w:val="0"/>
+        </w:rPr>
+        <w:t xml:space="preserve">s and </w:t>
+      </w:r>
+      <w:r>
+        <w:rPr>
+          <w:b/>
+        </w:rPr>
+        <w:t>fixture</w:t>
+      </w:r>
+      <w:r>
+        <w:rPr>
+          <w:b w:val="0"/>
+        </w:rPr>
+        <w:t xml:space="preserve">s </w:t>
+      </w:r>
+      <w:r>
+        <w:rPr>
+          <w:b/>
+        </w:rPr>
+        <w:t>evidence</w:t>
+      </w:r>
+      <w:r>
+        <w:rPr>
+          <w:b w:val="0"/>
+        </w:rPr>
+        <w:t xml:space="preserve"> sheet to Grounded Learning Service. Show how you can explain the </w:t>
+      </w:r>
+      <w:r>
+        <w:rPr>
+          <w:b/>
+        </w:rPr>
+        <w:t>mechanism</w:t>
+      </w:r>
+      <w:r>
+        <w:rPr>
+          <w:b w:val="0"/>
+        </w:rPr>
+        <w:t xml:space="preserve"> and terminology of </w:t>
+      </w:r>
+      <w:r>
+        <w:rPr>
+          <w:b/>
+        </w:rPr>
+        <w:t>integration test</w:t>
+      </w:r>
+      <w:r>
+        <w:rPr>
+          <w:b w:val="0"/>
+        </w:rPr>
+        <w:t xml:space="preserve">s and </w:t>
+      </w:r>
+      <w:r>
+        <w:rPr>
+          <w:b/>
+        </w:rPr>
+        <w:t>fixture</w:t>
+      </w:r>
+      <w:r>
+        <w:rPr>
+          <w:b w:val="0"/>
+        </w:rPr>
+        <w:t>s.</w:t>
+      </w:r>
+    </w:p>
+    <w:p>
+      <w:pPr>
+        <w:spacing w:line="336" w:lineRule="auto" w:after="180"/>
+      </w:pPr>
+      <w:r>
+        <w:rPr>
+          <w:b w:val="0"/>
+        </w:rPr>
+        <w:t xml:space="preserve">Use the supplied fictional case and keep its </w:t>
+      </w:r>
+      <w:r>
+        <w:rPr>
+          <w:b/>
+        </w:rPr>
+        <w:t>input</w:t>
+      </w:r>
+      <w:r>
+        <w:rPr>
+          <w:b w:val="0"/>
+        </w:rPr>
+        <w:t xml:space="preserve">s, intermediate steps, calculation or </w:t>
+      </w:r>
+      <w:r>
+        <w:rPr>
+          <w:b/>
+        </w:rPr>
+        <w:t>prediction</w:t>
+      </w:r>
+      <w:r>
+        <w:rPr>
+          <w:b w:val="0"/>
+        </w:rPr>
+        <w:t>, and limitation. Connect this record to last week’s record; a matching answer without a trace is insufficient.</w:t>
+      </w:r>
+    </w:p>
+    <w:p>
+      <w:pPr>
+        <w:pStyle w:val="Heading3"/>
+      </w:pPr>
+      <w:r>
+        <w:t>My project change, supporting evidence and remaining limit</w:t>
+      </w:r>
+    </w:p>
+    <w:p>
+      <w:r>
+        <w:t>________________________________________________________________</w:t>
+      </w:r>
+    </w:p>
+    <w:p>
+      <w:r>
+        <w:t>________________________________________________________________</w:t>
+      </w:r>
+    </w:p>
+    <w:p>
+      <w:r>
+        <w:t>________________________________________________________________</w:t>
+      </w:r>
+    </w:p>
+    <w:p>
+      <w:r>
+        <w:t>________________________________________________________________</w:t>
+      </w:r>
+    </w:p>
+    <w:p>
+      <w:r>
+        <w:t>________________________________________________________________</w:t>
+      </w:r>
+    </w:p>
+    <w:p>
+      <w:r>
+        <w:t>________________________________________________________________</w:t>
+      </w:r>
+    </w:p>
+    <w:p>
+      <w:pPr>
+        <w:pStyle w:val="Heading1"/>
+      </w:pPr>
+      <w:r>
         <w:t>11. Feedback, return check and learning record</w:t>
+      </w:r>
+    </w:p>
+    <w:p>
+      <w:r>
+        <w:t>Record the first repaired step and a different case to revisit after a delay.</w:t>
       </w:r>
     </w:p>
     <w:tbl>
@@ -850,7 +1202,13 @@
       </w:tr>
     </w:tbl>
     <w:p>
-      <w:r>
+      <w:pPr>
+        <w:spacing w:line="336" w:lineRule="auto" w:after="180"/>
+      </w:pPr>
+      <w:r>
+        <w:rPr>
+          <w:b w:val="0"/>
+        </w:rPr>
         <w:t>Revisit this idea with your teacher after a delay. Familiarity is different from explaining and using it on a changed case.</w:t>
       </w:r>
     </w:p>
@@ -864,12 +1222,47 @@
     </w:p>
     <w:p>
       <w:r>
-        <w:t>Catch a wrong adapter connection. A service reads a fake catalogue fixture and answers a request for item N.</w:t>
+        <w:t>Catch a wrong adapter connection. A service reads a fake catalogue fixture and answers a request for item N. Explain the labelled step before checking the changed condition.</w:t>
       </w:r>
     </w:p>
     <w:p>
-      <w:r>
-        <w:t>Fixture M="map", N="notebook". No external network is involved.</w:t>
+      <w:pPr>
+        <w:spacing w:line="336" w:lineRule="auto" w:after="180"/>
+      </w:pPr>
+      <w:r>
+        <w:rPr>
+          <w:b w:val="0"/>
+        </w:rPr>
+        <w:t xml:space="preserve">Catch a wrong adapter connection. A service reads a fake catalogue </w:t>
+      </w:r>
+      <w:r>
+        <w:rPr>
+          <w:b/>
+        </w:rPr>
+        <w:t>fixture</w:t>
+      </w:r>
+      <w:r>
+        <w:rPr>
+          <w:b w:val="0"/>
+        </w:rPr>
+        <w:t xml:space="preserve"> and answers a request for item N.</w:t>
+      </w:r>
+    </w:p>
+    <w:p>
+      <w:pPr>
+        <w:spacing w:line="336" w:lineRule="auto" w:after="180"/>
+      </w:pPr>
+      <w:r>
+        <w:rPr>
+          <w:b/>
+        </w:rPr>
+        <w:t>Fixture</w:t>
+      </w:r>
+      <w:r>
+        <w:rPr>
+          <w:b w:val="0"/>
+        </w:rPr>
+        <w:t xml:space="preserve"> M="map", N="notebook". No external network is involved.</w:t>
       </w:r>
     </w:p>
     <w:p>
@@ -909,8 +1302,27 @@
       </w:r>
     </w:p>
     <w:p>
-      <w:r>
-        <w:t>Follow request N through the fixture and adapter. Which source and item should appear in the reply, and what precisely fails when the adapter returns M?</w:t>
+      <w:pPr>
+        <w:spacing w:line="336" w:lineRule="auto" w:after="180"/>
+        <w:shd w:fill="F5F1FB"/>
+      </w:pPr>
+      <w:r>
+        <w:rPr>
+          <w:b w:val="0"/>
+        </w:rPr>
+        <w:t xml:space="preserve">Follow request N through the </w:t>
+      </w:r>
+      <w:r>
+        <w:rPr>
+          <w:b/>
+        </w:rPr>
+        <w:t>fixture</w:t>
+      </w:r>
+      <w:r>
+        <w:rPr>
+          <w:b w:val="0"/>
+        </w:rPr>
+        <w:t xml:space="preserve"> and adapter. Which source and item should appear in the reply, and what precisely fails when the adapter returns M?</w:t>
       </w:r>
     </w:p>
     <w:p>
@@ -952,36 +1364,140 @@
       </w:r>
     </w:p>
     <w:p>
-      <w:r>
-        <w:t>Support used: alone / hint / worked example. This record is practice evidence.</w:t>
+      <w:pPr>
+        <w:pStyle w:val="Heading3"/>
+      </w:pPr>
+      <w:r>
+        <w:t>Record the help used</w:t>
       </w:r>
     </w:p>
     <w:p>
-      <w:r>
-        <w:t>Project connection: For the Grounded Learning Service, retain an annotated trace and the changed-case result. Name the contract or evidence that makes the deciding step valid, so another team can review it.</w:t>
+      <w:pPr>
+        <w:spacing w:line="336" w:lineRule="auto" w:after="180"/>
+        <w:shd w:fill="F1F6F8"/>
+      </w:pPr>
+      <w:r>
+        <w:rPr>
+          <w:b w:val="0"/>
+        </w:rPr>
+        <w:t xml:space="preserve">Support used: alone / hint / worked example. This record is practice </w:t>
+      </w:r>
+      <w:r>
+        <w:rPr>
+          <w:b/>
+        </w:rPr>
+        <w:t>evidence</w:t>
+      </w:r>
+      <w:r>
+        <w:rPr>
+          <w:b w:val="0"/>
+        </w:rPr>
+        <w:t>.</w:t>
       </w:r>
     </w:p>
     <w:p>
       <w:pPr>
-        <w:pStyle w:val="Heading1"/>
-      </w:pPr>
-      <w:r>
-        <w:t>13. Project portfolio milestone</w:t>
+        <w:spacing w:line="336" w:lineRule="auto" w:after="180"/>
+      </w:pPr>
+      <w:r>
+        <w:rPr>
+          <w:b w:val="0"/>
+        </w:rPr>
+        <w:t xml:space="preserve">Project connection: For the Grounded Learning Service, retain an annotated trace and the changed-case result. Name the contract or </w:t>
+      </w:r>
+      <w:r>
+        <w:rPr>
+          <w:b/>
+        </w:rPr>
+        <w:t>evidence</w:t>
+      </w:r>
+      <w:r>
+        <w:rPr>
+          <w:b w:val="0"/>
+        </w:rPr>
+        <w:t xml:space="preserve"> that makes the deciding step valid, so another team can review it.</w:t>
       </w:r>
     </w:p>
     <w:p>
-      <w:r>
-        <w:t>Project: Grounded Learning Service</w:t>
+      <w:pPr>
+        <w:pStyle w:val="Heading1"/>
+      </w:pPr>
+      <w:r>
+        <w:t>13. Project portfolio milestone</w:t>
       </w:r>
     </w:p>
     <w:p>
       <w:r>
-        <w:t>Current milestone: Make a transparent first version. Keep a trace of how one input becomes an output; explain the rule or learned component.</w:t>
+        <w:t>Keep this week’s input, deciding step, result and limit together in the Grounded Learning Service record.</w:t>
       </w:r>
     </w:p>
     <w:p>
-      <w:r>
-        <w:t>For the Grounded Learning Service, retain an annotated trace and the changed-case result. Name the contract or evidence that makes the deciding step valid, so another team can review it.</w:t>
+      <w:pPr>
+        <w:spacing w:line="336" w:lineRule="auto" w:after="180"/>
+      </w:pPr>
+      <w:r>
+        <w:rPr>
+          <w:b w:val="0"/>
+        </w:rPr>
+        <w:t>Project: Grounded Learning Service</w:t>
+      </w:r>
+    </w:p>
+    <w:p>
+      <w:pPr>
+        <w:spacing w:line="336" w:lineRule="auto" w:after="180"/>
+      </w:pPr>
+      <w:r>
+        <w:rPr>
+          <w:b w:val="0"/>
+        </w:rPr>
+        <w:t xml:space="preserve">Current milestone: Make a transparent first version. Keep a trace of how one </w:t>
+      </w:r>
+      <w:r>
+        <w:rPr>
+          <w:b/>
+        </w:rPr>
+        <w:t>input</w:t>
+      </w:r>
+      <w:r>
+        <w:rPr>
+          <w:b w:val="0"/>
+        </w:rPr>
+        <w:t xml:space="preserve"> becomes an </w:t>
+      </w:r>
+      <w:r>
+        <w:rPr>
+          <w:b/>
+        </w:rPr>
+        <w:t>output</w:t>
+      </w:r>
+      <w:r>
+        <w:rPr>
+          <w:b w:val="0"/>
+        </w:rPr>
+        <w:t>; explain the rule or learned component.</w:t>
+      </w:r>
+    </w:p>
+    <w:p>
+      <w:pPr>
+        <w:spacing w:line="336" w:lineRule="auto" w:after="180"/>
+      </w:pPr>
+      <w:r>
+        <w:rPr>
+          <w:b w:val="0"/>
+        </w:rPr>
+        <w:t xml:space="preserve">For the Grounded Learning Service, retain an annotated trace and the changed-case result. Name the contract or </w:t>
+      </w:r>
+      <w:r>
+        <w:rPr>
+          <w:b/>
+        </w:rPr>
+        <w:t>evidence</w:t>
+      </w:r>
+      <w:r>
+        <w:rPr>
+          <w:b w:val="0"/>
+        </w:rPr>
+        <w:t xml:space="preserve"> that makes the deciding step valid, so another team can review it.</w:t>
       </w:r>
     </w:p>
     <w:tbl>
@@ -1143,53 +1659,110 @@
     </w:p>
     <w:p>
       <w:r>
-        <w:t>Use this supported practice once, in the browser or on paper. Keep the reserved independent assessment for a separate first attempt before teacher feedback.</w:t>
+        <w:t>Try the supported questions before comparing with hints and feedback. Record what you repaired and the evidence you retained.</w:t>
       </w:r>
     </w:p>
     <w:p>
-      <w:r>
-        <w:t>Catch a wrong adapter connection. A service reads a fake catalogue fixture and answers a request for item N.</w:t>
+      <w:pPr>
+        <w:spacing w:line="336" w:lineRule="auto" w:after="180"/>
+      </w:pPr>
+      <w:r>
+        <w:rPr>
+          <w:b w:val="0"/>
+        </w:rPr>
+        <w:t>Use this supported practice once, in the browser or on paper. Keep the reserved independent assessment for a separate first attempt before teacher feedback.</w:t>
       </w:r>
     </w:p>
     <w:p>
       <w:pPr>
-        <w:pStyle w:val="Heading3"/>
-      </w:pPr>
-      <w:r>
-        <w:t>Practice 1: explain the deciding evidence</w:t>
+        <w:spacing w:line="336" w:lineRule="auto" w:after="180"/>
+      </w:pPr>
+      <w:r>
+        <w:rPr>
+          <w:b w:val="0"/>
+        </w:rPr>
+        <w:t xml:space="preserve">Catch a wrong adapter connection. A service reads a fake catalogue </w:t>
+      </w:r>
+      <w:r>
+        <w:rPr>
+          <w:b/>
+        </w:rPr>
+        <w:t>fixture</w:t>
+      </w:r>
+      <w:r>
+        <w:rPr>
+          <w:b w:val="0"/>
+        </w:rPr>
+        <w:t xml:space="preserve"> and answers a request for item N.</w:t>
       </w:r>
     </w:p>
     <w:p>
-      <w:r>
-        <w:t>Which labelled step matches this detail? The returned item should be notebook with source N.</w:t>
+      <w:pPr>
+        <w:pStyle w:val="Heading3"/>
+      </w:pPr>
+      <w:r>
+        <w:t>Practice 1: explain the deciding evidence</w:t>
       </w:r>
     </w:p>
     <w:p>
-      <w:r>
-        <w:t>1. Load fixture</w:t>
+      <w:pPr>
+        <w:spacing w:line="336" w:lineRule="auto" w:after="180"/>
+      </w:pPr>
+      <w:r>
+        <w:rPr>
+          <w:b w:val="0"/>
+        </w:rPr>
+        <w:t>Which labelled step matches this detail? The returned item should be notebook with source N.</w:t>
       </w:r>
     </w:p>
     <w:p>
-      <w:r>
-        <w:t>2. Follow identifier</w:t>
+      <w:pPr>
+        <w:spacing w:line="336" w:lineRule="auto" w:after="180"/>
+        <w:shd w:fill="F4F9FC"/>
+      </w:pPr>
+      <w:r>
+        <w:rPr>
+          <w:b w:val="0"/>
+        </w:rPr>
+        <w:t xml:space="preserve">1. Load </w:t>
+      </w:r>
+      <w:r>
+        <w:rPr>
+          <w:b/>
+        </w:rPr>
+        <w:t>fixture</w:t>
       </w:r>
     </w:p>
     <w:p>
-      <w:r>
-        <w:t>3. Check full reply</w:t>
+      <w:pPr>
+        <w:spacing w:line="336" w:lineRule="auto" w:after="180"/>
+        <w:shd w:fill="F4F9FC"/>
+      </w:pPr>
+      <w:r>
+        <w:rPr>
+          <w:b w:val="0"/>
+        </w:rPr>
+        <w:t>2. Follow identifier</w:t>
       </w:r>
     </w:p>
     <w:p>
       <w:pPr>
-        <w:pStyle w:val="Heading3"/>
-      </w:pPr>
-      <w:r>
-        <w:t>My selected conclusion, deciding fact and explanation</w:t>
+        <w:spacing w:line="336" w:lineRule="auto" w:after="180"/>
+        <w:shd w:fill="F4F9FC"/>
+      </w:pPr>
+      <w:r>
+        <w:rPr>
+          <w:b w:val="0"/>
+        </w:rPr>
+        <w:t>3. Check full reply</w:t>
       </w:r>
     </w:p>
     <w:p>
-      <w:r>
-        <w:t>________________________________________________________________</w:t>
+      <w:pPr>
+        <w:pStyle w:val="Heading3"/>
+      </w:pPr>
+      <w:r>
+        <w:t>My selected conclusion, deciding fact and explanation</w:t>
       </w:r>
     </w:p>
     <w:p>
@@ -1214,40 +1787,79 @@
     </w:p>
     <w:p>
       <w:r>
-        <w:t>Hint if needed: Read the steps in the pictorial case. Match the supplied detail to the stage that performs or records it.</w:t>
+        <w:t>________________________________________________________________</w:t>
       </w:r>
     </w:p>
     <w:p>
-      <w:r>
-        <w:t>After your attempt, compare with the supported explanation: Check full reply The returned item should be notebook with source N. Integration testing checks how components connect. Each component can work alone while their identifier exchange is wrong.</w:t>
+      <w:pPr>
+        <w:pStyle w:val="Heading3"/>
+      </w:pPr>
+      <w:r>
+        <w:t>Hint · try first</w:t>
       </w:r>
     </w:p>
     <w:p>
       <w:pPr>
-        <w:pStyle w:val="Heading3"/>
-      </w:pPr>
-      <w:r>
-        <w:t>Practice 2: explain the deciding evidence</w:t>
+        <w:spacing w:line="336" w:lineRule="auto" w:after="180"/>
+        <w:shd w:fill="F1F6F8"/>
+      </w:pPr>
+      <w:r>
+        <w:rPr>
+          <w:b w:val="0"/>
+        </w:rPr>
+        <w:t>Hint if needed: Read the steps in the pictorial case. Match the supplied detail to the stage that performs or records it.</w:t>
       </w:r>
     </w:p>
     <w:p>
-      <w:r>
-        <w:t>Changed-case practice: The adapter returns M when N was requested. Which conclusion is supported by the supplied facts?</w:t>
+      <w:pPr>
+        <w:pStyle w:val="Heading3"/>
+      </w:pPr>
+      <w:r>
+        <w:t>Feedback · compare after trying</w:t>
       </w:r>
     </w:p>
     <w:p>
-      <w:r>
-        <w:t>1. This one example guarantees correct results for every future input.</w:t>
+      <w:pPr>
+        <w:spacing w:line="336" w:lineRule="auto" w:after="180"/>
+        <w:shd w:fill="F1F6FC"/>
+      </w:pPr>
+      <w:r>
+        <w:rPr>
+          <w:b w:val="0"/>
+        </w:rPr>
+        <w:t xml:space="preserve">After your attempt, compare with the supported explanation: Check full reply The returned item should be notebook with source N. </w:t>
+      </w:r>
+      <w:r>
+        <w:rPr>
+          <w:b/>
+        </w:rPr>
+        <w:t>Integration test</w:t>
+      </w:r>
+      <w:r>
+        <w:rPr>
+          <w:b w:val="0"/>
+        </w:rPr>
+        <w:t>ing checks how components connect.</w:t>
       </w:r>
     </w:p>
     <w:p>
-      <w:r>
-        <w:t>2. We can decide the result without examining the changed input or the procedure.</w:t>
+      <w:pPr>
+        <w:spacing w:line="336" w:lineRule="auto" w:after="180"/>
+        <w:shd w:fill="F1F6FC"/>
+      </w:pPr>
+      <w:r>
+        <w:rPr>
+          <w:b w:val="0"/>
+        </w:rPr>
+        <w:t>Each component can work alone while their identifier exchange is wrong.</w:t>
       </w:r>
     </w:p>
     <w:p>
-      <w:r>
-        <w:t>3. Fail the integration check: map is the wrong item.</w:t>
+      <w:pPr>
+        <w:pStyle w:val="Heading3"/>
+      </w:pPr>
+      <w:r>
+        <w:t>Practice 2: explain the deciding evidence</w:t>
       </w:r>
     </w:p>
     <w:p>
@@ -1255,91 +1867,1158 @@
         <w:pStyle w:val="Heading3"/>
       </w:pPr>
       <w:r>
-        <w:t>My selected conclusion, deciding fact and explanation</w:t>
+        <w:t>Changed case · predict first</w:t>
       </w:r>
     </w:p>
     <w:p>
-      <w:r>
-        <w:t>________________________________________________________________</w:t>
+      <w:pPr>
+        <w:spacing w:line="336" w:lineRule="auto" w:after="180"/>
+        <w:shd w:fill="F5F1FB"/>
+      </w:pPr>
+      <w:r>
+        <w:rPr>
+          <w:b w:val="0"/>
+        </w:rPr>
+        <w:t>Changed-case practice: The adapter returns M when N was requested. Which conclusion is supported by the supplied facts?</w:t>
       </w:r>
     </w:p>
     <w:p>
-      <w:r>
-        <w:t>________________________________________________________________</w:t>
+      <w:pPr>
+        <w:spacing w:line="336" w:lineRule="auto" w:after="180"/>
+        <w:shd w:fill="F4F9FC"/>
+      </w:pPr>
+      <w:r>
+        <w:rPr>
+          <w:b w:val="0"/>
+        </w:rPr>
+        <w:t xml:space="preserve">1. This one example guarantees correct results for every future </w:t>
+      </w:r>
+      <w:r>
+        <w:rPr>
+          <w:b/>
+        </w:rPr>
+        <w:t>input</w:t>
+      </w:r>
+      <w:r>
+        <w:rPr>
+          <w:b w:val="0"/>
+        </w:rPr>
+        <w:t>.</w:t>
       </w:r>
     </w:p>
     <w:p>
-      <w:r>
-        <w:t>________________________________________________________________</w:t>
+      <w:pPr>
+        <w:spacing w:line="336" w:lineRule="auto" w:after="180"/>
+        <w:shd w:fill="F4F9FC"/>
+      </w:pPr>
+      <w:r>
+        <w:rPr>
+          <w:b w:val="0"/>
+        </w:rPr>
+        <w:t xml:space="preserve">2. We can decide the result without examining the changed </w:t>
+      </w:r>
+      <w:r>
+        <w:rPr>
+          <w:b/>
+        </w:rPr>
+        <w:t>input</w:t>
+      </w:r>
+      <w:r>
+        <w:rPr>
+          <w:b w:val="0"/>
+        </w:rPr>
+        <w:t xml:space="preserve"> or the procedure.</w:t>
       </w:r>
     </w:p>
     <w:p>
-      <w:r>
-        <w:t>________________________________________________________________</w:t>
+      <w:pPr>
+        <w:spacing w:line="336" w:lineRule="auto" w:after="180"/>
+        <w:shd w:fill="F4F9FC"/>
+      </w:pPr>
+      <w:r>
+        <w:rPr>
+          <w:b w:val="0"/>
+        </w:rPr>
+        <w:t>3. Fail the integration check: map is the wrong item.</w:t>
       </w:r>
     </w:p>
     <w:p>
-      <w:r>
-        <w:t>________________________________________________________________</w:t>
+      <w:pPr>
+        <w:pStyle w:val="Heading3"/>
+      </w:pPr>
+      <w:r>
+        <w:t>My selected conclusion, deciding fact and explanation</w:t>
       </w:r>
     </w:p>
     <w:p>
       <w:r>
-        <w:t>Hint if needed: Use the changed condition and the deciding step in the pictorial trace. The answer must say what follows from those facts.</w:t>
+        <w:t>________________________________________________________________</w:t>
       </w:r>
     </w:p>
     <w:p>
       <w:r>
-        <w:t>After your attempt, compare with the supported explanation: Fail the integration check: map is the wrong item. The request now reaches evidence for another identifier.</w:t>
+        <w:t>________________________________________________________________</w:t>
       </w:r>
     </w:p>
     <w:p>
-      <w:pPr>
-        <w:pStyle w:val="Heading3"/>
-      </w:pPr>
-      <w:r>
-        <w:t>Repair a missing building block</w:t>
+      <w:r>
+        <w:t>________________________________________________________________</w:t>
       </w:r>
     </w:p>
     <w:p>
       <w:r>
-        <w:t>Review Testing model-dependent behaviour (ai-6/8). Goal: Explain the mechanism and terminology of testing model-dependent behaviour. Short practice: Score "Friday in room B" and "Friday in room D" against both mandatory criteria. Would a correct 25-word response pass, and why?. Return to this week and explain what you changed.</w:t>
+        <w:t>________________________________________________________________</w:t>
       </w:r>
     </w:p>
     <w:p>
       <w:r>
-        <w:t>Review Least privilege and tool scopes (ai-6/6). Goal: Explain the mechanism and terminology of least privilege and tool scopes. Short practice: Classify read S2, write S2 and read S5 as permitted or denied. Identify the operation or station mismatch for each denial, then reconsider after read S5 is added to trusted scope.. Return to this week and explain what you changed.</w:t>
+        <w:t>________________________________________________________________</w:t>
       </w:r>
     </w:p>
     <w:p>
-      <w:r>
-        <w:t>Review Typed contracts and schemas (ai-6/3). Goal: Explain the mechanism and terminology of typed contracts and schemas. Short practice: Compare A’s count 4 with B’s count "4". Which record passes, which gate rejects B, and why does changing A’s count to -1 create a different failure?. Return to this week and explain what you changed.</w:t>
+      <w:pPr>
+        <w:pStyle w:val="Heading3"/>
+      </w:pPr>
+      <w:r>
+        <w:t>Hint · try first</w:t>
       </w:r>
     </w:p>
     <w:p>
       <w:pPr>
-        <w:pStyle w:val="Heading3"/>
-      </w:pPr>
-      <w:r>
-        <w:t>Keep your completed work</w:t>
+        <w:spacing w:line="336" w:lineRule="auto" w:after="180"/>
+        <w:shd w:fill="F1F6F8"/>
+      </w:pPr>
+      <w:r>
+        <w:rPr>
+          <w:b w:val="0"/>
+        </w:rPr>
+        <w:t>Hint if needed: Use the changed condition and the deciding step in the pictorial trace. The answer must say what follows from those facts.</w:t>
       </w:r>
     </w:p>
     <w:p>
-      <w:r>
-        <w:t>Use Download completed work in the hosted lesson to export your answers, reflections, practice feedback and code-run evidence. Open the HTML copy to read or print it. Drafts stay in this browser when storage is available; clear drafts on a shared device.</w:t>
+      <w:pPr>
+        <w:pStyle w:val="Heading3"/>
+      </w:pPr>
+      <w:r>
+        <w:t>Feedback · compare after trying</w:t>
       </w:r>
     </w:p>
     <w:p>
       <w:pPr>
-        <w:pStyle w:val="Heading3"/>
-      </w:pPr>
-      <w:r>
-        <w:t>What I repaired, the evidence I kept and the next test</w:t>
+        <w:spacing w:line="336" w:lineRule="auto" w:after="180"/>
+        <w:shd w:fill="F1F6FC"/>
+      </w:pPr>
+      <w:r>
+        <w:rPr>
+          <w:b w:val="0"/>
+        </w:rPr>
+        <w:t xml:space="preserve">After your attempt, compare with the supported explanation: Fail the integration check: map is the wrong item. The request now reaches </w:t>
+      </w:r>
+      <w:r>
+        <w:rPr>
+          <w:b/>
+        </w:rPr>
+        <w:t>evidence</w:t>
+      </w:r>
+      <w:r>
+        <w:rPr>
+          <w:b w:val="0"/>
+        </w:rPr>
+        <w:t xml:space="preserve"> for another identifier.</w:t>
       </w:r>
     </w:p>
     <w:p>
+      <w:pPr>
+        <w:pStyle w:val="Heading3"/>
+      </w:pPr>
+      <w:r>
+        <w:t>Repair a missing building block</w:t>
+      </w:r>
+    </w:p>
+    <w:p>
+      <w:pPr>
+        <w:spacing w:line="336" w:lineRule="auto" w:after="180"/>
+      </w:pPr>
+      <w:r>
+        <w:rPr>
+          <w:b w:val="0"/>
+        </w:rPr>
+        <w:t xml:space="preserve">Review Testing model-dependent behaviour (ai-6/8). Goal: Explain the </w:t>
+      </w:r>
+      <w:r>
+        <w:rPr>
+          <w:b/>
+        </w:rPr>
+        <w:t>mechanism</w:t>
+      </w:r>
+      <w:r>
+        <w:rPr>
+          <w:b w:val="0"/>
+        </w:rPr>
+        <w:t xml:space="preserve"> and terminology of testing model-dependent behaviour.</w:t>
+      </w:r>
+    </w:p>
+    <w:p>
+      <w:pPr>
+        <w:spacing w:line="336" w:lineRule="auto" w:after="180"/>
+      </w:pPr>
+      <w:r>
+        <w:rPr>
+          <w:b w:val="0"/>
+        </w:rPr>
+        <w:t>Short practice: Score "Friday in room B" and "Friday in room D" against both mandatory criteria. Would a correct 25-word response pass, and why?. Return to this week and explain what you changed.</w:t>
+      </w:r>
+    </w:p>
+    <w:p>
+      <w:pPr>
+        <w:spacing w:line="336" w:lineRule="auto" w:after="180"/>
+      </w:pPr>
+      <w:r>
+        <w:rPr>
+          <w:b w:val="0"/>
+        </w:rPr>
+        <w:t xml:space="preserve">Review Least privilege and tool scopes (ai-6/6). Goal: Explain the </w:t>
+      </w:r>
+      <w:r>
+        <w:rPr>
+          <w:b/>
+        </w:rPr>
+        <w:t>mechanism</w:t>
+      </w:r>
+      <w:r>
+        <w:rPr>
+          <w:b w:val="0"/>
+        </w:rPr>
+        <w:t xml:space="preserve"> and terminology of least privilege and tool scopes. Short practice: Classify read S2, write S2 and read S5 as permitted or denied.</w:t>
+      </w:r>
+    </w:p>
+    <w:p>
+      <w:pPr>
+        <w:spacing w:line="336" w:lineRule="auto" w:after="180"/>
+      </w:pPr>
+      <w:r>
+        <w:rPr>
+          <w:b w:val="0"/>
+        </w:rPr>
+        <w:t>Identify the operation or station mismatch for each denial, then reconsider after read S5 is added to trusted scope.. Return to this week and explain what you changed.</w:t>
+      </w:r>
+    </w:p>
+    <w:p>
+      <w:pPr>
+        <w:spacing w:line="336" w:lineRule="auto" w:after="180"/>
+      </w:pPr>
+      <w:r>
+        <w:rPr>
+          <w:b w:val="0"/>
+        </w:rPr>
+        <w:t xml:space="preserve">Review Typed contracts and schemas (ai-6/3). Goal: Explain the </w:t>
+      </w:r>
+      <w:r>
+        <w:rPr>
+          <w:b/>
+        </w:rPr>
+        <w:t>mechanism</w:t>
+      </w:r>
+      <w:r>
+        <w:rPr>
+          <w:b w:val="0"/>
+        </w:rPr>
+        <w:t xml:space="preserve"> and terminology of typed contracts and schemas. Short practice: Compare A’s count 4 with B’s count "4".</w:t>
+      </w:r>
+    </w:p>
+    <w:p>
+      <w:pPr>
+        <w:spacing w:line="336" w:lineRule="auto" w:after="180"/>
+      </w:pPr>
+      <w:r>
+        <w:rPr>
+          <w:b w:val="0"/>
+        </w:rPr>
+        <w:t>Which record passes, which gate rejects B, and why does changing A’s count to -1 create a different failure?. Return to this week and explain what you changed.</w:t>
+      </w:r>
+    </w:p>
+    <w:p>
+      <w:pPr>
+        <w:pStyle w:val="Heading3"/>
+      </w:pPr>
+      <w:r>
+        <w:t>Keep your completed work</w:t>
+      </w:r>
+    </w:p>
+    <w:p>
+      <w:pPr>
+        <w:spacing w:line="336" w:lineRule="auto" w:after="180"/>
+      </w:pPr>
+      <w:r>
+        <w:rPr>
+          <w:b w:val="0"/>
+        </w:rPr>
+        <w:t xml:space="preserve">Use Download completed work in the hosted lesson to export your answers, reflections, practice feedback and code-run </w:t>
+      </w:r>
+      <w:r>
+        <w:rPr>
+          <w:b/>
+        </w:rPr>
+        <w:t>evidence</w:t>
+      </w:r>
+      <w:r>
+        <w:rPr>
+          <w:b w:val="0"/>
+        </w:rPr>
+        <w:t>. Open the HTML copy to read or print it.</w:t>
+      </w:r>
+    </w:p>
+    <w:p>
+      <w:pPr>
+        <w:spacing w:line="336" w:lineRule="auto" w:after="180"/>
+      </w:pPr>
+      <w:r>
+        <w:rPr>
+          <w:b w:val="0"/>
+        </w:rPr>
+        <w:t>Drafts stay in this browser when storage is available; clear drafts on a shared device.</w:t>
+      </w:r>
+    </w:p>
+    <w:p>
+      <w:pPr>
+        <w:pStyle w:val="Heading3"/>
+      </w:pPr>
+      <w:r>
+        <w:t>What I repaired, the evidence I kept and the next test</w:t>
+      </w:r>
+    </w:p>
+    <w:p>
       <w:r>
         <w:t>________________________________________________________________</w:t>
+      </w:r>
+    </w:p>
+    <w:p>
+      <w:r>
+        <w:t>________________________________________________________________</w:t>
+      </w:r>
+    </w:p>
+    <w:p>
+      <w:r>
+        <w:t>________________________________________________________________</w:t>
+      </w:r>
+    </w:p>
+    <w:p>
+      <w:r>
+        <w:t>________________________________________________________________</w:t>
+      </w:r>
+    </w:p>
+    <w:p>
+      <w:r>
+        <w:t>________________________________________________________________</w:t>
+      </w:r>
+    </w:p>
+    <w:p>
+      <w:pPr>
+        <w:pStyle w:val="Heading1"/>
+      </w:pPr>
+      <w:r>
+        <w:t>15. Visual concept journey</w:t>
+      </w:r>
+    </w:p>
+    <w:p>
+      <w:r>
+        <w:t>Explain each Integration tests and fixtures picture from its labels, then record a relevant limit.</w:t>
+      </w:r>
+    </w:p>
+    <w:p>
+      <w:pPr>
+        <w:pStyle w:val="Heading3"/>
+      </w:pPr>
+      <w:r>
+        <w:t>01. Integration tests and fixtures: the case</w:t>
+      </w:r>
+    </w:p>
+    <w:p>
+      <w:r>
+        <w:drawing>
+          <wp:inline xmlns:a="http://schemas.openxmlformats.org/drawingml/2006/main" xmlns:pic="http://schemas.openxmlformats.org/drawingml/2006/picture">
+            <wp:extent cx="5486400" cy="2834640"/>
+            <wp:docPr id="2" name="Picture 2" descr="Catch a wrong adapter connection. A service reads a fake catalogue fixture and answers a request for item N. Supplied facts: Fixture M=&quot;map&quot;, N=&quot;notebook&quot;. No external network is involved."/>
+            <wp:cNvGraphicFramePr>
+              <a:graphicFrameLocks noChangeAspect="1"/>
+            </wp:cNvGraphicFramePr>
+            <a:graphic>
+              <a:graphicData uri="http://schemas.openxmlformats.org/drawingml/2006/picture">
+                <pic:pic>
+                  <pic:nvPicPr>
+                    <pic:cNvPr id="0" name="academy-story-ai-6-9-01.png"/>
+                    <pic:cNvPicPr/>
+                  </pic:nvPicPr>
+                  <pic:blipFill>
+                    <a:blip r:embed="rId10"/>
+                    <a:stretch>
+                      <a:fillRect/>
+                    </a:stretch>
+                  </pic:blipFill>
+                  <pic:spPr>
+                    <a:xfrm>
+                      <a:off x="0" y="0"/>
+                      <a:ext cx="5486400" cy="2834640"/>
+                    </a:xfrm>
+                    <a:prstGeom prst="rect"/>
+                  </pic:spPr>
+                </pic:pic>
+              </a:graphicData>
+            </a:graphic>
+          </wp:inline>
+        </w:drawing>
+      </w:r>
+    </w:p>
+    <w:p>
+      <w:pPr>
+        <w:spacing w:line="336" w:lineRule="auto" w:after="180"/>
+      </w:pPr>
+      <w:r>
+        <w:rPr>
+          <w:b w:val="0"/>
+        </w:rPr>
+        <w:t xml:space="preserve">Catch a wrong adapter connection. A service reads a fake catalogue </w:t>
+      </w:r>
+      <w:r>
+        <w:rPr>
+          <w:b/>
+        </w:rPr>
+        <w:t>fixture</w:t>
+      </w:r>
+      <w:r>
+        <w:rPr>
+          <w:b w:val="0"/>
+        </w:rPr>
+        <w:t xml:space="preserve"> and answers a request for item N. Supplied facts: </w:t>
+      </w:r>
+      <w:r>
+        <w:rPr>
+          <w:b/>
+        </w:rPr>
+        <w:t>Fixture</w:t>
+      </w:r>
+      <w:r>
+        <w:rPr>
+          <w:b w:val="0"/>
+        </w:rPr>
+        <w:t xml:space="preserve"> M="map", N="notebook". No external network is involved.</w:t>
+      </w:r>
+    </w:p>
+    <w:p>
+      <w:pPr>
+        <w:spacing w:line="336" w:lineRule="auto" w:after="180"/>
+        <w:shd w:fill="F5F1FB"/>
+      </w:pPr>
+      <w:r>
+        <w:rPr>
+          <w:b w:val="0"/>
+        </w:rPr>
+        <w:t>Point to the given fact that matters most. Explain why it matters.</w:t>
+      </w:r>
+    </w:p>
+    <w:p>
+      <w:pPr>
+        <w:pStyle w:val="Heading3"/>
+      </w:pPr>
+      <w:r>
+        <w:t>My picture explanation, deciding evidence and one limit</w:t>
+      </w:r>
+    </w:p>
+    <w:p>
+      <w:r>
+        <w:t>________________________________________________________________</w:t>
+      </w:r>
+    </w:p>
+    <w:p>
+      <w:r>
+        <w:t>________________________________________________________________</w:t>
+      </w:r>
+    </w:p>
+    <w:p>
+      <w:r>
+        <w:t>________________________________________________________________</w:t>
+      </w:r>
+    </w:p>
+    <w:p>
+      <w:r>
+        <w:t>________________________________________________________________</w:t>
+      </w:r>
+    </w:p>
+    <w:p>
+      <w:pPr>
+        <w:pStyle w:val="Heading3"/>
+      </w:pPr>
+      <w:r>
+        <w:t>02. Follow the deciding steps</w:t>
+      </w:r>
+    </w:p>
+    <w:p>
+      <w:r>
+        <w:drawing>
+          <wp:inline xmlns:a="http://schemas.openxmlformats.org/drawingml/2006/main" xmlns:pic="http://schemas.openxmlformats.org/drawingml/2006/picture">
+            <wp:extent cx="5486400" cy="3182112"/>
+            <wp:docPr id="3" name="Picture 3" descr="Load fixture: The test supplies fixed records M and N. → Follow identifier: The application must request N from its adapter. → Check full reply: The returned item should be notebook with source N."/>
+            <wp:cNvGraphicFramePr>
+              <a:graphicFrameLocks noChangeAspect="1"/>
+            </wp:cNvGraphicFramePr>
+            <a:graphic>
+              <a:graphicData uri="http://schemas.openxmlformats.org/drawingml/2006/picture">
+                <pic:pic>
+                  <pic:nvPicPr>
+                    <pic:cNvPr id="0" name="academy-story-ai-6-9-02.png"/>
+                    <pic:cNvPicPr/>
+                  </pic:nvPicPr>
+                  <pic:blipFill>
+                    <a:blip r:embed="rId11"/>
+                    <a:stretch>
+                      <a:fillRect/>
+                    </a:stretch>
+                  </pic:blipFill>
+                  <pic:spPr>
+                    <a:xfrm>
+                      <a:off x="0" y="0"/>
+                      <a:ext cx="5486400" cy="3182112"/>
+                    </a:xfrm>
+                    <a:prstGeom prst="rect"/>
+                  </pic:spPr>
+                </pic:pic>
+              </a:graphicData>
+            </a:graphic>
+          </wp:inline>
+        </w:drawing>
+      </w:r>
+    </w:p>
+    <w:p>
+      <w:pPr>
+        <w:spacing w:line="336" w:lineRule="auto" w:after="180"/>
+      </w:pPr>
+      <w:r>
+        <w:rPr>
+          <w:b w:val="0"/>
+        </w:rPr>
+        <w:t xml:space="preserve">Load </w:t>
+      </w:r>
+      <w:r>
+        <w:rPr>
+          <w:b/>
+        </w:rPr>
+        <w:t>fixture</w:t>
+      </w:r>
+      <w:r>
+        <w:rPr>
+          <w:b w:val="0"/>
+        </w:rPr>
+        <w:t>: The test supplies fixed records M and N. → Follow identifier: The application must request N from its adapter. → Check full reply: The returned item should be notebook with source N.</w:t>
+      </w:r>
+    </w:p>
+    <w:p>
+      <w:pPr>
+        <w:spacing w:line="336" w:lineRule="auto" w:after="180"/>
+        <w:shd w:fill="F5F1FB"/>
+      </w:pPr>
+      <w:r>
+        <w:rPr>
+          <w:b w:val="0"/>
+        </w:rPr>
+        <w:t xml:space="preserve">Point to each numbered stage and explain which recorded </w:t>
+      </w:r>
+      <w:r>
+        <w:rPr>
+          <w:b/>
+        </w:rPr>
+        <w:t>input</w:t>
+      </w:r>
+      <w:r>
+        <w:rPr>
+          <w:b w:val="0"/>
+        </w:rPr>
+        <w:t xml:space="preserve"> it uses.</w:t>
+      </w:r>
+    </w:p>
+    <w:p>
+      <w:pPr>
+        <w:pStyle w:val="Heading3"/>
+      </w:pPr>
+      <w:r>
+        <w:t>My picture explanation, deciding evidence and one limit</w:t>
+      </w:r>
+    </w:p>
+    <w:p>
+      <w:r>
+        <w:t>________________________________________________________________</w:t>
+      </w:r>
+    </w:p>
+    <w:p>
+      <w:r>
+        <w:t>________________________________________________________________</w:t>
+      </w:r>
+    </w:p>
+    <w:p>
+      <w:r>
+        <w:t>________________________________________________________________</w:t>
+      </w:r>
+    </w:p>
+    <w:p>
+      <w:r>
+        <w:t>________________________________________________________________</w:t>
+      </w:r>
+    </w:p>
+    <w:p>
+      <w:pPr>
+        <w:pStyle w:val="Heading3"/>
+      </w:pPr>
+      <w:r>
+        <w:t>03. Integration tests and fixtures — evidence trace</w:t>
+      </w:r>
+    </w:p>
+    <w:p>
+      <w:r>
+        <w:drawing>
+          <wp:inline xmlns:a="http://schemas.openxmlformats.org/drawingml/2006/main" xmlns:pic="http://schemas.openxmlformats.org/drawingml/2006/picture">
+            <wp:extent cx="5486400" cy="2996184"/>
+            <wp:docPr id="4" name="Picture 4" descr="Integration tests and fixtures — evidence trace. A student requests a teacher source; test response is denied, but a recorded lookup call read the teacher file. | Trace request validation, session permission, lookup and output validation together. Include absent sources and failing dependencies; verify that denied requests never invoke restricted lookup. | The test exposes a hidden boundary failure despite the denied final response. Assert both response and call trace; deny before lookup."/>
+            <wp:cNvGraphicFramePr>
+              <a:graphicFrameLocks noChangeAspect="1"/>
+            </wp:cNvGraphicFramePr>
+            <a:graphic>
+              <a:graphicData uri="http://schemas.openxmlformats.org/drawingml/2006/picture">
+                <pic:pic>
+                  <pic:nvPicPr>
+                    <pic:cNvPr id="0" name="academy-story-ai-6-9-03.png"/>
+                    <pic:cNvPicPr/>
+                  </pic:nvPicPr>
+                  <pic:blipFill>
+                    <a:blip r:embed="rId12"/>
+                    <a:stretch>
+                      <a:fillRect/>
+                    </a:stretch>
+                  </pic:blipFill>
+                  <pic:spPr>
+                    <a:xfrm>
+                      <a:off x="0" y="0"/>
+                      <a:ext cx="5486400" cy="2996184"/>
+                    </a:xfrm>
+                    <a:prstGeom prst="rect"/>
+                  </pic:spPr>
+                </pic:pic>
+              </a:graphicData>
+            </a:graphic>
+          </wp:inline>
+        </w:drawing>
+      </w:r>
+    </w:p>
+    <w:p>
+      <w:pPr>
+        <w:spacing w:line="336" w:lineRule="auto" w:after="180"/>
+      </w:pPr>
+      <w:r>
+        <w:rPr>
+          <w:b/>
+        </w:rPr>
+        <w:t>Integration test</w:t>
+      </w:r>
+      <w:r>
+        <w:rPr>
+          <w:b w:val="0"/>
+        </w:rPr>
+        <w:t xml:space="preserve">s and </w:t>
+      </w:r>
+      <w:r>
+        <w:rPr>
+          <w:b/>
+        </w:rPr>
+        <w:t>fixture</w:t>
+      </w:r>
+      <w:r>
+        <w:rPr>
+          <w:b w:val="0"/>
+        </w:rPr>
+        <w:t xml:space="preserve">s — </w:t>
+      </w:r>
+      <w:r>
+        <w:rPr>
+          <w:b/>
+        </w:rPr>
+        <w:t>evidence</w:t>
+      </w:r>
+      <w:r>
+        <w:rPr>
+          <w:b w:val="0"/>
+        </w:rPr>
+        <w:t xml:space="preserve"> trace.</w:t>
+      </w:r>
+    </w:p>
+    <w:p>
+      <w:pPr>
+        <w:spacing w:line="336" w:lineRule="auto" w:after="180"/>
+      </w:pPr>
+      <w:r>
+        <w:rPr>
+          <w:b w:val="0"/>
+        </w:rPr>
+        <w:t xml:space="preserve">A student requests a teacher source; test response is denied, but a recorded lookup call read the teacher file. | Trace request validation, session permission, lookup and </w:t>
+      </w:r>
+      <w:r>
+        <w:rPr>
+          <w:b/>
+        </w:rPr>
+        <w:t>output</w:t>
+      </w:r>
+      <w:r>
+        <w:rPr>
+          <w:b w:val="0"/>
+        </w:rPr>
+        <w:t xml:space="preserve"> validation together.</w:t>
+      </w:r>
+    </w:p>
+    <w:p>
+      <w:pPr>
+        <w:spacing w:line="336" w:lineRule="auto" w:after="180"/>
+      </w:pPr>
+      <w:r>
+        <w:rPr>
+          <w:b w:val="0"/>
+        </w:rPr>
+        <w:t>Include absent sources and failing dependencies; verify that denied requests never invoke restricted lookup. | The test exposes a hidden boundary failure despite the denied final response.</w:t>
+      </w:r>
+    </w:p>
+    <w:p>
+      <w:pPr>
+        <w:spacing w:line="336" w:lineRule="auto" w:after="180"/>
+      </w:pPr>
+      <w:r>
+        <w:rPr>
+          <w:b w:val="0"/>
+        </w:rPr>
+        <w:t xml:space="preserve">Assert both response and </w:t>
+      </w:r>
+      <w:r>
+        <w:rPr>
+          <w:b/>
+        </w:rPr>
+        <w:t>call trace</w:t>
+      </w:r>
+      <w:r>
+        <w:rPr>
+          <w:b w:val="0"/>
+        </w:rPr>
+        <w:t>; deny before lookup.</w:t>
+      </w:r>
+    </w:p>
+    <w:p>
+      <w:pPr>
+        <w:spacing w:line="336" w:lineRule="auto" w:after="180"/>
+        <w:shd w:fill="F5F1FB"/>
+      </w:pPr>
+      <w:r>
+        <w:rPr>
+          <w:b w:val="0"/>
+        </w:rPr>
+        <w:t>Read the labels and values. Explain the relationship the model shows.</w:t>
+      </w:r>
+    </w:p>
+    <w:p>
+      <w:pPr>
+        <w:pStyle w:val="Heading3"/>
+      </w:pPr>
+      <w:r>
+        <w:t>My picture explanation, deciding evidence and one limit</w:t>
+      </w:r>
+    </w:p>
+    <w:p>
+      <w:r>
+        <w:t>________________________________________________________________</w:t>
+      </w:r>
+    </w:p>
+    <w:p>
+      <w:r>
+        <w:t>________________________________________________________________</w:t>
+      </w:r>
+    </w:p>
+    <w:p>
+      <w:r>
+        <w:t>________________________________________________________________</w:t>
+      </w:r>
+    </w:p>
+    <w:p>
+      <w:r>
+        <w:t>________________________________________________________________</w:t>
+      </w:r>
+    </w:p>
+    <w:p>
+      <w:pPr>
+        <w:pStyle w:val="Heading3"/>
+      </w:pPr>
+      <w:r>
+        <w:t>04. Change one thing. Trace what follows.</w:t>
+      </w:r>
+    </w:p>
+    <w:p>
+      <w:r>
+        <w:drawing>
+          <wp:inline xmlns:a="http://schemas.openxmlformats.org/drawingml/2006/main" xmlns:pic="http://schemas.openxmlformats.org/drawingml/2006/picture">
+            <wp:extent cx="5486400" cy="3026664"/>
+            <wp:docPr id="5" name="Picture 5" descr="Original case: The returned item should be notebook with source N. Changed condition: The adapter returns M when N was requested. Expected result: Fail the integration check: map is the wrong item. Reason: The request now reaches evidence for another identifier."/>
+            <wp:cNvGraphicFramePr>
+              <a:graphicFrameLocks noChangeAspect="1"/>
+            </wp:cNvGraphicFramePr>
+            <a:graphic>
+              <a:graphicData uri="http://schemas.openxmlformats.org/drawingml/2006/picture">
+                <pic:pic>
+                  <pic:nvPicPr>
+                    <pic:cNvPr id="0" name="academy-story-ai-6-9-04.png"/>
+                    <pic:cNvPicPr/>
+                  </pic:nvPicPr>
+                  <pic:blipFill>
+                    <a:blip r:embed="rId13"/>
+                    <a:stretch>
+                      <a:fillRect/>
+                    </a:stretch>
+                  </pic:blipFill>
+                  <pic:spPr>
+                    <a:xfrm>
+                      <a:off x="0" y="0"/>
+                      <a:ext cx="5486400" cy="3026664"/>
+                    </a:xfrm>
+                    <a:prstGeom prst="rect"/>
+                  </pic:spPr>
+                </pic:pic>
+              </a:graphicData>
+            </a:graphic>
+          </wp:inline>
+        </w:drawing>
+      </w:r>
+    </w:p>
+    <w:p>
+      <w:pPr>
+        <w:spacing w:line="336" w:lineRule="auto" w:after="180"/>
+      </w:pPr>
+      <w:r>
+        <w:rPr>
+          <w:b w:val="0"/>
+        </w:rPr>
+        <w:t>Original case: The returned item should be notebook with source N. Changed condition: The adapter returns M when N was requested. Expected result: Fail the integration check: map is the wrong item.</w:t>
+      </w:r>
+    </w:p>
+    <w:p>
+      <w:pPr>
+        <w:spacing w:line="336" w:lineRule="auto" w:after="180"/>
+      </w:pPr>
+      <w:r>
+        <w:rPr>
+          <w:b w:val="0"/>
+        </w:rPr>
+        <w:t xml:space="preserve">Reason: The request now reaches </w:t>
+      </w:r>
+      <w:r>
+        <w:rPr>
+          <w:b/>
+        </w:rPr>
+        <w:t>evidence</w:t>
+      </w:r>
+      <w:r>
+        <w:rPr>
+          <w:b w:val="0"/>
+        </w:rPr>
+        <w:t xml:space="preserve"> for another identifier.</w:t>
+      </w:r>
+    </w:p>
+    <w:p>
+      <w:pPr>
+        <w:spacing w:line="336" w:lineRule="auto" w:after="180"/>
+        <w:shd w:fill="F5F1FB"/>
+      </w:pPr>
+      <w:r>
+        <w:rPr>
+          <w:b w:val="0"/>
+        </w:rPr>
+        <w:t>Predict before checking the worked changed-case result. Name what changed and what the supplied facts allow you to conclude.</w:t>
+      </w:r>
+    </w:p>
+    <w:p>
+      <w:pPr>
+        <w:pStyle w:val="Heading3"/>
+      </w:pPr>
+      <w:r>
+        <w:t>My picture explanation, deciding evidence and one limit</w:t>
+      </w:r>
+    </w:p>
+    <w:p>
+      <w:r>
+        <w:t>________________________________________________________________</w:t>
+      </w:r>
+    </w:p>
+    <w:p>
+      <w:r>
+        <w:t>________________________________________________________________</w:t>
+      </w:r>
+    </w:p>
+    <w:p>
+      <w:r>
+        <w:t>________________________________________________________________</w:t>
+      </w:r>
+    </w:p>
+    <w:p>
+      <w:r>
+        <w:t>________________________________________________________________</w:t>
+      </w:r>
+    </w:p>
+    <w:p>
+      <w:pPr>
+        <w:pStyle w:val="Heading3"/>
+      </w:pPr>
+      <w:r>
+        <w:t>05. Connect the explanation to its limit</w:t>
+      </w:r>
+    </w:p>
+    <w:p>
+      <w:r>
+        <w:drawing>
+          <wp:inline xmlns:a="http://schemas.openxmlformats.org/drawingml/2006/main" xmlns:pic="http://schemas.openxmlformats.org/drawingml/2006/picture">
+            <wp:extent cx="5486400" cy="2834640"/>
+            <wp:docPr id="6" name="Picture 6" descr="Integration testing checks how components connect. Each component can work alone while their identifier exchange is wrong. Limit: A controlled fixture does not prove a live catalogue behaves identically; also review live adapter contracts."/>
+            <wp:cNvGraphicFramePr>
+              <a:graphicFrameLocks noChangeAspect="1"/>
+            </wp:cNvGraphicFramePr>
+            <a:graphic>
+              <a:graphicData uri="http://schemas.openxmlformats.org/drawingml/2006/picture">
+                <pic:pic>
+                  <pic:nvPicPr>
+                    <pic:cNvPr id="0" name="academy-story-ai-6-9-05.png"/>
+                    <pic:cNvPicPr/>
+                  </pic:nvPicPr>
+                  <pic:blipFill>
+                    <a:blip r:embed="rId14"/>
+                    <a:stretch>
+                      <a:fillRect/>
+                    </a:stretch>
+                  </pic:blipFill>
+                  <pic:spPr>
+                    <a:xfrm>
+                      <a:off x="0" y="0"/>
+                      <a:ext cx="5486400" cy="2834640"/>
+                    </a:xfrm>
+                    <a:prstGeom prst="rect"/>
+                  </pic:spPr>
+                </pic:pic>
+              </a:graphicData>
+            </a:graphic>
+          </wp:inline>
+        </w:drawing>
+      </w:r>
+    </w:p>
+    <w:p>
+      <w:pPr>
+        <w:spacing w:line="336" w:lineRule="auto" w:after="180"/>
+      </w:pPr>
+      <w:r>
+        <w:rPr>
+          <w:b/>
+        </w:rPr>
+        <w:t>Integration test</w:t>
+      </w:r>
+      <w:r>
+        <w:rPr>
+          <w:b w:val="0"/>
+        </w:rPr>
+        <w:t>ing checks how components connect. Each component can work alone while their identifier exchange is wrong.</w:t>
+      </w:r>
+    </w:p>
+    <w:p>
+      <w:pPr>
+        <w:spacing w:line="336" w:lineRule="auto" w:after="180"/>
+      </w:pPr>
+      <w:r>
+        <w:rPr>
+          <w:b w:val="0"/>
+        </w:rPr>
+        <w:t xml:space="preserve">Limit: A controlled </w:t>
+      </w:r>
+      <w:r>
+        <w:rPr>
+          <w:b/>
+        </w:rPr>
+        <w:t>fixture</w:t>
+      </w:r>
+      <w:r>
+        <w:rPr>
+          <w:b w:val="0"/>
+        </w:rPr>
+        <w:t xml:space="preserve"> does not prove a live catalogue behaves identically; also review live adapter contracts.</w:t>
+      </w:r>
+    </w:p>
+    <w:p>
+      <w:pPr>
+        <w:spacing w:line="336" w:lineRule="auto" w:after="180"/>
+        <w:shd w:fill="F5F1FB"/>
+      </w:pPr>
+      <w:r>
+        <w:rPr>
+          <w:b w:val="0"/>
+        </w:rPr>
+        <w:t>Explain the case, then point to a limit on the claim.</w:t>
+      </w:r>
+    </w:p>
+    <w:p>
+      <w:pPr>
+        <w:pStyle w:val="Heading3"/>
+      </w:pPr>
+      <w:r>
+        <w:t>My picture explanation, deciding evidence and one limit</w:t>
+      </w:r>
+    </w:p>
+    <w:p>
+      <w:r>
+        <w:t>________________________________________________________________</w:t>
+      </w:r>
+    </w:p>
+    <w:p>
+      <w:r>
+        <w:t>________________________________________________________________</w:t>
+      </w:r>
+    </w:p>
+    <w:p>
+      <w:r>
+        <w:t>________________________________________________________________</w:t>
+      </w:r>
+    </w:p>
+    <w:p>
+      <w:r>
+        <w:t>________________________________________________________________</w:t>
+      </w:r>
+    </w:p>
+    <w:p>
+      <w:pPr>
+        <w:pStyle w:val="Heading3"/>
+      </w:pPr>
+      <w:r>
+        <w:t>06. Make the idea visible in your project</w:t>
+      </w:r>
+    </w:p>
+    <w:p>
+      <w:r>
+        <w:drawing>
+          <wp:inline xmlns:a="http://schemas.openxmlformats.org/drawingml/2006/main" xmlns:pic="http://schemas.openxmlformats.org/drawingml/2006/picture">
+            <wp:extent cx="5486400" cy="3529584"/>
+            <wp:docPr id="7" name="Picture 7" descr="For the Grounded Learning Service, retain an annotated trace and the changed-case result. Name the contract or evidence that makes the deciding step valid, so another team can review it. Draw your input, deciding step, result and limit. Supported question: Follow request N through the fixture and adapter. Which source and item should appear in the reply, and what precisely fails when the adapter returns M?"/>
+            <wp:cNvGraphicFramePr>
+              <a:graphicFrameLocks noChangeAspect="1"/>
+            </wp:cNvGraphicFramePr>
+            <a:graphic>
+              <a:graphicData uri="http://schemas.openxmlformats.org/drawingml/2006/picture">
+                <pic:pic>
+                  <pic:nvPicPr>
+                    <pic:cNvPr id="0" name="academy-story-ai-6-9-06.png"/>
+                    <pic:cNvPicPr/>
+                  </pic:nvPicPr>
+                  <pic:blipFill>
+                    <a:blip r:embed="rId15"/>
+                    <a:stretch>
+                      <a:fillRect/>
+                    </a:stretch>
+                  </pic:blipFill>
+                  <pic:spPr>
+                    <a:xfrm>
+                      <a:off x="0" y="0"/>
+                      <a:ext cx="5486400" cy="3529584"/>
+                    </a:xfrm>
+                    <a:prstGeom prst="rect"/>
+                  </pic:spPr>
+                </pic:pic>
+              </a:graphicData>
+            </a:graphic>
+          </wp:inline>
+        </w:drawing>
+      </w:r>
+    </w:p>
+    <w:p>
+      <w:pPr>
+        <w:spacing w:line="336" w:lineRule="auto" w:after="180"/>
+      </w:pPr>
+      <w:r>
+        <w:rPr>
+          <w:b w:val="0"/>
+        </w:rPr>
+        <w:t xml:space="preserve">For the Grounded Learning Service, retain an annotated trace and the changed-case result. Name the contract or </w:t>
+      </w:r>
+      <w:r>
+        <w:rPr>
+          <w:b/>
+        </w:rPr>
+        <w:t>evidence</w:t>
+      </w:r>
+      <w:r>
+        <w:rPr>
+          <w:b w:val="0"/>
+        </w:rPr>
+        <w:t xml:space="preserve"> that makes the deciding step valid, so another team can review it.</w:t>
+      </w:r>
+    </w:p>
+    <w:p>
+      <w:pPr>
+        <w:spacing w:line="336" w:lineRule="auto" w:after="180"/>
+      </w:pPr>
+      <w:r>
+        <w:rPr>
+          <w:b w:val="0"/>
+        </w:rPr>
+        <w:t xml:space="preserve">Draw your </w:t>
+      </w:r>
+      <w:r>
+        <w:rPr>
+          <w:b/>
+        </w:rPr>
+        <w:t>input</w:t>
+      </w:r>
+      <w:r>
+        <w:rPr>
+          <w:b w:val="0"/>
+        </w:rPr>
+        <w:t xml:space="preserve">, deciding step, result and limit. Supported question: Follow request N through the </w:t>
+      </w:r>
+      <w:r>
+        <w:rPr>
+          <w:b/>
+        </w:rPr>
+        <w:t>fixture</w:t>
+      </w:r>
+      <w:r>
+        <w:rPr>
+          <w:b w:val="0"/>
+        </w:rPr>
+        <w:t xml:space="preserve"> and adapter. Which source and item should appear in the reply, and what precisely fails when the adapter returns M?</w:t>
+      </w:r>
+    </w:p>
+    <w:p>
+      <w:pPr>
+        <w:spacing w:line="336" w:lineRule="auto" w:after="180"/>
+        <w:shd w:fill="F5F1FB"/>
+      </w:pPr>
+      <w:r>
+        <w:rPr>
+          <w:b w:val="0"/>
+        </w:rPr>
+        <w:t xml:space="preserve">Draw your project trace and justify the deciding step using </w:t>
+      </w:r>
+      <w:r>
+        <w:rPr>
+          <w:b/>
+        </w:rPr>
+        <w:t>evidence</w:t>
+      </w:r>
+      <w:r>
+        <w:rPr>
+          <w:b w:val="0"/>
+        </w:rPr>
+        <w:t>.</w:t>
+      </w:r>
+    </w:p>
+    <w:p>
+      <w:pPr>
+        <w:pStyle w:val="Heading3"/>
+      </w:pPr>
+      <w:r>
+        <w:t>My picture explanation, deciding evidence and one limit</w:t>
       </w:r>
     </w:p>
     <w:p>

--- a/downloads/workbook/ai-6-week-09.docx
+++ b/downloads/workbook/ai-6-week-09.docx
@@ -168,6 +168,90 @@
     <w:p>
       <w:r>
         <w:t>________________________________________________________________</w:t>
+      </w:r>
+    </w:p>
+    <w:p>
+      <w:pPr>
+        <w:pStyle w:val="Heading3"/>
+      </w:pPr>
+      <w:r>
+        <w:t>Lesson reference for workbook practice</w:t>
+      </w:r>
+    </w:p>
+    <w:p>
+      <w:pPr>
+        <w:spacing w:line="336" w:lineRule="auto" w:after="180"/>
+        <w:shd w:fill="F1F6F8"/>
+      </w:pPr>
+      <w:r>
+        <w:rPr>
+          <w:b w:val="0"/>
+        </w:rPr>
+        <w:t>Use this reference for the original W1–W3 and W5 exercises. The separately named independent case supplies its own changed facts; use those facts for that attempt before feedback.</w:t>
+      </w:r>
+    </w:p>
+    <w:p>
+      <w:pPr>
+        <w:spacing w:line="336" w:lineRule="auto" w:after="180"/>
+      </w:pPr>
+      <w:r>
+        <w:rPr>
+          <w:b/>
+        </w:rPr>
+        <w:t>Integration test</w:t>
+      </w:r>
+      <w:r>
+        <w:rPr>
+          <w:b w:val="0"/>
+        </w:rPr>
+        <w:t xml:space="preserve">s exercise connected components and failure propagation. </w:t>
+      </w:r>
+      <w:r>
+        <w:rPr>
+          <w:b/>
+        </w:rPr>
+        <w:t>Fixture</w:t>
+      </w:r>
+      <w:r>
+        <w:rPr>
+          <w:b w:val="0"/>
+        </w:rPr>
+        <w:t xml:space="preserve">s supply controlled </w:t>
+      </w:r>
+      <w:r>
+        <w:rPr>
+          <w:b/>
+        </w:rPr>
+        <w:t>input</w:t>
+      </w:r>
+      <w:r>
+        <w:rPr>
+          <w:b w:val="0"/>
+        </w:rPr>
+        <w:t xml:space="preserve"> records and mocked service outcomes.</w:t>
+      </w:r>
+    </w:p>
+    <w:p>
+      <w:pPr>
+        <w:spacing w:line="336" w:lineRule="auto" w:after="180"/>
+      </w:pPr>
+      <w:r>
+        <w:rPr>
+          <w:b w:val="0"/>
+        </w:rPr>
+        <w:t xml:space="preserve">Trace request validation, session permission, lookup and </w:t>
+      </w:r>
+      <w:r>
+        <w:rPr>
+          <w:b/>
+        </w:rPr>
+        <w:t>output</w:t>
+      </w:r>
+      <w:r>
+        <w:rPr>
+          <w:b w:val="0"/>
+        </w:rPr>
+        <w:t xml:space="preserve"> validation together. Include absent sources and failing dependencies; verify that denied requests never invoke restricted lookup.</w:t>
       </w:r>
     </w:p>
     <w:p>

--- a/downloads/workbook/ai-6-week-09.docx
+++ b/downloads/workbook/ai-6-week-09.docx
@@ -25,22 +25,45 @@
         <w:pStyle w:val="Heading1"/>
       </w:pPr>
       <w:r>
-        <w:t>01. Recall and choose your starting point</w:t>
-      </w:r>
-    </w:p>
-    <w:p>
-      <w:r>
-        <w:t>Record your starting explanation for Integration tests and fixtures before opening notes. Show any later correction separately.</w:t>
-      </w:r>
-    </w:p>
-    <w:p>
-      <w:pPr>
-        <w:spacing w:line="336" w:lineRule="auto" w:after="180"/>
-      </w:pPr>
-      <w:r>
-        <w:rPr>
-          <w:b w:val="0"/>
-        </w:rPr>
+        <w:t>One complete integration-fixture and interaction record.</w:t>
+      </w:r>
+    </w:p>
+    <w:p>
+      <w:r>
+        <w:t>Keep requests, fixture modes, expected/actual results, call traces and limits together.</w:t>
+      </w:r>
+    </w:p>
+    <w:p>
+      <w:r>
+        <w:t>Recall → W1–W3/W5 → independent missing-evidence case → project interaction tests → delayed return.</w:t>
+      </w:r>
+    </w:p>
+    <w:p>
+      <w:pPr>
+        <w:pStyle w:val="Heading1"/>
+      </w:pPr>
+      <w:r>
+        <w:t>01. Recall · Retrieve before notes</w:t>
+      </w:r>
+    </w:p>
+    <w:p>
+      <w:r>
+        <w:t>Keep this task’s inputs,rule and response together.</w:t>
+      </w:r>
+    </w:p>
+    <w:p>
+      <w:pPr>
+        <w:pStyle w:val="Heading2"/>
+      </w:pPr>
+      <w:r>
+        <w:t>Complete task and evidence</w:t>
+      </w:r>
+    </w:p>
+    <w:p>
+      <w:pPr>
+        <w:pStyle w:val="ListBullet"/>
+      </w:pPr>
+      <w:r>
         <w:t>Try the recall before opening notes. Then use a different colour or a labelled second line to correct your explanation.</w:t>
       </w:r>
     </w:p>
@@ -54,12 +77,9 @@
     </w:p>
     <w:p>
       <w:pPr>
-        <w:spacing w:line="336" w:lineRule="auto" w:after="180"/>
-      </w:pPr>
-      <w:r>
-        <w:rPr>
-          <w:b w:val="0"/>
-        </w:rPr>
+        <w:pStyle w:val="ListBullet"/>
+      </w:pPr>
+      <w:r>
         <w:t>Without opening the old lesson, explain one key idea from Testing model-dependent behaviour. Give an example and a mistake that the idea helps you avoid.</w:t>
       </w:r>
     </w:p>
@@ -96,12 +116,9 @@
     </w:p>
     <w:p>
       <w:pPr>
-        <w:spacing w:line="336" w:lineRule="auto" w:after="180"/>
-      </w:pPr>
-      <w:r>
-        <w:rPr>
-          <w:b w:val="0"/>
-        </w:rPr>
+        <w:pStyle w:val="ListBullet"/>
+      </w:pPr>
+      <w:r>
         <w:t>Without opening the old lesson, explain one key idea from Least privilege and tool scopes. Give an example and a mistake that the idea helps you avoid.</w:t>
       </w:r>
     </w:p>
@@ -138,12 +155,9 @@
     </w:p>
     <w:p>
       <w:pPr>
-        <w:spacing w:line="336" w:lineRule="auto" w:after="180"/>
-      </w:pPr>
-      <w:r>
-        <w:rPr>
-          <w:b w:val="0"/>
-        </w:rPr>
+        <w:pStyle w:val="ListBullet"/>
+      </w:pPr>
+      <w:r>
         <w:t>Without opening the old lesson, explain one key idea from Typed contracts and schemas. Give an example and a mistake that the idea helps you avoid.</w:t>
       </w:r>
     </w:p>
@@ -180,78 +194,26 @@
     </w:p>
     <w:p>
       <w:pPr>
-        <w:spacing w:line="336" w:lineRule="auto" w:after="180"/>
-        <w:shd w:fill="F1F6F8"/>
-      </w:pPr>
-      <w:r>
-        <w:rPr>
-          <w:b w:val="0"/>
-        </w:rPr>
+        <w:pStyle w:val="ListBullet"/>
+      </w:pPr>
+      <w:r>
         <w:t>Use this reference for the original W1–W3 and W5 exercises. The separately named independent case supplies its own changed facts; use those facts for that attempt before feedback.</w:t>
       </w:r>
     </w:p>
     <w:p>
       <w:pPr>
-        <w:spacing w:line="336" w:lineRule="auto" w:after="180"/>
-      </w:pPr>
-      <w:r>
-        <w:rPr>
-          <w:b/>
-        </w:rPr>
-        <w:t>Integration test</w:t>
-      </w:r>
-      <w:r>
-        <w:rPr>
-          <w:b w:val="0"/>
-        </w:rPr>
-        <w:t xml:space="preserve">s exercise connected components and failure propagation. </w:t>
-      </w:r>
-      <w:r>
-        <w:rPr>
-          <w:b/>
-        </w:rPr>
-        <w:t>Fixture</w:t>
-      </w:r>
-      <w:r>
-        <w:rPr>
-          <w:b w:val="0"/>
-        </w:rPr>
-        <w:t xml:space="preserve">s supply controlled </w:t>
-      </w:r>
-      <w:r>
-        <w:rPr>
-          <w:b/>
-        </w:rPr>
-        <w:t>input</w:t>
-      </w:r>
-      <w:r>
-        <w:rPr>
-          <w:b w:val="0"/>
-        </w:rPr>
-        <w:t xml:space="preserve"> records and mocked service outcomes.</w:t>
-      </w:r>
-    </w:p>
-    <w:p>
-      <w:pPr>
-        <w:spacing w:line="336" w:lineRule="auto" w:after="180"/>
-      </w:pPr>
-      <w:r>
-        <w:rPr>
-          <w:b w:val="0"/>
-        </w:rPr>
-        <w:t xml:space="preserve">Trace request validation, session permission, lookup and </w:t>
-      </w:r>
-      <w:r>
-        <w:rPr>
-          <w:b/>
-        </w:rPr>
-        <w:t>output</w:t>
-      </w:r>
-      <w:r>
-        <w:rPr>
-          <w:b w:val="0"/>
-        </w:rPr>
-        <w:t xml:space="preserve"> validation together. Include absent sources and failing dependencies; verify that denied requests never invoke restricted lookup.</w:t>
+        <w:pStyle w:val="ListBullet"/>
+      </w:pPr>
+      <w:r>
+        <w:t>Integration tests exercise connected components and failure propagation. Fixtures supply controlled input records and mocked service outcomes.</w:t>
+      </w:r>
+    </w:p>
+    <w:p>
+      <w:pPr>
+        <w:pStyle w:val="ListBullet"/>
+      </w:pPr>
+      <w:r>
+        <w:t>Trace request validation, session permission, lookup and output validation together. Include absent sources and failing dependencies; verify that denied requests never invoke restricted lookup.</w:t>
       </w:r>
     </w:p>
     <w:p>
@@ -259,147 +221,44 @@
         <w:pStyle w:val="Heading1"/>
       </w:pPr>
       <w:r>
-        <w:t>02. Practise with fading help</w:t>
-      </w:r>
-    </w:p>
-    <w:p>
-      <w:r>
-        <w:t>Complete the supported Integration tests and fixtures trace and record the first step you can explain without help.</w:t>
-      </w:r>
-    </w:p>
-    <w:p>
-      <w:pPr>
-        <w:spacing w:line="336" w:lineRule="auto" w:after="180"/>
-      </w:pPr>
-      <w:r>
-        <w:rPr>
-          <w:b w:val="0"/>
-        </w:rPr>
-        <w:t xml:space="preserve">Use W2: Trace the worked case for </w:t>
-      </w:r>
-      <w:r>
-        <w:rPr>
-          <w:b/>
-        </w:rPr>
-        <w:t>Integration test</w:t>
-      </w:r>
-      <w:r>
-        <w:rPr>
-          <w:b w:val="0"/>
-        </w:rPr>
-        <w:t xml:space="preserve">s and </w:t>
-      </w:r>
-      <w:r>
-        <w:rPr>
-          <w:b/>
-        </w:rPr>
-        <w:t>fixture</w:t>
-      </w:r>
-      <w:r>
-        <w:rPr>
-          <w:b w:val="0"/>
-        </w:rPr>
-        <w:t>s. Record the answer once; the lesson and workbook refer to the same attempt.</w:t>
-      </w:r>
-    </w:p>
-    <w:tbl>
-      <w:tblPr>
-        <w:tblStyle w:val="LightShading-Accent1"/>
-        <w:tblW w:type="auto" w:w="0"/>
-        <w:tblLook w:firstColumn="1" w:firstRow="1" w:lastColumn="0" w:lastRow="0" w:noHBand="0" w:noVBand="1" w:val="04A0"/>
-      </w:tblPr>
-      <w:tblGrid>
-        <w:gridCol w:w="2556"/>
-        <w:gridCol w:w="2556"/>
-        <w:gridCol w:w="2556"/>
-        <w:gridCol w:w="2556"/>
-      </w:tblGrid>
-      <w:tr>
-        <w:trPr>
-          <w:tblHeader/>
-        </w:trPr>
-        <w:tc>
-          <w:tcPr>
-            <w:tcW w:type="dxa" w:w="2556"/>
-          </w:tcPr>
-          <w:p>
-            <w:r>
-              <w:t>Given inputs</w:t>
-            </w:r>
-          </w:p>
-        </w:tc>
-        <w:tc>
-          <w:tcPr>
-            <w:tcW w:type="dxa" w:w="2556"/>
-          </w:tcPr>
-          <w:p>
-            <w:r>
-              <w:t>Procedure I chose</w:t>
-            </w:r>
-          </w:p>
-        </w:tc>
-        <w:tc>
-          <w:tcPr>
-            <w:tcW w:type="dxa" w:w="2556"/>
-          </w:tcPr>
-          <w:p>
-            <w:r>
-              <w:t>Middle steps</w:t>
-            </w:r>
-          </w:p>
-        </w:tc>
-        <w:tc>
-          <w:tcPr>
-            <w:tcW w:type="dxa" w:w="2556"/>
-          </w:tcPr>
-          <w:p>
-            <w:r>
-              <w:t>Result and check</w:t>
-            </w:r>
-          </w:p>
-        </w:tc>
-      </w:tr>
-      <w:tr>
-        <w:tc>
-          <w:tcPr>
-            <w:tcW w:type="dxa" w:w="2556"/>
-          </w:tcPr>
-          <w:p>
-            <w:r/>
-          </w:p>
-        </w:tc>
-        <w:tc>
-          <w:tcPr>
-            <w:tcW w:type="dxa" w:w="2556"/>
-          </w:tcPr>
-          <w:p>
-            <w:r/>
-          </w:p>
-        </w:tc>
-        <w:tc>
-          <w:tcPr>
-            <w:tcW w:type="dxa" w:w="2556"/>
-          </w:tcPr>
-          <w:p>
-            <w:r/>
-          </w:p>
-        </w:tc>
-        <w:tc>
-          <w:tcPr>
-            <w:tcW w:type="dxa" w:w="2556"/>
-          </w:tcPr>
-          <w:p>
-            <w:r/>
-          </w:p>
-        </w:tc>
-      </w:tr>
-    </w:tbl>
+        <w:t>05. W1 · Explain the current example</w:t>
+      </w:r>
+    </w:p>
+    <w:p>
+      <w:r>
+        <w:t>Keep this task’s inputs,rule and response together.</w:t>
+      </w:r>
+    </w:p>
+    <w:p>
+      <w:pPr>
+        <w:pStyle w:val="Heading2"/>
+      </w:pPr>
+      <w:r>
+        <w:t>Complete task and evidence</w:t>
+      </w:r>
+    </w:p>
+    <w:p>
+      <w:pPr>
+        <w:pStyle w:val="ListBullet"/>
+      </w:pPr>
+      <w:r>
+        <w:t>Main integration fixture: S student-visible source S/roomB/capacity 12; T teacher-only source T/STAFF/capacity 4. Trusted caller student. Correct request validation → authorization → lookup → local draft stub → response validation. Student request T returns denied with no lookup calls. Deliberately broken ordering calls T before denying, so final response alone misses the hidden boundary failure. Allowed S normal fixture answers S/B/12 and records lookup S. Missing or failing storage returns review before drafting. Preserve both response and event/call trace. Separate catalogue fixture M=map, N=notebook: requested N must yield source N/notebook; adapter M/map is a wrong-ID connection and should not be published as the requested answer. Mocks test declared interactions and failure propagation; no live network/provider, model generation or complete production guarantee is supplied.</w:t>
+      </w:r>
+    </w:p>
+    <w:p>
+      <w:pPr>
+        <w:pStyle w:val="ListBullet"/>
+      </w:pPr>
+      <w:r>
+        <w:t>Explain the weekly mechanism in your own words. Use the worked scenario to name its input, decision rule and output.</w:t>
+      </w:r>
+    </w:p>
     <w:p>
       <w:pPr>
         <w:pStyle w:val="Heading3"/>
       </w:pPr>
       <w:r>
-        <w:t>The step I completed without help, and the hint I needed</w:t>
+        <w:t>My reasoning and evidence</w:t>
       </w:r>
     </w:p>
     <w:p>
@@ -418,62 +277,55 @@
       </w:r>
     </w:p>
     <w:p>
+      <w:r>
+        <w:t>________________________________________________________________</w:t>
+      </w:r>
+    </w:p>
+    <w:p>
+      <w:r>
+        <w:t>________________________________________________________________</w:t>
+      </w:r>
+    </w:p>
+    <w:p>
+      <w:r>
+        <w:t>________________________________________________________________</w:t>
+      </w:r>
+    </w:p>
+    <w:p>
       <w:pPr>
         <w:pStyle w:val="Heading1"/>
       </w:pPr>
       <w:r>
-        <w:t>03. Individual reasoning check</w:t>
-      </w:r>
-    </w:p>
-    <w:p>
-      <w:r>
-        <w:t>Check the proposed Integration tests and fixtures explanation against the supplied facts before discussing it.</w:t>
-      </w:r>
-    </w:p>
-    <w:p>
-      <w:pPr>
-        <w:spacing w:line="336" w:lineRule="auto" w:after="180"/>
-      </w:pPr>
-      <w:r>
-        <w:rPr>
-          <w:b w:val="0"/>
-        </w:rPr>
-        <w:t xml:space="preserve">Use the worked case for </w:t>
-      </w:r>
-      <w:r>
-        <w:rPr>
-          <w:b/>
-        </w:rPr>
-        <w:t>Integration test</w:t>
-      </w:r>
-      <w:r>
-        <w:rPr>
-          <w:b w:val="0"/>
-        </w:rPr>
-        <w:t xml:space="preserve">s and </w:t>
-      </w:r>
-      <w:r>
-        <w:rPr>
-          <w:b/>
-        </w:rPr>
-        <w:t>fixture</w:t>
-      </w:r>
-      <w:r>
-        <w:rPr>
-          <w:b w:val="0"/>
-        </w:rPr>
-        <w:t>s. Proposed explanation: “The worked result establishes every future case”. Decide whether this explanation is supported.</w:t>
-      </w:r>
-    </w:p>
-    <w:p>
-      <w:pPr>
-        <w:spacing w:line="336" w:lineRule="auto" w:after="180"/>
-      </w:pPr>
-      <w:r>
-        <w:rPr>
-          <w:b w:val="0"/>
-        </w:rPr>
-        <w:t>Point to the step or supplied fact that decides; explain your repair if needed.</w:t>
+        <w:t>06. W2 · Trace the calculation</w:t>
+      </w:r>
+    </w:p>
+    <w:p>
+      <w:r>
+        <w:t>Keep this task’s inputs,rule and response together.</w:t>
+      </w:r>
+    </w:p>
+    <w:p>
+      <w:pPr>
+        <w:pStyle w:val="Heading2"/>
+      </w:pPr>
+      <w:r>
+        <w:t>Complete task and evidence</w:t>
+      </w:r>
+    </w:p>
+    <w:p>
+      <w:pPr>
+        <w:pStyle w:val="ListBullet"/>
+      </w:pPr>
+      <w:r>
+        <w:t>Main integration fixture: S student-visible source S/roomB/capacity 12; T teacher-only source T/STAFF/capacity 4. Trusted caller student. Correct request validation → authorization → lookup → local draft stub → response validation. Student request T returns denied with no lookup calls. Deliberately broken ordering calls T before denying, so final response alone misses the hidden boundary failure. Allowed S normal fixture answers S/B/12 and records lookup S. Missing or failing storage returns review before drafting. Preserve both response and event/call trace. Separate catalogue fixture M=map, N=notebook: requested N must yield source N/notebook; adapter M/map is a wrong-ID connection and should not be published as the requested answer. Mocks test declared interactions and failure propagation; no live network/provider, model generation or complete production guarantee is supplied.</w:t>
+      </w:r>
+    </w:p>
+    <w:p>
+      <w:pPr>
+        <w:pStyle w:val="ListBullet"/>
+      </w:pPr>
+      <w:r>
+        <w:t>A student requests a teacher source; test response is denied, but a recorded lookup call read the teacher file. Show the intermediate steps and give the conclusion with its scope.</w:t>
       </w:r>
     </w:p>
     <w:p>
@@ -481,7 +333,7 @@
         <w:pStyle w:val="Heading3"/>
       </w:pPr>
       <w:r>
-        <w:t>My explanation before partner discussion</w:t>
+        <w:t>My reasoning and evidence</w:t>
       </w:r>
     </w:p>
     <w:p>
@@ -505,16 +357,55 @@
       </w:r>
     </w:p>
     <w:p>
+      <w:r>
+        <w:t>________________________________________________________________</w:t>
+      </w:r>
+    </w:p>
+    <w:p>
+      <w:r>
+        <w:t>________________________________________________________________</w:t>
+      </w:r>
+    </w:p>
+    <w:p>
+      <w:r>
+        <w:t>________________________________________________________________</w:t>
+      </w:r>
+    </w:p>
+    <w:p>
       <w:pPr>
         <w:pStyle w:val="Heading1"/>
       </w:pPr>
       <w:r>
-        <w:t>04. Independent transfer case</w:t>
-      </w:r>
-    </w:p>
-    <w:p>
-      <w:r>
-        <w:t>Write one first attempt at the reserved independent case before feedback. Repeated copies of that case refer to the same recorded attempt.</w:t>
+        <w:t>07. W3 · Repair a misconception</w:t>
+      </w:r>
+    </w:p>
+    <w:p>
+      <w:r>
+        <w:t>Keep this task’s inputs,rule and response together.</w:t>
+      </w:r>
+    </w:p>
+    <w:p>
+      <w:pPr>
+        <w:pStyle w:val="Heading2"/>
+      </w:pPr>
+      <w:r>
+        <w:t>Complete task and evidence</w:t>
+      </w:r>
+    </w:p>
+    <w:p>
+      <w:pPr>
+        <w:pStyle w:val="ListBullet"/>
+      </w:pPr>
+      <w:r>
+        <w:t>Main integration fixture: S student-visible source S/roomB/capacity 12; T teacher-only source T/STAFF/capacity 4. Trusted caller student. Correct request validation → authorization → lookup → local draft stub → response validation. Student request T returns denied with no lookup calls. Deliberately broken ordering calls T before denying, so final response alone misses the hidden boundary failure. Allowed S normal fixture answers S/B/12 and records lookup S. Missing or failing storage returns review before drafting. Preserve both response and event/call trace. Separate catalogue fixture M=map, N=notebook: requested N must yield source N/notebook; adapter M/map is a wrong-ID connection and should not be published as the requested answer. Mocks test declared interactions and failure propagation; no live network/provider, model generation or complete production guarantee is supplied.</w:t>
+      </w:r>
+    </w:p>
+    <w:p>
+      <w:pPr>
+        <w:pStyle w:val="ListBullet"/>
+      </w:pPr>
+      <w:r>
+        <w:t>A report omits this qualification: A mock verifies declared interactions, not real provider availability or all runtime limits. Explain how omitting it could change a reader's interpretation, and write an accurate replacement.</w:t>
       </w:r>
     </w:p>
     <w:p>
@@ -522,17 +413,153 @@
         <w:pStyle w:val="Heading3"/>
       </w:pPr>
       <w:r>
+        <w:t>My reasoning and evidence</w:t>
+      </w:r>
+    </w:p>
+    <w:p>
+      <w:r>
+        <w:t>________________________________________________________________</w:t>
+      </w:r>
+    </w:p>
+    <w:p>
+      <w:r>
+        <w:t>________________________________________________________________</w:t>
+      </w:r>
+    </w:p>
+    <w:p>
+      <w:r>
+        <w:t>________________________________________________________________</w:t>
+      </w:r>
+    </w:p>
+    <w:p>
+      <w:r>
+        <w:t>________________________________________________________________</w:t>
+      </w:r>
+    </w:p>
+    <w:p>
+      <w:r>
+        <w:t>________________________________________________________________</w:t>
+      </w:r>
+    </w:p>
+    <w:p>
+      <w:r>
+        <w:t>________________________________________________________________</w:t>
+      </w:r>
+    </w:p>
+    <w:p>
+      <w:pPr>
+        <w:pStyle w:val="Heading1"/>
+      </w:pPr>
+      <w:r>
+        <w:t>09. W5 · Explain the limitation</w:t>
+      </w:r>
+    </w:p>
+    <w:p>
+      <w:r>
+        <w:t>Keep this task’s inputs,rule and response together.</w:t>
+      </w:r>
+    </w:p>
+    <w:p>
+      <w:pPr>
+        <w:pStyle w:val="Heading2"/>
+      </w:pPr>
+      <w:r>
+        <w:t>Complete task and evidence</w:t>
+      </w:r>
+    </w:p>
+    <w:p>
+      <w:pPr>
+        <w:pStyle w:val="ListBullet"/>
+      </w:pPr>
+      <w:r>
+        <w:t>Main integration fixture: S student-visible source S/roomB/capacity 12; T teacher-only source T/STAFF/capacity 4. Trusted caller student. Correct request validation → authorization → lookup → local draft stub → response validation. Student request T returns denied with no lookup calls. Deliberately broken ordering calls T before denying, so final response alone misses the hidden boundary failure. Allowed S normal fixture answers S/B/12 and records lookup S. Missing or failing storage returns review before drafting. Preserve both response and event/call trace. Separate catalogue fixture M=map, N=notebook: requested N must yield source N/notebook; adapter M/map is a wrong-ID connection and should not be published as the requested answer. Mocks test declared interactions and failure propagation; no live network/provider, model generation or complete production guarantee is supplied.</w:t>
+      </w:r>
+    </w:p>
+    <w:p>
+      <w:pPr>
+        <w:pStyle w:val="ListBullet"/>
+      </w:pPr>
+      <w:r>
+        <w:t>For the worked scenario, propose one additional case that could reveal a failure, describe its expected outcome before running it, and explain what would need to remain fixed for a fair comparison. Do not reuse W4 as a new final test after receiving feedback.</w:t>
+      </w:r>
+    </w:p>
+    <w:p>
+      <w:pPr>
+        <w:pStyle w:val="Heading3"/>
+      </w:pPr>
+      <w:r>
+        <w:t>My reasoning and evidence</w:t>
+      </w:r>
+    </w:p>
+    <w:p>
+      <w:r>
+        <w:t>________________________________________________________________</w:t>
+      </w:r>
+    </w:p>
+    <w:p>
+      <w:r>
+        <w:t>________________________________________________________________</w:t>
+      </w:r>
+    </w:p>
+    <w:p>
+      <w:r>
+        <w:t>________________________________________________________________</w:t>
+      </w:r>
+    </w:p>
+    <w:p>
+      <w:r>
+        <w:t>________________________________________________________________</w:t>
+      </w:r>
+    </w:p>
+    <w:p>
+      <w:r>
+        <w:t>________________________________________________________________</w:t>
+      </w:r>
+    </w:p>
+    <w:p>
+      <w:r>
+        <w:t>________________________________________________________________</w:t>
+      </w:r>
+    </w:p>
+    <w:p>
+      <w:r>
+        <w:t>________________________________________________________________</w:t>
+      </w:r>
+    </w:p>
+    <w:p>
+      <w:pPr>
+        <w:pStyle w:val="Heading1"/>
+      </w:pPr>
+      <w:r>
+        <w:t>04. Try alone · Selected transfer</w:t>
+      </w:r>
+    </w:p>
+    <w:p>
+      <w:r>
+        <w:t>Keep this task’s inputs,rule and response together.</w:t>
+      </w:r>
+    </w:p>
+    <w:p>
+      <w:pPr>
+        <w:pStyle w:val="Heading2"/>
+      </w:pPr>
+      <w:r>
+        <w:t>Complete task and evidence</w:t>
+      </w:r>
+    </w:p>
+    <w:p>
+      <w:pPr>
+        <w:pStyle w:val="Heading3"/>
+      </w:pPr>
+      <w:r>
         <w:t>Independent case: Apply a new case independently</w:t>
       </w:r>
     </w:p>
     <w:p>
       <w:pPr>
-        <w:spacing w:line="336" w:lineRule="auto" w:after="180"/>
-      </w:pPr>
-      <w:r>
-        <w:rPr>
-          <w:b w:val="0"/>
-        </w:rPr>
+        <w:pStyle w:val="ListBullet"/>
+      </w:pPr>
+      <w:r>
         <w:t>Valid student lookup gets not-found from storage. Generator invents a capacity and final response appears supported. Locate failures.</w:t>
       </w:r>
     </w:p>
@@ -581,12 +608,9 @@
     </w:p>
     <w:p>
       <w:pPr>
-        <w:spacing w:line="336" w:lineRule="auto" w:after="180"/>
-      </w:pPr>
-      <w:r>
-        <w:rPr>
-          <w:b w:val="0"/>
-        </w:rPr>
+        <w:pStyle w:val="ListBullet"/>
+      </w:pPr>
+      <w:r>
         <w:t>Attempt this case before feedback. Record any help. Earlier examples below are further practice; a case already practised with feedback cannot establish fresh transfer.</w:t>
       </w:r>
     </w:p>
@@ -595,59 +619,28 @@
         <w:pStyle w:val="Heading1"/>
       </w:pPr>
       <w:r>
-        <w:t>05. W1 Explain the mechanism</w:t>
-      </w:r>
-    </w:p>
-    <w:p>
-      <w:r>
-        <w:t>Explain the mechanism. Apply the supplied Integration tests and fixtures facts and keep your reasoning.</w:t>
-      </w:r>
-    </w:p>
-    <w:p>
-      <w:pPr>
-        <w:spacing w:line="336" w:lineRule="auto" w:after="180"/>
-      </w:pPr>
-      <w:r>
-        <w:rPr>
-          <w:b w:val="0"/>
-        </w:rPr>
-        <w:t xml:space="preserve">Explain the weekly </w:t>
-      </w:r>
-      <w:r>
-        <w:rPr>
-          <w:b/>
-        </w:rPr>
-        <w:t>mechanism</w:t>
-      </w:r>
-      <w:r>
-        <w:rPr>
-          <w:b w:val="0"/>
-        </w:rPr>
-        <w:t xml:space="preserve"> in your own words. Use the worked scenario to name its </w:t>
-      </w:r>
-      <w:r>
-        <w:rPr>
-          <w:b/>
-        </w:rPr>
-        <w:t>input</w:t>
-      </w:r>
-      <w:r>
-        <w:rPr>
-          <w:b w:val="0"/>
-        </w:rPr>
-        <w:t xml:space="preserve">, decision rule and </w:t>
-      </w:r>
-      <w:r>
-        <w:rPr>
-          <w:b/>
-        </w:rPr>
-        <w:t>output</w:t>
-      </w:r>
-      <w:r>
-        <w:rPr>
-          <w:b w:val="0"/>
-        </w:rPr>
-        <w:t>.</w:t>
+        <w:t>10. Project · Keep the service evidence</w:t>
+      </w:r>
+    </w:p>
+    <w:p>
+      <w:r>
+        <w:t>Preserve the contract, inputs, observed outcomes and limits.</w:t>
+      </w:r>
+    </w:p>
+    <w:p>
+      <w:pPr>
+        <w:pStyle w:val="Heading2"/>
+      </w:pPr>
+      <w:r>
+        <w:t>Complete task and evidence</w:t>
+      </w:r>
+    </w:p>
+    <w:p>
+      <w:pPr>
+        <w:pStyle w:val="ListBullet"/>
+      </w:pPr>
+      <w:r>
+        <w:t>Add a labelled integration tests and fixtures evidence sheet to Grounded Learning Service. Show how you can explain the mechanism and terminology of integration tests and fixtures. Use the supplied fictional case and keep its inputs, intermediate steps, calculation or prediction, and limitation. Connect this record to last week’s record; a matching answer without a trace is insufficient.</w:t>
       </w:r>
     </w:p>
     <w:p>
@@ -655,7 +648,7 @@
         <w:pStyle w:val="Heading3"/>
       </w:pPr>
       <w:r>
-        <w:t>My reasoning and evidence</w:t>
+        <w:t>My project change, supporting evidence and remaining limit</w:t>
       </w:r>
     </w:p>
     <w:p>
@@ -693,460 +686,20 @@
         <w:pStyle w:val="Heading1"/>
       </w:pPr>
       <w:r>
-        <w:t>06. W2 Trace the worked case</w:t>
-      </w:r>
-    </w:p>
-    <w:p>
-      <w:r>
-        <w:t>Trace the worked case. Apply the supplied Integration tests and fixtures facts and keep your reasoning.</w:t>
-      </w:r>
-    </w:p>
-    <w:p>
-      <w:pPr>
-        <w:spacing w:line="336" w:lineRule="auto" w:after="180"/>
-      </w:pPr>
-      <w:r>
-        <w:rPr>
-          <w:b w:val="0"/>
-        </w:rPr>
-        <w:t>A student requests a teacher source; test response is denied, but a recorded lookup call read the teacher file. Show the intermediate steps and give the conclusion with its scope.</w:t>
-      </w:r>
-    </w:p>
-    <w:p>
-      <w:pPr>
-        <w:pStyle w:val="Heading3"/>
-      </w:pPr>
-      <w:r>
-        <w:t>My reasoning and evidence</w:t>
-      </w:r>
-    </w:p>
-    <w:p>
-      <w:r>
-        <w:t>________________________________________________________________</w:t>
-      </w:r>
-    </w:p>
-    <w:p>
-      <w:r>
-        <w:t>________________________________________________________________</w:t>
-      </w:r>
-    </w:p>
-    <w:p>
-      <w:r>
-        <w:t>________________________________________________________________</w:t>
-      </w:r>
-    </w:p>
-    <w:p>
-      <w:r>
-        <w:t>________________________________________________________________</w:t>
-      </w:r>
-    </w:p>
-    <w:p>
-      <w:r>
-        <w:t>________________________________________________________________</w:t>
-      </w:r>
-    </w:p>
-    <w:p>
-      <w:r>
-        <w:t>________________________________________________________________</w:t>
-      </w:r>
-    </w:p>
-    <w:p>
-      <w:r>
-        <w:t>________________________________________________________________</w:t>
-      </w:r>
-    </w:p>
-    <w:p>
-      <w:pPr>
-        <w:pStyle w:val="Heading1"/>
-      </w:pPr>
-      <w:r>
-        <w:t>07. W3 Audit the limit</w:t>
-      </w:r>
-    </w:p>
-    <w:p>
-      <w:r>
-        <w:t>Audit the limit. Apply the supplied Integration tests and fixtures facts and keep your reasoning.</w:t>
-      </w:r>
-    </w:p>
-    <w:p>
-      <w:pPr>
-        <w:spacing w:line="336" w:lineRule="auto" w:after="180"/>
-      </w:pPr>
-      <w:r>
-        <w:rPr>
-          <w:b w:val="0"/>
-        </w:rPr>
-        <w:t>A report omits this qualification: A mock verifies declared interactions, not real provider availability or all runtime limits. Explain how omitting it could change a reader's interpretation, and write an accurate replacement.</w:t>
-      </w:r>
-    </w:p>
-    <w:p>
-      <w:pPr>
-        <w:pStyle w:val="Heading3"/>
-      </w:pPr>
-      <w:r>
-        <w:t>My reasoning and evidence</w:t>
-      </w:r>
-    </w:p>
-    <w:p>
-      <w:r>
-        <w:t>________________________________________________________________</w:t>
-      </w:r>
-    </w:p>
-    <w:p>
-      <w:r>
-        <w:t>________________________________________________________________</w:t>
-      </w:r>
-    </w:p>
-    <w:p>
-      <w:r>
-        <w:t>________________________________________________________________</w:t>
-      </w:r>
-    </w:p>
-    <w:p>
-      <w:r>
-        <w:t>________________________________________________________________</w:t>
-      </w:r>
-    </w:p>
-    <w:p>
-      <w:r>
-        <w:t>________________________________________________________________</w:t>
-      </w:r>
-    </w:p>
-    <w:p>
-      <w:r>
-        <w:t>________________________________________________________________</w:t>
-      </w:r>
-    </w:p>
-    <w:p>
-      <w:pPr>
-        <w:pStyle w:val="Heading1"/>
-      </w:pPr>
-      <w:r>
-        <w:t>08. W4 Apply a new case independently</w:t>
-      </w:r>
-    </w:p>
-    <w:p>
-      <w:r>
-        <w:t>Attempt before feedback. If this repeats the selected independent case, reuse that first attempt; otherwise keep a separate record. Apply a new case independently. Apply the supplied Integration tests and fixtures facts and keep your reasoning.</w:t>
-      </w:r>
-    </w:p>
-    <w:p>
-      <w:pPr>
-        <w:spacing w:line="336" w:lineRule="auto" w:after="180"/>
-      </w:pPr>
-      <w:r>
-        <w:rPr>
-          <w:b w:val="0"/>
-        </w:rPr>
-        <w:t>Valid student lookup gets not-found from storage. Generator invents a capacity and final response appears supported. Locate failures.</w:t>
-      </w:r>
-    </w:p>
-    <w:p>
-      <w:pPr>
-        <w:pStyle w:val="Heading3"/>
-      </w:pPr>
-      <w:r>
-        <w:t>My reasoning and evidence</w:t>
-      </w:r>
-    </w:p>
-    <w:p>
-      <w:r>
-        <w:t>________________________________________________________________</w:t>
-      </w:r>
-    </w:p>
-    <w:p>
-      <w:r>
-        <w:t>________________________________________________________________</w:t>
-      </w:r>
-    </w:p>
-    <w:p>
-      <w:r>
-        <w:t>________________________________________________________________</w:t>
-      </w:r>
-    </w:p>
-    <w:p>
-      <w:r>
-        <w:t>________________________________________________________________</w:t>
-      </w:r>
-    </w:p>
-    <w:p>
-      <w:r>
-        <w:t>________________________________________________________________</w:t>
-      </w:r>
-    </w:p>
-    <w:p>
-      <w:r>
-        <w:t>________________________________________________________________</w:t>
-      </w:r>
-    </w:p>
-    <w:p>
-      <w:r>
-        <w:t>________________________________________________________________</w:t>
-      </w:r>
-    </w:p>
-    <w:p>
-      <w:r>
-        <w:t>________________________________________________________________</w:t>
-      </w:r>
-    </w:p>
-    <w:p>
-      <w:pPr>
-        <w:pStyle w:val="Heading1"/>
-      </w:pPr>
-      <w:r>
-        <w:t>09. W5 Design a revealing follow-up</w:t>
-      </w:r>
-    </w:p>
-    <w:p>
-      <w:r>
-        <w:t>Design a revealing follow-up. Apply the supplied Integration tests and fixtures facts and keep your reasoning.</w:t>
-      </w:r>
-    </w:p>
-    <w:p>
-      <w:pPr>
-        <w:spacing w:line="336" w:lineRule="auto" w:after="180"/>
-      </w:pPr>
-      <w:r>
-        <w:rPr>
-          <w:b w:val="0"/>
-        </w:rPr>
-        <w:t>For the worked scenario, propose one additional case that could reveal a failure, describe its expected outcome before running it, and explain what would need to remain fixed for a fair comparison.</w:t>
-      </w:r>
-    </w:p>
-    <w:p>
-      <w:pPr>
-        <w:spacing w:line="336" w:lineRule="auto" w:after="180"/>
-      </w:pPr>
-      <w:r>
-        <w:rPr>
-          <w:b w:val="0"/>
-        </w:rPr>
-        <w:t>Do not reuse W4 as a new final test after receiving feedback.</w:t>
-      </w:r>
-    </w:p>
-    <w:p>
-      <w:pPr>
-        <w:pStyle w:val="Heading3"/>
-      </w:pPr>
-      <w:r>
-        <w:t>My reasoning and evidence</w:t>
-      </w:r>
-    </w:p>
-    <w:p>
-      <w:r>
-        <w:t>________________________________________________________________</w:t>
-      </w:r>
-    </w:p>
-    <w:p>
-      <w:r>
-        <w:t>________________________________________________________________</w:t>
-      </w:r>
-    </w:p>
-    <w:p>
-      <w:r>
-        <w:t>________________________________________________________________</w:t>
-      </w:r>
-    </w:p>
-    <w:p>
-      <w:r>
-        <w:t>________________________________________________________________</w:t>
-      </w:r>
-    </w:p>
-    <w:p>
-      <w:r>
-        <w:t>________________________________________________________________</w:t>
-      </w:r>
-    </w:p>
-    <w:p>
-      <w:r>
-        <w:t>________________________________________________________________</w:t>
-      </w:r>
-    </w:p>
-    <w:p>
-      <w:r>
-        <w:t>________________________________________________________________</w:t>
-      </w:r>
-    </w:p>
-    <w:p>
-      <w:pPr>
-        <w:pStyle w:val="Heading1"/>
-      </w:pPr>
-      <w:r>
-        <w:t>10. Project checkpoint and reflection</w:t>
-      </w:r>
-    </w:p>
-    <w:p>
-      <w:r>
-        <w:t>Connect Integration tests and fixtures to Grounded Learning Service, identify a limit and choose the next useful test.</w:t>
-      </w:r>
-    </w:p>
-    <w:p>
-      <w:pPr>
-        <w:spacing w:line="336" w:lineRule="auto" w:after="180"/>
-      </w:pPr>
-      <w:r>
-        <w:rPr>
-          <w:b w:val="0"/>
-        </w:rPr>
-        <w:t xml:space="preserve">Add a labelled </w:t>
-      </w:r>
-      <w:r>
-        <w:rPr>
-          <w:b/>
-        </w:rPr>
-        <w:t>integration test</w:t>
-      </w:r>
-      <w:r>
-        <w:rPr>
-          <w:b w:val="0"/>
-        </w:rPr>
-        <w:t xml:space="preserve">s and </w:t>
-      </w:r>
-      <w:r>
-        <w:rPr>
-          <w:b/>
-        </w:rPr>
-        <w:t>fixture</w:t>
-      </w:r>
-      <w:r>
-        <w:rPr>
-          <w:b w:val="0"/>
-        </w:rPr>
-        <w:t xml:space="preserve">s </w:t>
-      </w:r>
-      <w:r>
-        <w:rPr>
-          <w:b/>
-        </w:rPr>
-        <w:t>evidence</w:t>
-      </w:r>
-      <w:r>
-        <w:rPr>
-          <w:b w:val="0"/>
-        </w:rPr>
-        <w:t xml:space="preserve"> sheet to Grounded Learning Service. Show how you can explain the </w:t>
-      </w:r>
-      <w:r>
-        <w:rPr>
-          <w:b/>
-        </w:rPr>
-        <w:t>mechanism</w:t>
-      </w:r>
-      <w:r>
-        <w:rPr>
-          <w:b w:val="0"/>
-        </w:rPr>
-        <w:t xml:space="preserve"> and terminology of </w:t>
-      </w:r>
-      <w:r>
-        <w:rPr>
-          <w:b/>
-        </w:rPr>
-        <w:t>integration test</w:t>
-      </w:r>
-      <w:r>
-        <w:rPr>
-          <w:b w:val="0"/>
-        </w:rPr>
-        <w:t xml:space="preserve">s and </w:t>
-      </w:r>
-      <w:r>
-        <w:rPr>
-          <w:b/>
-        </w:rPr>
-        <w:t>fixture</w:t>
-      </w:r>
-      <w:r>
-        <w:rPr>
-          <w:b w:val="0"/>
-        </w:rPr>
-        <w:t>s.</w:t>
-      </w:r>
-    </w:p>
-    <w:p>
-      <w:pPr>
-        <w:spacing w:line="336" w:lineRule="auto" w:after="180"/>
-      </w:pPr>
-      <w:r>
-        <w:rPr>
-          <w:b w:val="0"/>
-        </w:rPr>
-        <w:t xml:space="preserve">Use the supplied fictional case and keep its </w:t>
-      </w:r>
-      <w:r>
-        <w:rPr>
-          <w:b/>
-        </w:rPr>
-        <w:t>input</w:t>
-      </w:r>
-      <w:r>
-        <w:rPr>
-          <w:b w:val="0"/>
-        </w:rPr>
-        <w:t xml:space="preserve">s, intermediate steps, calculation or </w:t>
-      </w:r>
-      <w:r>
-        <w:rPr>
-          <w:b/>
-        </w:rPr>
-        <w:t>prediction</w:t>
-      </w:r>
-      <w:r>
-        <w:rPr>
-          <w:b w:val="0"/>
-        </w:rPr>
-        <w:t>, and limitation. Connect this record to last week’s record; a matching answer without a trace is insufficient.</w:t>
-      </w:r>
-    </w:p>
-    <w:p>
-      <w:pPr>
-        <w:pStyle w:val="Heading3"/>
-      </w:pPr>
-      <w:r>
-        <w:t>My project change, supporting evidence and remaining limit</w:t>
-      </w:r>
-    </w:p>
-    <w:p>
-      <w:r>
-        <w:t>________________________________________________________________</w:t>
-      </w:r>
-    </w:p>
-    <w:p>
-      <w:r>
-        <w:t>________________________________________________________________</w:t>
-      </w:r>
-    </w:p>
-    <w:p>
-      <w:r>
-        <w:t>________________________________________________________________</w:t>
-      </w:r>
-    </w:p>
-    <w:p>
-      <w:r>
-        <w:t>________________________________________________________________</w:t>
-      </w:r>
-    </w:p>
-    <w:p>
-      <w:r>
-        <w:t>________________________________________________________________</w:t>
-      </w:r>
-    </w:p>
-    <w:p>
-      <w:r>
-        <w:t>________________________________________________________________</w:t>
-      </w:r>
-    </w:p>
-    <w:p>
-      <w:pPr>
-        <w:pStyle w:val="Heading1"/>
-      </w:pPr>
-      <w:r>
-        <w:t>11. Feedback, return check and learning record</w:t>
-      </w:r>
-    </w:p>
-    <w:p>
-      <w:r>
-        <w:t>Record the first repaired step and a different case to revisit after a delay.</w:t>
+        <w:t>11. Feedback · Repair and return</w:t>
+      </w:r>
+    </w:p>
+    <w:p>
+      <w:r>
+        <w:t>Keep this task’s inputs,rule and response together.</w:t>
+      </w:r>
+    </w:p>
+    <w:p>
+      <w:pPr>
+        <w:pStyle w:val="Heading2"/>
+      </w:pPr>
+      <w:r>
+        <w:t>Complete task and evidence</w:t>
       </w:r>
     </w:p>
     <w:tbl>
@@ -1287,12 +840,9 @@
     </w:tbl>
     <w:p>
       <w:pPr>
-        <w:spacing w:line="336" w:lineRule="auto" w:after="180"/>
-      </w:pPr>
-      <w:r>
-        <w:rPr>
-          <w:b w:val="0"/>
-        </w:rPr>
+        <w:pStyle w:val="ListBullet"/>
+      </w:pPr>
+      <w:r>
         <w:t>Revisit this idea with your teacher after a delay. Familiarity is different from explaining and using it on a changed case.</w:t>
       </w:r>
     </w:p>
@@ -1301,52 +851,322 @@
         <w:pStyle w:val="Heading1"/>
       </w:pPr>
       <w:r>
-        <w:t>12. Pictorial case practice: Integration tests and fixtures</w:t>
-      </w:r>
-    </w:p>
-    <w:p>
-      <w:r>
-        <w:t>Catch a wrong adapter connection. A service reads a fake catalogue fixture and answers a request for item N. Explain the labelled step before checking the changed condition.</w:t>
-      </w:r>
-    </w:p>
-    <w:p>
-      <w:pPr>
-        <w:spacing w:line="336" w:lineRule="auto" w:after="180"/>
-      </w:pPr>
-      <w:r>
-        <w:rPr>
-          <w:b w:val="0"/>
-        </w:rPr>
-        <w:t xml:space="preserve">Catch a wrong adapter connection. A service reads a fake catalogue </w:t>
-      </w:r>
-      <w:r>
-        <w:rPr>
-          <w:b/>
-        </w:rPr>
-        <w:t>fixture</w:t>
-      </w:r>
-      <w:r>
-        <w:rPr>
-          <w:b w:val="0"/>
-        </w:rPr>
-        <w:t xml:space="preserve"> and answers a request for item N.</w:t>
-      </w:r>
-    </w:p>
-    <w:p>
-      <w:pPr>
-        <w:spacing w:line="336" w:lineRule="auto" w:after="180"/>
-      </w:pPr>
-      <w:r>
-        <w:rPr>
-          <w:b/>
-        </w:rPr>
-        <w:t>Fixture</w:t>
-      </w:r>
-      <w:r>
-        <w:rPr>
-          <w:b w:val="0"/>
-        </w:rPr>
-        <w:t xml:space="preserve"> M="map", N="notebook". No external network is involved.</w:t>
+        <w:t>Reference bank and extra practice</w:t>
+      </w:r>
+    </w:p>
+    <w:p>
+      <w:pPr>
+        <w:pStyle w:val="Heading1"/>
+      </w:pPr>
+      <w:r>
+        <w:t>02. Reference · Supported W2 record</w:t>
+      </w:r>
+    </w:p>
+    <w:p>
+      <w:r>
+        <w:t>Keep this task’s inputs,rule and response together.</w:t>
+      </w:r>
+    </w:p>
+    <w:p>
+      <w:pPr>
+        <w:pStyle w:val="Heading2"/>
+      </w:pPr>
+      <w:r>
+        <w:t>Complete task and evidence</w:t>
+      </w:r>
+    </w:p>
+    <w:p>
+      <w:pPr>
+        <w:pStyle w:val="ListBullet"/>
+      </w:pPr>
+      <w:r>
+        <w:t>Use W2: Trace the worked case for Integration tests and fixtures. Record the answer once; the lesson and workbook refer to the same attempt.</w:t>
+      </w:r>
+    </w:p>
+    <w:tbl>
+      <w:tblPr>
+        <w:tblStyle w:val="LightShading-Accent1"/>
+        <w:tblW w:type="auto" w:w="0"/>
+        <w:tblLook w:firstColumn="1" w:firstRow="1" w:lastColumn="0" w:lastRow="0" w:noHBand="0" w:noVBand="1" w:val="04A0"/>
+      </w:tblPr>
+      <w:tblGrid>
+        <w:gridCol w:w="2556"/>
+        <w:gridCol w:w="2556"/>
+        <w:gridCol w:w="2556"/>
+        <w:gridCol w:w="2556"/>
+      </w:tblGrid>
+      <w:tr>
+        <w:trPr>
+          <w:tblHeader/>
+        </w:trPr>
+        <w:tc>
+          <w:tcPr>
+            <w:tcW w:type="dxa" w:w="2556"/>
+          </w:tcPr>
+          <w:p>
+            <w:r>
+              <w:t>Given inputs</w:t>
+            </w:r>
+          </w:p>
+        </w:tc>
+        <w:tc>
+          <w:tcPr>
+            <w:tcW w:type="dxa" w:w="2556"/>
+          </w:tcPr>
+          <w:p>
+            <w:r>
+              <w:t>Procedure I chose</w:t>
+            </w:r>
+          </w:p>
+        </w:tc>
+        <w:tc>
+          <w:tcPr>
+            <w:tcW w:type="dxa" w:w="2556"/>
+          </w:tcPr>
+          <w:p>
+            <w:r>
+              <w:t>Middle steps</w:t>
+            </w:r>
+          </w:p>
+        </w:tc>
+        <w:tc>
+          <w:tcPr>
+            <w:tcW w:type="dxa" w:w="2556"/>
+          </w:tcPr>
+          <w:p>
+            <w:r>
+              <w:t>Result and check</w:t>
+            </w:r>
+          </w:p>
+        </w:tc>
+      </w:tr>
+      <w:tr>
+        <w:tc>
+          <w:tcPr>
+            <w:tcW w:type="dxa" w:w="2556"/>
+          </w:tcPr>
+          <w:p>
+            <w:r/>
+          </w:p>
+        </w:tc>
+        <w:tc>
+          <w:tcPr>
+            <w:tcW w:type="dxa" w:w="2556"/>
+          </w:tcPr>
+          <w:p>
+            <w:r/>
+          </w:p>
+        </w:tc>
+        <w:tc>
+          <w:tcPr>
+            <w:tcW w:type="dxa" w:w="2556"/>
+          </w:tcPr>
+          <w:p>
+            <w:r/>
+          </w:p>
+        </w:tc>
+        <w:tc>
+          <w:tcPr>
+            <w:tcW w:type="dxa" w:w="2556"/>
+          </w:tcPr>
+          <w:p>
+            <w:r/>
+          </w:p>
+        </w:tc>
+      </w:tr>
+    </w:tbl>
+    <w:p>
+      <w:pPr>
+        <w:pStyle w:val="Heading3"/>
+      </w:pPr>
+      <w:r>
+        <w:t>The step I completed without help, and the hint I needed</w:t>
+      </w:r>
+    </w:p>
+    <w:p>
+      <w:r>
+        <w:t>________________________________________________________________</w:t>
+      </w:r>
+    </w:p>
+    <w:p>
+      <w:r>
+        <w:t>________________________________________________________________</w:t>
+      </w:r>
+    </w:p>
+    <w:p>
+      <w:r>
+        <w:t>________________________________________________________________</w:t>
+      </w:r>
+    </w:p>
+    <w:p>
+      <w:pPr>
+        <w:pStyle w:val="Heading1"/>
+      </w:pPr>
+      <w:r>
+        <w:t>03. Extra practice · Individual reasoning check</w:t>
+      </w:r>
+    </w:p>
+    <w:p>
+      <w:r>
+        <w:t>Keep this task’s inputs,rule and response together.</w:t>
+      </w:r>
+    </w:p>
+    <w:p>
+      <w:pPr>
+        <w:pStyle w:val="Heading2"/>
+      </w:pPr>
+      <w:r>
+        <w:t>Complete task and evidence</w:t>
+      </w:r>
+    </w:p>
+    <w:p>
+      <w:pPr>
+        <w:pStyle w:val="ListBullet"/>
+      </w:pPr>
+      <w:r>
+        <w:t>Use the worked case for Integration tests and fixtures. Proposed explanation: “The worked result establishes every future case”. Decide whether this explanation is supported. Point to the step or supplied fact that decides; explain your repair if needed.</w:t>
+      </w:r>
+    </w:p>
+    <w:p>
+      <w:pPr>
+        <w:pStyle w:val="Heading3"/>
+      </w:pPr>
+      <w:r>
+        <w:t>My explanation before partner discussion</w:t>
+      </w:r>
+    </w:p>
+    <w:p>
+      <w:r>
+        <w:t>________________________________________________________________</w:t>
+      </w:r>
+    </w:p>
+    <w:p>
+      <w:r>
+        <w:t>________________________________________________________________</w:t>
+      </w:r>
+    </w:p>
+    <w:p>
+      <w:r>
+        <w:t>________________________________________________________________</w:t>
+      </w:r>
+    </w:p>
+    <w:p>
+      <w:r>
+        <w:t>________________________________________________________________</w:t>
+      </w:r>
+    </w:p>
+    <w:p>
+      <w:pPr>
+        <w:pStyle w:val="Heading1"/>
+      </w:pPr>
+      <w:r>
+        <w:t>08. Reference · Earlier W4 response copy</w:t>
+      </w:r>
+    </w:p>
+    <w:p>
+      <w:r>
+        <w:t>Keep this task’s inputs,rule and response together.</w:t>
+      </w:r>
+    </w:p>
+    <w:p>
+      <w:pPr>
+        <w:pStyle w:val="Heading2"/>
+      </w:pPr>
+      <w:r>
+        <w:t>Complete task and evidence</w:t>
+      </w:r>
+    </w:p>
+    <w:p>
+      <w:pPr>
+        <w:pStyle w:val="ListBullet"/>
+      </w:pPr>
+      <w:r>
+        <w:t>Valid student lookup gets not-found from storage. Generator invents a capacity and final response appears supported. Locate failures.</w:t>
+      </w:r>
+    </w:p>
+    <w:p>
+      <w:pPr>
+        <w:pStyle w:val="Heading3"/>
+      </w:pPr>
+      <w:r>
+        <w:t>My reasoning and evidence</w:t>
+      </w:r>
+    </w:p>
+    <w:p>
+      <w:r>
+        <w:t>________________________________________________________________</w:t>
+      </w:r>
+    </w:p>
+    <w:p>
+      <w:r>
+        <w:t>________________________________________________________________</w:t>
+      </w:r>
+    </w:p>
+    <w:p>
+      <w:r>
+        <w:t>________________________________________________________________</w:t>
+      </w:r>
+    </w:p>
+    <w:p>
+      <w:r>
+        <w:t>________________________________________________________________</w:t>
+      </w:r>
+    </w:p>
+    <w:p>
+      <w:r>
+        <w:t>________________________________________________________________</w:t>
+      </w:r>
+    </w:p>
+    <w:p>
+      <w:r>
+        <w:t>________________________________________________________________</w:t>
+      </w:r>
+    </w:p>
+    <w:p>
+      <w:r>
+        <w:t>________________________________________________________________</w:t>
+      </w:r>
+    </w:p>
+    <w:p>
+      <w:r>
+        <w:t>________________________________________________________________</w:t>
+      </w:r>
+    </w:p>
+    <w:p>
+      <w:pPr>
+        <w:pStyle w:val="Heading1"/>
+      </w:pPr>
+      <w:r>
+        <w:t>12. Extra practice · Pictured case</w:t>
+      </w:r>
+    </w:p>
+    <w:p>
+      <w:r>
+        <w:t>Keep this task’s inputs,rule and response together.</w:t>
+      </w:r>
+    </w:p>
+    <w:p>
+      <w:pPr>
+        <w:pStyle w:val="Heading2"/>
+      </w:pPr>
+      <w:r>
+        <w:t>Complete task and evidence</w:t>
+      </w:r>
+    </w:p>
+    <w:p>
+      <w:pPr>
+        <w:pStyle w:val="ListBullet"/>
+      </w:pPr>
+      <w:r>
+        <w:t>Catch a wrong adapter connection. A service reads a fake catalogue fixture and answers a request for item N.</w:t>
+      </w:r>
+    </w:p>
+    <w:p>
+      <w:pPr>
+        <w:pStyle w:val="ListBullet"/>
+      </w:pPr>
+      <w:r>
+        <w:t>Fixture M="map", N="notebook". No external network is involved.</w:t>
       </w:r>
     </w:p>
     <w:p>
@@ -1387,26 +1207,10 @@
     </w:p>
     <w:p>
       <w:pPr>
-        <w:spacing w:line="336" w:lineRule="auto" w:after="180"/>
-        <w:shd w:fill="F5F1FB"/>
-      </w:pPr>
-      <w:r>
-        <w:rPr>
-          <w:b w:val="0"/>
-        </w:rPr>
-        <w:t xml:space="preserve">Follow request N through the </w:t>
-      </w:r>
-      <w:r>
-        <w:rPr>
-          <w:b/>
-        </w:rPr>
-        <w:t>fixture</w:t>
-      </w:r>
-      <w:r>
-        <w:rPr>
-          <w:b w:val="0"/>
-        </w:rPr>
-        <w:t xml:space="preserve"> and adapter. Which source and item should appear in the reply, and what precisely fails when the adapter returns M?</w:t>
+        <w:pStyle w:val="ListBullet"/>
+      </w:pPr>
+      <w:r>
+        <w:t>Follow request N through the fixture and adapter. Which source and item should appear in the reply, and what precisely fails when the adapter returns M?</w:t>
       </w:r>
     </w:p>
     <w:p>
@@ -1449,57 +1253,18 @@
     </w:p>
     <w:p>
       <w:pPr>
-        <w:pStyle w:val="Heading3"/>
-      </w:pPr>
-      <w:r>
-        <w:t>Record the help used</w:t>
-      </w:r>
-    </w:p>
-    <w:p>
-      <w:pPr>
-        <w:spacing w:line="336" w:lineRule="auto" w:after="180"/>
-        <w:shd w:fill="F1F6F8"/>
-      </w:pPr>
-      <w:r>
-        <w:rPr>
-          <w:b w:val="0"/>
-        </w:rPr>
-        <w:t xml:space="preserve">Support used: alone / hint / worked example. This record is practice </w:t>
-      </w:r>
-      <w:r>
-        <w:rPr>
-          <w:b/>
-        </w:rPr>
-        <w:t>evidence</w:t>
-      </w:r>
-      <w:r>
-        <w:rPr>
-          <w:b w:val="0"/>
-        </w:rPr>
-        <w:t>.</w:t>
-      </w:r>
-    </w:p>
-    <w:p>
-      <w:pPr>
-        <w:spacing w:line="336" w:lineRule="auto" w:after="180"/>
-      </w:pPr>
-      <w:r>
-        <w:rPr>
-          <w:b w:val="0"/>
-        </w:rPr>
-        <w:t xml:space="preserve">Project connection: For the Grounded Learning Service, retain an annotated trace and the changed-case result. Name the contract or </w:t>
-      </w:r>
-      <w:r>
-        <w:rPr>
-          <w:b/>
-        </w:rPr>
-        <w:t>evidence</w:t>
-      </w:r>
-      <w:r>
-        <w:rPr>
-          <w:b w:val="0"/>
-        </w:rPr>
-        <w:t xml:space="preserve"> that makes the deciding step valid, so another team can review it.</w:t>
+        <w:pStyle w:val="ListBullet"/>
+      </w:pPr>
+      <w:r>
+        <w:t>Support used: alone / hint / worked example. This record is practice evidence.</w:t>
+      </w:r>
+    </w:p>
+    <w:p>
+      <w:pPr>
+        <w:pStyle w:val="ListBullet"/>
+      </w:pPr>
+      <w:r>
+        <w:t>Project connection: For the Grounded Learning Service, retain an annotated trace and the changed-case result. Name the contract or evidence that makes the deciding step valid, so another team can review it.</w:t>
       </w:r>
     </w:p>
     <w:p>
@@ -1507,81 +1272,44 @@
         <w:pStyle w:val="Heading1"/>
       </w:pPr>
       <w:r>
-        <w:t>13. Project portfolio milestone</w:t>
-      </w:r>
-    </w:p>
-    <w:p>
-      <w:r>
-        <w:t>Keep this week’s input, deciding step, result and limit together in the Grounded Learning Service record.</w:t>
-      </w:r>
-    </w:p>
-    <w:p>
-      <w:pPr>
-        <w:spacing w:line="336" w:lineRule="auto" w:after="180"/>
-      </w:pPr>
-      <w:r>
-        <w:rPr>
-          <w:b w:val="0"/>
-        </w:rPr>
+        <w:t>13. Reference · Project milestone</w:t>
+      </w:r>
+    </w:p>
+    <w:p>
+      <w:r>
+        <w:t>Keep this task’s inputs,rule and response together.</w:t>
+      </w:r>
+    </w:p>
+    <w:p>
+      <w:pPr>
+        <w:pStyle w:val="Heading2"/>
+      </w:pPr>
+      <w:r>
+        <w:t>Complete task and evidence</w:t>
+      </w:r>
+    </w:p>
+    <w:p>
+      <w:pPr>
+        <w:pStyle w:val="ListBullet"/>
+      </w:pPr>
+      <w:r>
         <w:t>Project: Grounded Learning Service</w:t>
       </w:r>
     </w:p>
     <w:p>
       <w:pPr>
-        <w:spacing w:line="336" w:lineRule="auto" w:after="180"/>
-      </w:pPr>
-      <w:r>
-        <w:rPr>
-          <w:b w:val="0"/>
-        </w:rPr>
-        <w:t xml:space="preserve">Current milestone: Make a transparent first version. Keep a trace of how one </w:t>
-      </w:r>
-      <w:r>
-        <w:rPr>
-          <w:b/>
-        </w:rPr>
-        <w:t>input</w:t>
-      </w:r>
-      <w:r>
-        <w:rPr>
-          <w:b w:val="0"/>
-        </w:rPr>
-        <w:t xml:space="preserve"> becomes an </w:t>
-      </w:r>
-      <w:r>
-        <w:rPr>
-          <w:b/>
-        </w:rPr>
-        <w:t>output</w:t>
-      </w:r>
-      <w:r>
-        <w:rPr>
-          <w:b w:val="0"/>
-        </w:rPr>
-        <w:t>; explain the rule or learned component.</w:t>
-      </w:r>
-    </w:p>
-    <w:p>
-      <w:pPr>
-        <w:spacing w:line="336" w:lineRule="auto" w:after="180"/>
-      </w:pPr>
-      <w:r>
-        <w:rPr>
-          <w:b w:val="0"/>
-        </w:rPr>
-        <w:t xml:space="preserve">For the Grounded Learning Service, retain an annotated trace and the changed-case result. Name the contract or </w:t>
-      </w:r>
-      <w:r>
-        <w:rPr>
-          <w:b/>
-        </w:rPr>
-        <w:t>evidence</w:t>
-      </w:r>
-      <w:r>
-        <w:rPr>
-          <w:b w:val="0"/>
-        </w:rPr>
-        <w:t xml:space="preserve"> that makes the deciding step valid, so another team can review it.</w:t>
+        <w:pStyle w:val="ListBullet"/>
+      </w:pPr>
+      <w:r>
+        <w:t>Current milestone: Make a transparent first version. Keep a trace of how one input becomes an output; explain the rule or learned component.</w:t>
+      </w:r>
+    </w:p>
+    <w:p>
+      <w:pPr>
+        <w:pStyle w:val="ListBullet"/>
+      </w:pPr>
+      <w:r>
+        <w:t>For the Grounded Learning Service, retain an annotated trace and the changed-case result. Name the contract or evidence that makes the deciding step valid, so another team can review it.</w:t>
       </w:r>
     </w:p>
     <w:tbl>
@@ -1738,12 +1466,456 @@
         <w:pStyle w:val="Heading1"/>
       </w:pPr>
       <w:r>
-        <w:t>14. Supported practice and learning evidence</w:t>
-      </w:r>
-    </w:p>
-    <w:p>
-      <w:r>
-        <w:t>Try the supported questions before comparing with hints and feedback. Record what you repaired and the evidence you retained.</w:t>
+        <w:t>14. Extra practice · Predict,check and repair</w:t>
+      </w:r>
+    </w:p>
+    <w:p>
+      <w:r>
+        <w:t>Keep supported feedback separate from the independent case.</w:t>
+      </w:r>
+    </w:p>
+    <w:p>
+      <w:pPr>
+        <w:pStyle w:val="Heading2"/>
+      </w:pPr>
+      <w:r>
+        <w:t>First supported question and optional hint</w:t>
+      </w:r>
+    </w:p>
+    <w:p>
+      <w:pPr>
+        <w:pStyle w:val="ListBullet"/>
+      </w:pPr>
+      <w:r>
+        <w:t>Catch a wrong adapter connection. A service reads a fake catalogue fixture and answers a request for item N.</w:t>
+      </w:r>
+    </w:p>
+    <w:p>
+      <w:pPr>
+        <w:pStyle w:val="Heading3"/>
+      </w:pPr>
+      <w:r>
+        <w:t>Practice 1: explain the deciding evidence</w:t>
+      </w:r>
+    </w:p>
+    <w:p>
+      <w:pPr>
+        <w:pStyle w:val="ListBullet"/>
+      </w:pPr>
+      <w:r>
+        <w:t>Which labelled step matches this detail? The returned item should be notebook with source N.</w:t>
+      </w:r>
+    </w:p>
+    <w:p>
+      <w:pPr>
+        <w:pStyle w:val="ListBullet"/>
+      </w:pPr>
+      <w:r>
+        <w:t>1. Load fixture</w:t>
+      </w:r>
+    </w:p>
+    <w:p>
+      <w:pPr>
+        <w:pStyle w:val="ListBullet"/>
+      </w:pPr>
+      <w:r>
+        <w:t>2. Follow identifier</w:t>
+      </w:r>
+    </w:p>
+    <w:p>
+      <w:pPr>
+        <w:pStyle w:val="ListBullet"/>
+      </w:pPr>
+      <w:r>
+        <w:t>3. Check full reply</w:t>
+      </w:r>
+    </w:p>
+    <w:p>
+      <w:pPr>
+        <w:pStyle w:val="Heading3"/>
+      </w:pPr>
+      <w:r>
+        <w:t>My selected conclusion, deciding fact and explanation</w:t>
+      </w:r>
+    </w:p>
+    <w:p>
+      <w:r>
+        <w:t>________________________________________________________________</w:t>
+      </w:r>
+    </w:p>
+    <w:p>
+      <w:r>
+        <w:t>________________________________________________________________</w:t>
+      </w:r>
+    </w:p>
+    <w:p>
+      <w:r>
+        <w:t>________________________________________________________________</w:t>
+      </w:r>
+    </w:p>
+    <w:p>
+      <w:r>
+        <w:t>________________________________________________________________</w:t>
+      </w:r>
+    </w:p>
+    <w:p>
+      <w:r>
+        <w:t>________________________________________________________________</w:t>
+      </w:r>
+    </w:p>
+    <w:p>
+      <w:pPr>
+        <w:pStyle w:val="ListBullet"/>
+      </w:pPr>
+      <w:r>
+        <w:t>Hint if needed: Read the steps in the pictorial case. Match the supplied detail to the stage that performs or records it.</w:t>
+      </w:r>
+    </w:p>
+    <w:p>
+      <w:pPr>
+        <w:pStyle w:val="Heading2"/>
+      </w:pPr>
+      <w:r>
+        <w:t>Check after the first attempt · reference / check after trying</w:t>
+      </w:r>
+    </w:p>
+    <w:p>
+      <w:pPr>
+        <w:spacing w:line="336" w:lineRule="auto" w:after="180"/>
+      </w:pPr>
+      <w:r>
+        <w:rPr>
+          <w:b w:val="0"/>
+        </w:rPr>
+        <w:t xml:space="preserve">After your attempt, compare with the supported explanation: Check full reply The returned item should be notebook with source N. </w:t>
+      </w:r>
+      <w:r>
+        <w:rPr>
+          <w:b/>
+        </w:rPr>
+        <w:t>Integration test</w:t>
+      </w:r>
+      <w:r>
+        <w:rPr>
+          <w:b w:val="0"/>
+        </w:rPr>
+        <w:t>ing checks how components connect.</w:t>
+      </w:r>
+    </w:p>
+    <w:p>
+      <w:pPr>
+        <w:spacing w:line="336" w:lineRule="auto" w:after="180"/>
+      </w:pPr>
+      <w:r>
+        <w:rPr>
+          <w:b w:val="0"/>
+        </w:rPr>
+        <w:t>Each component can work alone while their identifier exchange is wrong.</w:t>
+      </w:r>
+    </w:p>
+    <w:p>
+      <w:pPr>
+        <w:pStyle w:val="Heading2"/>
+      </w:pPr>
+      <w:r>
+        <w:t>Changed-case question and optional hint</w:t>
+      </w:r>
+    </w:p>
+    <w:p>
+      <w:pPr>
+        <w:pStyle w:val="Heading3"/>
+      </w:pPr>
+      <w:r>
+        <w:t>Practice 2: explain the deciding evidence</w:t>
+      </w:r>
+    </w:p>
+    <w:p>
+      <w:pPr>
+        <w:pStyle w:val="ListBullet"/>
+      </w:pPr>
+      <w:r>
+        <w:t>Changed-case practice: The adapter returns M when N was requested. Which conclusion is supported by the supplied facts?</w:t>
+      </w:r>
+    </w:p>
+    <w:p>
+      <w:pPr>
+        <w:pStyle w:val="ListBullet"/>
+      </w:pPr>
+      <w:r>
+        <w:t>1. This one example guarantees correct results for every future input.</w:t>
+      </w:r>
+    </w:p>
+    <w:p>
+      <w:pPr>
+        <w:pStyle w:val="ListBullet"/>
+      </w:pPr>
+      <w:r>
+        <w:t>2. We can decide the result without examining the changed input or the procedure.</w:t>
+      </w:r>
+    </w:p>
+    <w:p>
+      <w:pPr>
+        <w:pStyle w:val="ListBullet"/>
+      </w:pPr>
+      <w:r>
+        <w:t>3. Fail the integration check: map is the wrong item.</w:t>
+      </w:r>
+    </w:p>
+    <w:p>
+      <w:pPr>
+        <w:pStyle w:val="Heading3"/>
+      </w:pPr>
+      <w:r>
+        <w:t>My selected conclusion, deciding fact and explanation</w:t>
+      </w:r>
+    </w:p>
+    <w:p>
+      <w:r>
+        <w:t>________________________________________________________________</w:t>
+      </w:r>
+    </w:p>
+    <w:p>
+      <w:r>
+        <w:t>________________________________________________________________</w:t>
+      </w:r>
+    </w:p>
+    <w:p>
+      <w:r>
+        <w:t>________________________________________________________________</w:t>
+      </w:r>
+    </w:p>
+    <w:p>
+      <w:r>
+        <w:t>________________________________________________________________</w:t>
+      </w:r>
+    </w:p>
+    <w:p>
+      <w:r>
+        <w:t>________________________________________________________________</w:t>
+      </w:r>
+    </w:p>
+    <w:p>
+      <w:pPr>
+        <w:pStyle w:val="ListBullet"/>
+      </w:pPr>
+      <w:r>
+        <w:t>Hint if needed: Use the changed condition and the deciding step in the pictorial trace. The answer must say what follows from those facts.</w:t>
+      </w:r>
+    </w:p>
+    <w:p>
+      <w:pPr>
+        <w:pStyle w:val="Heading2"/>
+      </w:pPr>
+      <w:r>
+        <w:t>Check after the changed attempt · reference / check after trying</w:t>
+      </w:r>
+    </w:p>
+    <w:p>
+      <w:pPr>
+        <w:spacing w:line="336" w:lineRule="auto" w:after="180"/>
+      </w:pPr>
+      <w:r>
+        <w:rPr>
+          <w:b w:val="0"/>
+        </w:rPr>
+        <w:t xml:space="preserve">After your attempt, compare with the supported explanation: Fail the integration check: map is the wrong item. The request now reaches </w:t>
+      </w:r>
+      <w:r>
+        <w:rPr>
+          <w:b/>
+        </w:rPr>
+        <w:t>evidence</w:t>
+      </w:r>
+      <w:r>
+        <w:rPr>
+          <w:b w:val="0"/>
+        </w:rPr>
+        <w:t xml:space="preserve"> for another identifier.</w:t>
+      </w:r>
+    </w:p>
+    <w:p>
+      <w:pPr>
+        <w:pStyle w:val="Heading2"/>
+      </w:pPr>
+      <w:r>
+        <w:t>Repair and retain the record</w:t>
+      </w:r>
+    </w:p>
+    <w:p>
+      <w:pPr>
+        <w:spacing w:line="336" w:lineRule="auto" w:after="180"/>
+      </w:pPr>
+      <w:r>
+        <w:rPr>
+          <w:b w:val="0"/>
+        </w:rPr>
+        <w:t xml:space="preserve">Review Testing model-dependent behaviour (ai-6/8). Goal: Explain the </w:t>
+      </w:r>
+      <w:r>
+        <w:rPr>
+          <w:b/>
+        </w:rPr>
+        <w:t>mechanism</w:t>
+      </w:r>
+      <w:r>
+        <w:rPr>
+          <w:b w:val="0"/>
+        </w:rPr>
+        <w:t xml:space="preserve"> and terminology of testing model-dependent behaviour.</w:t>
+      </w:r>
+    </w:p>
+    <w:p>
+      <w:pPr>
+        <w:spacing w:line="336" w:lineRule="auto" w:after="180"/>
+      </w:pPr>
+      <w:r>
+        <w:rPr>
+          <w:b w:val="0"/>
+        </w:rPr>
+        <w:t>Short practice: Score "Friday in room B" and "Friday in room D" against both mandatory criteria. Would a correct 25-word response pass, and why?. Return to this week and explain what you changed.</w:t>
+      </w:r>
+    </w:p>
+    <w:p>
+      <w:pPr>
+        <w:spacing w:line="336" w:lineRule="auto" w:after="180"/>
+      </w:pPr>
+      <w:r>
+        <w:rPr>
+          <w:b w:val="0"/>
+        </w:rPr>
+        <w:t xml:space="preserve">Review Least privilege and tool scopes (ai-6/6). Goal: Explain the </w:t>
+      </w:r>
+      <w:r>
+        <w:rPr>
+          <w:b/>
+        </w:rPr>
+        <w:t>mechanism</w:t>
+      </w:r>
+      <w:r>
+        <w:rPr>
+          <w:b w:val="0"/>
+        </w:rPr>
+        <w:t xml:space="preserve"> and terminology of least privilege and tool scopes. Short practice: Classify read S2, write S2 and read S5 as permitted or denied.</w:t>
+      </w:r>
+    </w:p>
+    <w:p>
+      <w:pPr>
+        <w:spacing w:line="336" w:lineRule="auto" w:after="180"/>
+      </w:pPr>
+      <w:r>
+        <w:rPr>
+          <w:b w:val="0"/>
+        </w:rPr>
+        <w:t>Identify the operation or station mismatch for each denial, then reconsider after read S5 is added to trusted scope.. Return to this week and explain what you changed.</w:t>
+      </w:r>
+    </w:p>
+    <w:p>
+      <w:pPr>
+        <w:spacing w:line="336" w:lineRule="auto" w:after="180"/>
+      </w:pPr>
+      <w:r>
+        <w:rPr>
+          <w:b w:val="0"/>
+        </w:rPr>
+        <w:t xml:space="preserve">Review Typed contracts and schemas (ai-6/3). Goal: Explain the </w:t>
+      </w:r>
+      <w:r>
+        <w:rPr>
+          <w:b/>
+        </w:rPr>
+        <w:t>mechanism</w:t>
+      </w:r>
+      <w:r>
+        <w:rPr>
+          <w:b w:val="0"/>
+        </w:rPr>
+        <w:t xml:space="preserve"> and terminology of typed contracts and schemas. Short practice: Compare A’s count 4 with B’s count "4".</w:t>
+      </w:r>
+    </w:p>
+    <w:p>
+      <w:pPr>
+        <w:spacing w:line="336" w:lineRule="auto" w:after="180"/>
+      </w:pPr>
+      <w:r>
+        <w:rPr>
+          <w:b w:val="0"/>
+        </w:rPr>
+        <w:t>Which record passes, which gate rejects B, and why does changing A’s count to -1 create a different failure?. Return to this week and explain what you changed.</w:t>
+      </w:r>
+    </w:p>
+    <w:p>
+      <w:pPr>
+        <w:spacing w:line="336" w:lineRule="auto" w:after="180"/>
+      </w:pPr>
+      <w:r>
+        <w:rPr>
+          <w:b w:val="0"/>
+        </w:rPr>
+        <w:t xml:space="preserve">Use Download completed work in the hosted lesson to export your answers, reflections, practice feedback and code-run </w:t>
+      </w:r>
+      <w:r>
+        <w:rPr>
+          <w:b/>
+        </w:rPr>
+        <w:t>evidence</w:t>
+      </w:r>
+      <w:r>
+        <w:rPr>
+          <w:b w:val="0"/>
+        </w:rPr>
+        <w:t>. Open the HTML copy to read or print it.</w:t>
+      </w:r>
+    </w:p>
+    <w:p>
+      <w:pPr>
+        <w:spacing w:line="336" w:lineRule="auto" w:after="180"/>
+      </w:pPr>
+      <w:r>
+        <w:rPr>
+          <w:b w:val="0"/>
+        </w:rPr>
+        <w:t>Drafts stay in this browser when storage is available; clear drafts on a shared device.</w:t>
+      </w:r>
+    </w:p>
+    <w:p>
+      <w:pPr>
+        <w:pStyle w:val="Heading3"/>
+      </w:pPr>
+      <w:r>
+        <w:t>What I repaired, the evidence I kept and the next test</w:t>
+      </w:r>
+    </w:p>
+    <w:p>
+      <w:r>
+        <w:t>________________________________________________________________</w:t>
+      </w:r>
+    </w:p>
+    <w:p>
+      <w:r>
+        <w:t>________________________________________________________________</w:t>
+      </w:r>
+    </w:p>
+    <w:p>
+      <w:r>
+        <w:t>________________________________________________________________</w:t>
+      </w:r>
+    </w:p>
+    <w:p>
+      <w:r>
+        <w:t>________________________________________________________________</w:t>
+      </w:r>
+    </w:p>
+    <w:p>
+      <w:r>
+        <w:t>________________________________________________________________</w:t>
+      </w:r>
+    </w:p>
+    <w:p>
+      <w:pPr>
+        <w:pStyle w:val="Heading2"/>
+      </w:pPr>
+      <w:r>
+        <w:t>Earlier wording, alternatives and picture transcripts · reference / check after trying</w:t>
       </w:r>
     </w:p>
     <w:p>
@@ -1759,86 +1931,10 @@
     </w:p>
     <w:p>
       <w:pPr>
-        <w:spacing w:line="336" w:lineRule="auto" w:after="180"/>
-      </w:pPr>
-      <w:r>
-        <w:rPr>
-          <w:b w:val="0"/>
-        </w:rPr>
-        <w:t xml:space="preserve">Catch a wrong adapter connection. A service reads a fake catalogue </w:t>
-      </w:r>
-      <w:r>
-        <w:rPr>
-          <w:b/>
-        </w:rPr>
-        <w:t>fixture</w:t>
-      </w:r>
-      <w:r>
-        <w:rPr>
-          <w:b w:val="0"/>
-        </w:rPr>
-        <w:t xml:space="preserve"> and answers a request for item N.</w:t>
-      </w:r>
-    </w:p>
-    <w:p>
-      <w:pPr>
         <w:pStyle w:val="Heading3"/>
       </w:pPr>
       <w:r>
-        <w:t>Practice 1: explain the deciding evidence</w:t>
-      </w:r>
-    </w:p>
-    <w:p>
-      <w:pPr>
-        <w:spacing w:line="336" w:lineRule="auto" w:after="180"/>
-      </w:pPr>
-      <w:r>
-        <w:rPr>
-          <w:b w:val="0"/>
-        </w:rPr>
-        <w:t>Which labelled step matches this detail? The returned item should be notebook with source N.</w:t>
-      </w:r>
-    </w:p>
-    <w:p>
-      <w:pPr>
-        <w:spacing w:line="336" w:lineRule="auto" w:after="180"/>
-        <w:shd w:fill="F4F9FC"/>
-      </w:pPr>
-      <w:r>
-        <w:rPr>
-          <w:b w:val="0"/>
-        </w:rPr>
-        <w:t xml:space="preserve">1. Load </w:t>
-      </w:r>
-      <w:r>
-        <w:rPr>
-          <w:b/>
-        </w:rPr>
-        <w:t>fixture</w:t>
-      </w:r>
-    </w:p>
-    <w:p>
-      <w:pPr>
-        <w:spacing w:line="336" w:lineRule="auto" w:after="180"/>
-        <w:shd w:fill="F4F9FC"/>
-      </w:pPr>
-      <w:r>
-        <w:rPr>
-          <w:b w:val="0"/>
-        </w:rPr>
-        <w:t>2. Follow identifier</w:t>
-      </w:r>
-    </w:p>
-    <w:p>
-      <w:pPr>
-        <w:spacing w:line="336" w:lineRule="auto" w:after="180"/>
-        <w:shd w:fill="F4F9FC"/>
-      </w:pPr>
-      <w:r>
-        <w:rPr>
-          <w:b w:val="0"/>
-        </w:rPr>
-        <w:t>3. Check full reply</w:t>
+        <w:t>Repair a missing building block</w:t>
       </w:r>
     </w:p>
     <w:p>
@@ -1846,472 +1942,25 @@
         <w:pStyle w:val="Heading3"/>
       </w:pPr>
       <w:r>
-        <w:t>My selected conclusion, deciding fact and explanation</w:t>
-      </w:r>
-    </w:p>
-    <w:p>
-      <w:r>
-        <w:t>________________________________________________________________</w:t>
-      </w:r>
-    </w:p>
-    <w:p>
-      <w:r>
-        <w:t>________________________________________________________________</w:t>
-      </w:r>
-    </w:p>
-    <w:p>
-      <w:r>
-        <w:t>________________________________________________________________</w:t>
-      </w:r>
-    </w:p>
-    <w:p>
-      <w:r>
-        <w:t>________________________________________________________________</w:t>
-      </w:r>
-    </w:p>
-    <w:p>
-      <w:r>
-        <w:t>________________________________________________________________</w:t>
-      </w:r>
-    </w:p>
-    <w:p>
-      <w:pPr>
-        <w:pStyle w:val="Heading3"/>
-      </w:pPr>
-      <w:r>
-        <w:t>Hint · try first</w:t>
-      </w:r>
-    </w:p>
-    <w:p>
-      <w:pPr>
-        <w:spacing w:line="336" w:lineRule="auto" w:after="180"/>
-        <w:shd w:fill="F1F6F8"/>
-      </w:pPr>
-      <w:r>
-        <w:rPr>
-          <w:b w:val="0"/>
-        </w:rPr>
-        <w:t>Hint if needed: Read the steps in the pictorial case. Match the supplied detail to the stage that performs or records it.</w:t>
-      </w:r>
-    </w:p>
-    <w:p>
-      <w:pPr>
-        <w:pStyle w:val="Heading3"/>
-      </w:pPr>
-      <w:r>
-        <w:t>Feedback · compare after trying</w:t>
-      </w:r>
-    </w:p>
-    <w:p>
-      <w:pPr>
-        <w:spacing w:line="336" w:lineRule="auto" w:after="180"/>
-        <w:shd w:fill="F1F6FC"/>
-      </w:pPr>
-      <w:r>
-        <w:rPr>
-          <w:b w:val="0"/>
-        </w:rPr>
-        <w:t xml:space="preserve">After your attempt, compare with the supported explanation: Check full reply The returned item should be notebook with source N. </w:t>
-      </w:r>
-      <w:r>
-        <w:rPr>
-          <w:b/>
-        </w:rPr>
-        <w:t>Integration test</w:t>
-      </w:r>
-      <w:r>
-        <w:rPr>
-          <w:b w:val="0"/>
-        </w:rPr>
-        <w:t>ing checks how components connect.</w:t>
-      </w:r>
-    </w:p>
-    <w:p>
-      <w:pPr>
-        <w:spacing w:line="336" w:lineRule="auto" w:after="180"/>
-        <w:shd w:fill="F1F6FC"/>
-      </w:pPr>
-      <w:r>
-        <w:rPr>
-          <w:b w:val="0"/>
-        </w:rPr>
-        <w:t>Each component can work alone while their identifier exchange is wrong.</w:t>
-      </w:r>
-    </w:p>
-    <w:p>
-      <w:pPr>
-        <w:pStyle w:val="Heading3"/>
-      </w:pPr>
-      <w:r>
-        <w:t>Practice 2: explain the deciding evidence</w:t>
-      </w:r>
-    </w:p>
-    <w:p>
-      <w:pPr>
-        <w:pStyle w:val="Heading3"/>
-      </w:pPr>
-      <w:r>
-        <w:t>Changed case · predict first</w:t>
-      </w:r>
-    </w:p>
-    <w:p>
-      <w:pPr>
-        <w:spacing w:line="336" w:lineRule="auto" w:after="180"/>
-        <w:shd w:fill="F5F1FB"/>
-      </w:pPr>
-      <w:r>
-        <w:rPr>
-          <w:b w:val="0"/>
-        </w:rPr>
-        <w:t>Changed-case practice: The adapter returns M when N was requested. Which conclusion is supported by the supplied facts?</w:t>
-      </w:r>
-    </w:p>
-    <w:p>
-      <w:pPr>
-        <w:spacing w:line="336" w:lineRule="auto" w:after="180"/>
-        <w:shd w:fill="F4F9FC"/>
-      </w:pPr>
-      <w:r>
-        <w:rPr>
-          <w:b w:val="0"/>
-        </w:rPr>
-        <w:t xml:space="preserve">1. This one example guarantees correct results for every future </w:t>
-      </w:r>
-      <w:r>
-        <w:rPr>
-          <w:b/>
-        </w:rPr>
-        <w:t>input</w:t>
-      </w:r>
-      <w:r>
-        <w:rPr>
-          <w:b w:val="0"/>
-        </w:rPr>
-        <w:t>.</w:t>
-      </w:r>
-    </w:p>
-    <w:p>
-      <w:pPr>
-        <w:spacing w:line="336" w:lineRule="auto" w:after="180"/>
-        <w:shd w:fill="F4F9FC"/>
-      </w:pPr>
-      <w:r>
-        <w:rPr>
-          <w:b w:val="0"/>
-        </w:rPr>
-        <w:t xml:space="preserve">2. We can decide the result without examining the changed </w:t>
-      </w:r>
-      <w:r>
-        <w:rPr>
-          <w:b/>
-        </w:rPr>
-        <w:t>input</w:t>
-      </w:r>
-      <w:r>
-        <w:rPr>
-          <w:b w:val="0"/>
-        </w:rPr>
-        <w:t xml:space="preserve"> or the procedure.</w:t>
-      </w:r>
-    </w:p>
-    <w:p>
-      <w:pPr>
-        <w:spacing w:line="336" w:lineRule="auto" w:after="180"/>
-        <w:shd w:fill="F4F9FC"/>
-      </w:pPr>
-      <w:r>
-        <w:rPr>
-          <w:b w:val="0"/>
-        </w:rPr>
-        <w:t>3. Fail the integration check: map is the wrong item.</w:t>
-      </w:r>
-    </w:p>
-    <w:p>
-      <w:pPr>
-        <w:pStyle w:val="Heading3"/>
-      </w:pPr>
-      <w:r>
-        <w:t>My selected conclusion, deciding fact and explanation</w:t>
-      </w:r>
-    </w:p>
-    <w:p>
-      <w:r>
-        <w:t>________________________________________________________________</w:t>
-      </w:r>
-    </w:p>
-    <w:p>
-      <w:r>
-        <w:t>________________________________________________________________</w:t>
-      </w:r>
-    </w:p>
-    <w:p>
-      <w:r>
-        <w:t>________________________________________________________________</w:t>
-      </w:r>
-    </w:p>
-    <w:p>
-      <w:r>
-        <w:t>________________________________________________________________</w:t>
-      </w:r>
-    </w:p>
-    <w:p>
-      <w:r>
-        <w:t>________________________________________________________________</w:t>
-      </w:r>
-    </w:p>
-    <w:p>
-      <w:pPr>
-        <w:pStyle w:val="Heading3"/>
-      </w:pPr>
-      <w:r>
-        <w:t>Hint · try first</w:t>
-      </w:r>
-    </w:p>
-    <w:p>
-      <w:pPr>
-        <w:spacing w:line="336" w:lineRule="auto" w:after="180"/>
-        <w:shd w:fill="F1F6F8"/>
-      </w:pPr>
-      <w:r>
-        <w:rPr>
-          <w:b w:val="0"/>
-        </w:rPr>
-        <w:t>Hint if needed: Use the changed condition and the deciding step in the pictorial trace. The answer must say what follows from those facts.</w:t>
-      </w:r>
-    </w:p>
-    <w:p>
-      <w:pPr>
-        <w:pStyle w:val="Heading3"/>
-      </w:pPr>
-      <w:r>
-        <w:t>Feedback · compare after trying</w:t>
-      </w:r>
-    </w:p>
-    <w:p>
-      <w:pPr>
-        <w:spacing w:line="336" w:lineRule="auto" w:after="180"/>
-        <w:shd w:fill="F1F6FC"/>
-      </w:pPr>
-      <w:r>
-        <w:rPr>
-          <w:b w:val="0"/>
-        </w:rPr>
-        <w:t xml:space="preserve">After your attempt, compare with the supported explanation: Fail the integration check: map is the wrong item. The request now reaches </w:t>
-      </w:r>
-      <w:r>
-        <w:rPr>
-          <w:b/>
-        </w:rPr>
-        <w:t>evidence</w:t>
-      </w:r>
-      <w:r>
-        <w:rPr>
-          <w:b w:val="0"/>
-        </w:rPr>
-        <w:t xml:space="preserve"> for another identifier.</w:t>
-      </w:r>
-    </w:p>
-    <w:p>
-      <w:pPr>
-        <w:pStyle w:val="Heading3"/>
-      </w:pPr>
-      <w:r>
-        <w:t>Repair a missing building block</w:t>
-      </w:r>
-    </w:p>
-    <w:p>
-      <w:pPr>
-        <w:spacing w:line="336" w:lineRule="auto" w:after="180"/>
-      </w:pPr>
-      <w:r>
-        <w:rPr>
-          <w:b w:val="0"/>
-        </w:rPr>
-        <w:t xml:space="preserve">Review Testing model-dependent behaviour (ai-6/8). Goal: Explain the </w:t>
-      </w:r>
-      <w:r>
-        <w:rPr>
-          <w:b/>
-        </w:rPr>
-        <w:t>mechanism</w:t>
-      </w:r>
-      <w:r>
-        <w:rPr>
-          <w:b w:val="0"/>
-        </w:rPr>
-        <w:t xml:space="preserve"> and terminology of testing model-dependent behaviour.</w:t>
-      </w:r>
-    </w:p>
-    <w:p>
-      <w:pPr>
-        <w:spacing w:line="336" w:lineRule="auto" w:after="180"/>
-      </w:pPr>
-      <w:r>
-        <w:rPr>
-          <w:b w:val="0"/>
-        </w:rPr>
-        <w:t>Short practice: Score "Friday in room B" and "Friday in room D" against both mandatory criteria. Would a correct 25-word response pass, and why?. Return to this week and explain what you changed.</w:t>
-      </w:r>
-    </w:p>
-    <w:p>
-      <w:pPr>
-        <w:spacing w:line="336" w:lineRule="auto" w:after="180"/>
-      </w:pPr>
-      <w:r>
-        <w:rPr>
-          <w:b w:val="0"/>
-        </w:rPr>
-        <w:t xml:space="preserve">Review Least privilege and tool scopes (ai-6/6). Goal: Explain the </w:t>
-      </w:r>
-      <w:r>
-        <w:rPr>
-          <w:b/>
-        </w:rPr>
-        <w:t>mechanism</w:t>
-      </w:r>
-      <w:r>
-        <w:rPr>
-          <w:b w:val="0"/>
-        </w:rPr>
-        <w:t xml:space="preserve"> and terminology of least privilege and tool scopes. Short practice: Classify read S2, write S2 and read S5 as permitted or denied.</w:t>
-      </w:r>
-    </w:p>
-    <w:p>
-      <w:pPr>
-        <w:spacing w:line="336" w:lineRule="auto" w:after="180"/>
-      </w:pPr>
-      <w:r>
-        <w:rPr>
-          <w:b w:val="0"/>
-        </w:rPr>
-        <w:t>Identify the operation or station mismatch for each denial, then reconsider after read S5 is added to trusted scope.. Return to this week and explain what you changed.</w:t>
-      </w:r>
-    </w:p>
-    <w:p>
-      <w:pPr>
-        <w:spacing w:line="336" w:lineRule="auto" w:after="180"/>
-      </w:pPr>
-      <w:r>
-        <w:rPr>
-          <w:b w:val="0"/>
-        </w:rPr>
-        <w:t xml:space="preserve">Review Typed contracts and schemas (ai-6/3). Goal: Explain the </w:t>
-      </w:r>
-      <w:r>
-        <w:rPr>
-          <w:b/>
-        </w:rPr>
-        <w:t>mechanism</w:t>
-      </w:r>
-      <w:r>
-        <w:rPr>
-          <w:b w:val="0"/>
-        </w:rPr>
-        <w:t xml:space="preserve"> and terminology of typed contracts and schemas. Short practice: Compare A’s count 4 with B’s count "4".</w:t>
-      </w:r>
-    </w:p>
-    <w:p>
-      <w:pPr>
-        <w:spacing w:line="336" w:lineRule="auto" w:after="180"/>
-      </w:pPr>
-      <w:r>
-        <w:rPr>
-          <w:b w:val="0"/>
-        </w:rPr>
-        <w:t>Which record passes, which gate rejects B, and why does changing A’s count to -1 create a different failure?. Return to this week and explain what you changed.</w:t>
-      </w:r>
-    </w:p>
-    <w:p>
-      <w:pPr>
-        <w:pStyle w:val="Heading3"/>
-      </w:pPr>
-      <w:r>
         <w:t>Keep your completed work</w:t>
       </w:r>
     </w:p>
     <w:p>
       <w:pPr>
-        <w:spacing w:line="336" w:lineRule="auto" w:after="180"/>
-      </w:pPr>
-      <w:r>
-        <w:rPr>
-          <w:b w:val="0"/>
-        </w:rPr>
-        <w:t xml:space="preserve">Use Download completed work in the hosted lesson to export your answers, reflections, practice feedback and code-run </w:t>
-      </w:r>
-      <w:r>
-        <w:rPr>
-          <w:b/>
-        </w:rPr>
-        <w:t>evidence</w:t>
-      </w:r>
-      <w:r>
-        <w:rPr>
-          <w:b w:val="0"/>
-        </w:rPr>
-        <w:t>. Open the HTML copy to read or print it.</w:t>
-      </w:r>
-    </w:p>
-    <w:p>
-      <w:pPr>
-        <w:spacing w:line="336" w:lineRule="auto" w:after="180"/>
-      </w:pPr>
-      <w:r>
-        <w:rPr>
-          <w:b w:val="0"/>
-        </w:rPr>
-        <w:t>Drafts stay in this browser when storage is available; clear drafts on a shared device.</w:t>
-      </w:r>
-    </w:p>
-    <w:p>
-      <w:pPr>
-        <w:pStyle w:val="Heading3"/>
-      </w:pPr>
-      <w:r>
-        <w:t>What I repaired, the evidence I kept and the next test</w:t>
-      </w:r>
-    </w:p>
-    <w:p>
-      <w:r>
-        <w:t>________________________________________________________________</w:t>
-      </w:r>
-    </w:p>
-    <w:p>
-      <w:r>
-        <w:t>________________________________________________________________</w:t>
-      </w:r>
-    </w:p>
-    <w:p>
-      <w:r>
-        <w:t>________________________________________________________________</w:t>
-      </w:r>
-    </w:p>
-    <w:p>
-      <w:r>
-        <w:t>________________________________________________________________</w:t>
-      </w:r>
-    </w:p>
-    <w:p>
-      <w:r>
-        <w:t>________________________________________________________________</w:t>
-      </w:r>
-    </w:p>
-    <w:p>
-      <w:pPr>
         <w:pStyle w:val="Heading1"/>
       </w:pPr>
       <w:r>
-        <w:t>15. Visual concept journey</w:t>
-      </w:r>
-    </w:p>
-    <w:p>
-      <w:r>
-        <w:t>Explain each Integration tests and fixtures picture from its labels, then record a relevant limit.</w:t>
-      </w:r>
-    </w:p>
-    <w:p>
-      <w:pPr>
-        <w:pStyle w:val="Heading3"/>
+        <w:t>15. Reference · Six-picture response sheets</w:t>
+      </w:r>
+    </w:p>
+    <w:p>
+      <w:r>
+        <w:t>Choose the picture that helps explain the current step.</w:t>
+      </w:r>
+    </w:p>
+    <w:p>
+      <w:pPr>
+        <w:pStyle w:val="Heading2"/>
       </w:pPr>
       <w:r>
         <w:t>01. Integration tests and fixtures: the case</w:t>
@@ -2391,7 +2040,6 @@
     <w:p>
       <w:pPr>
         <w:spacing w:line="336" w:lineRule="auto" w:after="180"/>
-        <w:shd w:fill="F5F1FB"/>
       </w:pPr>
       <w:r>
         <w:rPr>
@@ -2430,7 +2078,7 @@
     </w:p>
     <w:p>
       <w:pPr>
-        <w:pStyle w:val="Heading3"/>
+        <w:pStyle w:val="Heading2"/>
       </w:pPr>
       <w:r>
         <w:t>02. Follow the deciding steps</w:t>
@@ -2498,7 +2146,6 @@
     <w:p>
       <w:pPr>
         <w:spacing w:line="336" w:lineRule="auto" w:after="180"/>
-        <w:shd w:fill="F5F1FB"/>
       </w:pPr>
       <w:r>
         <w:rPr>
@@ -2549,7 +2196,7 @@
     </w:p>
     <w:p>
       <w:pPr>
-        <w:pStyle w:val="Heading3"/>
+        <w:pStyle w:val="Heading2"/>
       </w:pPr>
       <w:r>
         <w:t>03. Integration tests and fixtures — evidence trace</w:t>
@@ -2692,7 +2339,6 @@
     <w:p>
       <w:pPr>
         <w:spacing w:line="336" w:lineRule="auto" w:after="180"/>
-        <w:shd w:fill="F5F1FB"/>
       </w:pPr>
       <w:r>
         <w:rPr>
@@ -2731,7 +2377,7 @@
     </w:p>
     <w:p>
       <w:pPr>
-        <w:pStyle w:val="Heading3"/>
+        <w:pStyle w:val="Heading2"/>
       </w:pPr>
       <w:r>
         <w:t>04. Change one thing. Trace what follows.</w:t>
@@ -2810,7 +2456,6 @@
     <w:p>
       <w:pPr>
         <w:spacing w:line="336" w:lineRule="auto" w:after="180"/>
-        <w:shd w:fill="F5F1FB"/>
       </w:pPr>
       <w:r>
         <w:rPr>
@@ -2849,7 +2494,7 @@
     </w:p>
     <w:p>
       <w:pPr>
-        <w:pStyle w:val="Heading3"/>
+        <w:pStyle w:val="Heading2"/>
       </w:pPr>
       <w:r>
         <w:t>05. Connect the explanation to its limit</w:t>
@@ -2934,7 +2579,6 @@
     <w:p>
       <w:pPr>
         <w:spacing w:line="336" w:lineRule="auto" w:after="180"/>
-        <w:shd w:fill="F5F1FB"/>
       </w:pPr>
       <w:r>
         <w:rPr>
@@ -2973,7 +2617,7 @@
     </w:p>
     <w:p>
       <w:pPr>
-        <w:pStyle w:val="Heading3"/>
+        <w:pStyle w:val="Heading2"/>
       </w:pPr>
       <w:r>
         <w:t>06. Make the idea visible in your project</w:t>
@@ -3076,7 +2720,6 @@
     <w:p>
       <w:pPr>
         <w:spacing w:line="336" w:lineRule="auto" w:after="180"/>
-        <w:shd w:fill="F5F1FB"/>
       </w:pPr>
       <w:r>
         <w:rPr>
@@ -3123,6 +2766,62 @@
     <w:p>
       <w:r>
         <w:t>________________________________________________________________</w:t>
+      </w:r>
+    </w:p>
+    <w:p>
+      <w:pPr>
+        <w:pStyle w:val="Heading2"/>
+      </w:pPr>
+      <w:r>
+        <w:t>Earlier wording, alternatives and picture transcripts · reference / check after trying</w:t>
+      </w:r>
+    </w:p>
+    <w:p>
+      <w:pPr>
+        <w:pStyle w:val="Heading3"/>
+      </w:pPr>
+      <w:r>
+        <w:t>01. Integration tests and fixtures: the case</w:t>
+      </w:r>
+    </w:p>
+    <w:p>
+      <w:pPr>
+        <w:pStyle w:val="Heading3"/>
+      </w:pPr>
+      <w:r>
+        <w:t>02. Follow the deciding steps</w:t>
+      </w:r>
+    </w:p>
+    <w:p>
+      <w:pPr>
+        <w:pStyle w:val="Heading3"/>
+      </w:pPr>
+      <w:r>
+        <w:t>03. Integration tests and fixtures — evidence trace</w:t>
+      </w:r>
+    </w:p>
+    <w:p>
+      <w:pPr>
+        <w:pStyle w:val="Heading3"/>
+      </w:pPr>
+      <w:r>
+        <w:t>04. Change one thing. Trace what follows.</w:t>
+      </w:r>
+    </w:p>
+    <w:p>
+      <w:pPr>
+        <w:pStyle w:val="Heading3"/>
+      </w:pPr>
+      <w:r>
+        <w:t>05. Connect the explanation to its limit</w:t>
+      </w:r>
+    </w:p>
+    <w:p>
+      <w:pPr>
+        <w:pStyle w:val="Heading3"/>
+      </w:pPr>
+      <w:r>
+        <w:t>06. Make the idea visible in your project</w:t>
       </w:r>
     </w:p>
     <w:sectPr>
